--- a/论文/仿生树形微通道散热_期刊投稿版.docx
+++ b/论文/仿生树形微通道散热_期刊投稿版.docx
@@ -2,6 +2,68 @@
 <file path=word/document.xml><?xml version="1.0" encoding="utf-8"?>
 <w:document xmlns:wpc="http://schemas.microsoft.com/office/word/2010/wordprocessingCanvas" xmlns:mo="http://schemas.microsoft.com/office/mac/office/2008/main" xmlns:mc="http://schemas.openxmlformats.org/markup-compatibility/2006" xmlns:mv="urn:schemas-microsoft-com:mac:vml" xmlns:o="urn:schemas-microsoft-com:office:office" xmlns:r="http://schemas.openxmlformats.org/officeDocument/2006/relationships" xmlns:m="http://schemas.openxmlformats.org/officeDocument/2006/math" xmlns:v="urn:schemas-microsoft-com:vml" xmlns:wp14="http://schemas.microsoft.com/office/word/2010/wordprocessingDrawing" xmlns:wp="http://schemas.openxmlformats.org/drawingml/2006/wordprocessingDrawing" xmlns:w10="urn:schemas-microsoft-com:office:word" xmlns:w="http://schemas.openxmlformats.org/wordprocessingml/2006/main" xmlns:w14="http://schemas.microsoft.com/office/word/2010/wordml" xmlns:wpg="http://schemas.microsoft.com/office/word/2010/wordprocessingGroup" xmlns:wpi="http://schemas.microsoft.com/office/word/2010/wordprocessingInk" xmlns:wne="http://schemas.microsoft.com/office/word/2006/wordml" xmlns:wps="http://schemas.microsoft.com/office/word/2010/wordprocessingShape" mc:Ignorable="w14 wp14">
   <w:body>
+    <w:p xmlns:a="http://schemas.openxmlformats.org/drawingml/2006/main">
+      <w:r>
+        <w:rPr>
+          <w:noProof/>
+        </w:rPr>
+        <w:drawing>
+          <wp:inline distT="0" distB="0" distL="0" distR="0">
+            <wp:extent cx="2400000" cy="380000"/>
+            <wp:docPr id="4" name="AILabel"/>
+            <a:graphic>
+              <a:graphicData uri="http://schemas.microsoft.com/office/word/2010/wordprocessingShape">
+                <wps:wsp>
+                  <wps:cNvSpPr txBox="1"/>
+                  <wps:spPr>
+                    <a:xfrm>
+                      <a:off x="0" y="0"/>
+                      <a:ext cx="2400000" cy="380000"/>
+                    </a:xfrm>
+                    <a:prstGeom prst="rect">
+                      <a:avLst/>
+                    </a:prstGeom>
+                    <a:solidFill>
+                      <a:srgbClr val="000000">
+                        <a:alpha val="50000"/>
+                      </a:srgbClr>
+                    </a:solidFill>
+                    <a:ln w="12700">
+                      <a:solidFill>
+                        <a:srgbClr val="FFFFFF"/>
+                      </a:solidFill>
+                    </a:ln>
+                  </wps:spPr>
+                  <wps:txbx>
+                    <w:txbxContent>
+                      <w:p>
+                        <w:pPr>
+                          <w:jc w:val="center"/>
+                        </w:pPr>
+                        <w:r>
+                          <w:rPr>
+                            <w:b/>
+                            <w:sz w:val="28"/>
+                            <w:szCs w:val="28"/>
+                            <w:rFonts w:eastAsia="SimSun" w:ascii="Arial" w:hAnsi="Arial"/>
+                            <w:color w:val="FFFFFF"/>
+                          </w:rPr>
+                          <w:t>含 AI 生成</w:t>
+                        </w:r>
+                      </w:p>
+                    </w:txbxContent>
+                  </wps:txbx>
+                  <wps:bodyPr anchor="ctr" anchorCtr="0" lIns="91440" tIns="45720" rIns="91440" bIns="45720">
+                    <a:noAutofit/>
+                  </wps:bodyPr>
+                </wps:wsp>
+              </a:graphicData>
+            </a:graphic>
+          </wp:inline>
+        </w:drawing>
+      </w:r>
+    </w:p>
+    <w:p/>
     <w:p>
       <w:pPr>
         <w:spacing w:after="400"/>
@@ -171,14 +233,14 @@
         </w:tblBorders>
       </w:tblPr>
       <w:tblGrid>
-        <w:gridCol w:w="2882"/>
-        <w:gridCol w:w="2882"/>
-        <w:gridCol w:w="2882"/>
+        <w:gridCol w:w="2880"/>
+        <w:gridCol w:w="2880"/>
+        <w:gridCol w:w="2880"/>
       </w:tblGrid>
       <w:tr>
         <w:tc>
           <w:tcPr>
-            <w:tcW w:type="dxa" w:w="2882"/>
+            <w:tcW w:type="dxa" w:w="2880"/>
             <w:tcBorders>
               <w:bottom w:val="single" w:sz="4" w:space="0" w:color="000000"/>
             </w:tcBorders>
@@ -205,7 +267,7 @@
         </w:tc>
         <w:tc>
           <w:tcPr>
-            <w:tcW w:type="dxa" w:w="2882"/>
+            <w:tcW w:type="dxa" w:w="2880"/>
             <w:tcBorders>
               <w:bottom w:val="single" w:sz="4" w:space="0" w:color="000000"/>
             </w:tcBorders>
@@ -232,7 +294,7 @@
         </w:tc>
         <w:tc>
           <w:tcPr>
-            <w:tcW w:type="dxa" w:w="2882"/>
+            <w:tcW w:type="dxa" w:w="2880"/>
             <w:tcBorders>
               <w:bottom w:val="single" w:sz="4" w:space="0" w:color="000000"/>
             </w:tcBorders>
@@ -261,7 +323,7 @@
       <w:tr>
         <w:tc>
           <w:tcPr>
-            <w:tcW w:type="dxa" w:w="2882"/>
+            <w:tcW w:type="dxa" w:w="2880"/>
           </w:tcPr>
           <w:p>
             <w:pPr>
@@ -291,7 +353,7 @@
         </w:tc>
         <w:tc>
           <w:tcPr>
-            <w:tcW w:type="dxa" w:w="2882"/>
+            <w:tcW w:type="dxa" w:w="2880"/>
           </w:tcPr>
           <w:p>
             <w:pPr>
@@ -311,7 +373,7 @@
         </w:tc>
         <w:tc>
           <w:tcPr>
-            <w:tcW w:type="dxa" w:w="2882"/>
+            <w:tcW w:type="dxa" w:w="2880"/>
           </w:tcPr>
           <w:p>
             <w:pPr>
@@ -333,7 +395,7 @@
       <w:tr>
         <w:tc>
           <w:tcPr>
-            <w:tcW w:type="dxa" w:w="2882"/>
+            <w:tcW w:type="dxa" w:w="2880"/>
           </w:tcPr>
           <w:p>
             <w:pPr>
@@ -363,7 +425,7 @@
         </w:tc>
         <w:tc>
           <w:tcPr>
-            <w:tcW w:type="dxa" w:w="2882"/>
+            <w:tcW w:type="dxa" w:w="2880"/>
           </w:tcPr>
           <w:p>
             <w:pPr>
@@ -383,7 +445,7 @@
         </w:tc>
         <w:tc>
           <w:tcPr>
-            <w:tcW w:type="dxa" w:w="2882"/>
+            <w:tcW w:type="dxa" w:w="2880"/>
           </w:tcPr>
           <w:p>
             <w:pPr>
@@ -405,7 +467,7 @@
       <w:tr>
         <w:tc>
           <w:tcPr>
-            <w:tcW w:type="dxa" w:w="2882"/>
+            <w:tcW w:type="dxa" w:w="2880"/>
           </w:tcPr>
           <w:p>
             <w:pPr>
@@ -435,7 +497,7 @@
         </w:tc>
         <w:tc>
           <w:tcPr>
-            <w:tcW w:type="dxa" w:w="2882"/>
+            <w:tcW w:type="dxa" w:w="2880"/>
           </w:tcPr>
           <w:p>
             <w:pPr>
@@ -455,7 +517,7 @@
         </w:tc>
         <w:tc>
           <w:tcPr>
-            <w:tcW w:type="dxa" w:w="2882"/>
+            <w:tcW w:type="dxa" w:w="2880"/>
           </w:tcPr>
           <w:p>
             <w:pPr>
@@ -477,7 +539,7 @@
       <w:tr>
         <w:tc>
           <w:tcPr>
-            <w:tcW w:type="dxa" w:w="2882"/>
+            <w:tcW w:type="dxa" w:w="2880"/>
           </w:tcPr>
           <w:p>
             <w:pPr>
@@ -507,7 +569,7 @@
         </w:tc>
         <w:tc>
           <w:tcPr>
-            <w:tcW w:type="dxa" w:w="2882"/>
+            <w:tcW w:type="dxa" w:w="2880"/>
           </w:tcPr>
           <w:p>
             <w:pPr>
@@ -574,7 +636,7 @@
         </w:tc>
         <w:tc>
           <w:tcPr>
-            <w:tcW w:type="dxa" w:w="2882"/>
+            <w:tcW w:type="dxa" w:w="2880"/>
           </w:tcPr>
           <w:p>
             <w:pPr>
@@ -596,7 +658,7 @@
       <w:tr>
         <w:tc>
           <w:tcPr>
-            <w:tcW w:type="dxa" w:w="2882"/>
+            <w:tcW w:type="dxa" w:w="2880"/>
           </w:tcPr>
           <w:p>
             <w:pPr>
@@ -616,7 +678,7 @@
         </w:tc>
         <w:tc>
           <w:tcPr>
-            <w:tcW w:type="dxa" w:w="2882"/>
+            <w:tcW w:type="dxa" w:w="2880"/>
           </w:tcPr>
           <w:p>
             <w:pPr>
@@ -636,7 +698,7 @@
         </w:tc>
         <w:tc>
           <w:tcPr>
-            <w:tcW w:type="dxa" w:w="2882"/>
+            <w:tcW w:type="dxa" w:w="2880"/>
           </w:tcPr>
           <w:p>
             <w:pPr>
@@ -658,7 +720,7 @@
       <w:tr>
         <w:tc>
           <w:tcPr>
-            <w:tcW w:type="dxa" w:w="2882"/>
+            <w:tcW w:type="dxa" w:w="2880"/>
           </w:tcPr>
           <w:p>
             <w:pPr>
@@ -678,7 +740,7 @@
         </w:tc>
         <w:tc>
           <w:tcPr>
-            <w:tcW w:type="dxa" w:w="2882"/>
+            <w:tcW w:type="dxa" w:w="2880"/>
           </w:tcPr>
           <w:p>
             <w:pPr>
@@ -698,7 +760,7 @@
         </w:tc>
         <w:tc>
           <w:tcPr>
-            <w:tcW w:type="dxa" w:w="2882"/>
+            <w:tcW w:type="dxa" w:w="2880"/>
           </w:tcPr>
           <w:p>
             <w:pPr>
@@ -720,7 +782,7 @@
       <w:tr>
         <w:tc>
           <w:tcPr>
-            <w:tcW w:type="dxa" w:w="2882"/>
+            <w:tcW w:type="dxa" w:w="2880"/>
           </w:tcPr>
           <w:p>
             <w:pPr>
@@ -740,7 +802,7 @@
         </w:tc>
         <w:tc>
           <w:tcPr>
-            <w:tcW w:type="dxa" w:w="2882"/>
+            <w:tcW w:type="dxa" w:w="2880"/>
           </w:tcPr>
           <w:p>
             <w:pPr>
@@ -760,7 +822,7 @@
         </w:tc>
         <w:tc>
           <w:tcPr>
-            <w:tcW w:type="dxa" w:w="2882"/>
+            <w:tcW w:type="dxa" w:w="2880"/>
           </w:tcPr>
           <w:p>
             <w:pPr>
@@ -782,7 +844,7 @@
       <w:tr>
         <w:tc>
           <w:tcPr>
-            <w:tcW w:type="dxa" w:w="2882"/>
+            <w:tcW w:type="dxa" w:w="2880"/>
           </w:tcPr>
           <w:p>
             <w:pPr>
@@ -802,7 +864,7 @@
         </w:tc>
         <w:tc>
           <w:tcPr>
-            <w:tcW w:type="dxa" w:w="2882"/>
+            <w:tcW w:type="dxa" w:w="2880"/>
           </w:tcPr>
           <w:p>
             <w:pPr>
@@ -822,7 +884,7 @@
         </w:tc>
         <w:tc>
           <w:tcPr>
-            <w:tcW w:type="dxa" w:w="2882"/>
+            <w:tcW w:type="dxa" w:w="2880"/>
           </w:tcPr>
           <w:p>
             <w:pPr>
@@ -844,7 +906,7 @@
       <w:tr>
         <w:tc>
           <w:tcPr>
-            <w:tcW w:type="dxa" w:w="2882"/>
+            <w:tcW w:type="dxa" w:w="2880"/>
           </w:tcPr>
           <w:p>
             <w:pPr>
@@ -864,7 +926,7 @@
         </w:tc>
         <w:tc>
           <w:tcPr>
-            <w:tcW w:type="dxa" w:w="2882"/>
+            <w:tcW w:type="dxa" w:w="2880"/>
           </w:tcPr>
           <w:p>
             <w:pPr>
@@ -884,7 +946,7 @@
         </w:tc>
         <w:tc>
           <w:tcPr>
-            <w:tcW w:type="dxa" w:w="2882"/>
+            <w:tcW w:type="dxa" w:w="2880"/>
           </w:tcPr>
           <w:p>
             <w:pPr>
@@ -906,7 +968,7 @@
       <w:tr>
         <w:tc>
           <w:tcPr>
-            <w:tcW w:type="dxa" w:w="2882"/>
+            <w:tcW w:type="dxa" w:w="2880"/>
           </w:tcPr>
           <w:p>
             <w:pPr>
@@ -926,7 +988,7 @@
         </w:tc>
         <w:tc>
           <w:tcPr>
-            <w:tcW w:type="dxa" w:w="2882"/>
+            <w:tcW w:type="dxa" w:w="2880"/>
           </w:tcPr>
           <w:p>
             <w:pPr>
@@ -946,7 +1008,7 @@
         </w:tc>
         <w:tc>
           <w:tcPr>
-            <w:tcW w:type="dxa" w:w="2882"/>
+            <w:tcW w:type="dxa" w:w="2880"/>
           </w:tcPr>
           <w:p>
             <w:pPr>
@@ -968,7 +1030,7 @@
       <w:tr>
         <w:tc>
           <w:tcPr>
-            <w:tcW w:type="dxa" w:w="2882"/>
+            <w:tcW w:type="dxa" w:w="2880"/>
           </w:tcPr>
           <w:p>
             <w:pPr>
@@ -998,7 +1060,7 @@
         </w:tc>
         <w:tc>
           <w:tcPr>
-            <w:tcW w:type="dxa" w:w="2882"/>
+            <w:tcW w:type="dxa" w:w="2880"/>
           </w:tcPr>
           <w:p>
             <w:pPr>
@@ -1018,7 +1080,7 @@
         </w:tc>
         <w:tc>
           <w:tcPr>
-            <w:tcW w:type="dxa" w:w="2882"/>
+            <w:tcW w:type="dxa" w:w="2880"/>
           </w:tcPr>
           <w:p>
             <w:pPr>
@@ -1040,7 +1102,7 @@
       <w:tr>
         <w:tc>
           <w:tcPr>
-            <w:tcW w:type="dxa" w:w="2882"/>
+            <w:tcW w:type="dxa" w:w="2880"/>
           </w:tcPr>
           <w:p>
             <w:pPr>
@@ -1089,7 +1151,7 @@
         </w:tc>
         <w:tc>
           <w:tcPr>
-            <w:tcW w:type="dxa" w:w="2882"/>
+            <w:tcW w:type="dxa" w:w="2880"/>
           </w:tcPr>
           <w:p>
             <w:pPr>
@@ -1109,7 +1171,7 @@
         </w:tc>
         <w:tc>
           <w:tcPr>
-            <w:tcW w:type="dxa" w:w="2882"/>
+            <w:tcW w:type="dxa" w:w="2880"/>
           </w:tcPr>
           <w:p>
             <w:pPr>
@@ -1131,7 +1193,7 @@
       <w:tr>
         <w:tc>
           <w:tcPr>
-            <w:tcW w:type="dxa" w:w="2882"/>
+            <w:tcW w:type="dxa" w:w="2880"/>
           </w:tcPr>
           <w:p>
             <w:pPr>
@@ -1161,7 +1223,7 @@
         </w:tc>
         <w:tc>
           <w:tcPr>
-            <w:tcW w:type="dxa" w:w="2882"/>
+            <w:tcW w:type="dxa" w:w="2880"/>
           </w:tcPr>
           <w:p>
             <w:pPr>
@@ -1181,7 +1243,7 @@
         </w:tc>
         <w:tc>
           <w:tcPr>
-            <w:tcW w:type="dxa" w:w="2882"/>
+            <w:tcW w:type="dxa" w:w="2880"/>
           </w:tcPr>
           <w:p>
             <w:pPr>
@@ -1203,7 +1265,7 @@
       <w:tr>
         <w:tc>
           <w:tcPr>
-            <w:tcW w:type="dxa" w:w="2882"/>
+            <w:tcW w:type="dxa" w:w="2880"/>
           </w:tcPr>
           <w:p>
             <w:pPr>
@@ -1233,7 +1295,7 @@
         </w:tc>
         <w:tc>
           <w:tcPr>
-            <w:tcW w:type="dxa" w:w="2882"/>
+            <w:tcW w:type="dxa" w:w="2880"/>
           </w:tcPr>
           <w:p>
             <w:pPr>
@@ -1253,7 +1315,7 @@
         </w:tc>
         <w:tc>
           <w:tcPr>
-            <w:tcW w:type="dxa" w:w="2882"/>
+            <w:tcW w:type="dxa" w:w="2880"/>
           </w:tcPr>
           <w:p>
             <w:pPr>
@@ -1275,7 +1337,7 @@
       <w:tr>
         <w:tc>
           <w:tcPr>
-            <w:tcW w:type="dxa" w:w="2882"/>
+            <w:tcW w:type="dxa" w:w="2880"/>
           </w:tcPr>
           <w:p>
             <w:pPr>
@@ -1295,7 +1357,7 @@
         </w:tc>
         <w:tc>
           <w:tcPr>
-            <w:tcW w:type="dxa" w:w="2882"/>
+            <w:tcW w:type="dxa" w:w="2880"/>
           </w:tcPr>
           <w:p>
             <w:pPr>
@@ -1315,7 +1377,7 @@
         </w:tc>
         <w:tc>
           <w:tcPr>
-            <w:tcW w:type="dxa" w:w="2882"/>
+            <w:tcW w:type="dxa" w:w="2880"/>
           </w:tcPr>
           <w:p>
             <w:pPr>
@@ -1337,7 +1399,7 @@
       <w:tr>
         <w:tc>
           <w:tcPr>
-            <w:tcW w:type="dxa" w:w="2882"/>
+            <w:tcW w:type="dxa" w:w="2880"/>
           </w:tcPr>
           <w:p>
             <w:pPr>
@@ -1367,7 +1429,7 @@
         </w:tc>
         <w:tc>
           <w:tcPr>
-            <w:tcW w:type="dxa" w:w="2882"/>
+            <w:tcW w:type="dxa" w:w="2880"/>
           </w:tcPr>
           <w:p>
             <w:pPr>
@@ -1415,7 +1477,7 @@
         </w:tc>
         <w:tc>
           <w:tcPr>
-            <w:tcW w:type="dxa" w:w="2882"/>
+            <w:tcW w:type="dxa" w:w="2880"/>
           </w:tcPr>
           <w:p>
             <w:pPr>
@@ -1437,7 +1499,7 @@
       <w:tr>
         <w:tc>
           <w:tcPr>
-            <w:tcW w:type="dxa" w:w="2882"/>
+            <w:tcW w:type="dxa" w:w="2880"/>
           </w:tcPr>
           <w:p>
             <w:pPr>
@@ -1467,7 +1529,7 @@
         </w:tc>
         <w:tc>
           <w:tcPr>
-            <w:tcW w:type="dxa" w:w="2882"/>
+            <w:tcW w:type="dxa" w:w="2880"/>
           </w:tcPr>
           <w:p>
             <w:pPr>
@@ -1487,7 +1549,7 @@
         </w:tc>
         <w:tc>
           <w:tcPr>
-            <w:tcW w:type="dxa" w:w="2882"/>
+            <w:tcW w:type="dxa" w:w="2880"/>
           </w:tcPr>
           <w:p>
             <w:pPr>
@@ -1509,7 +1571,7 @@
       <w:tr>
         <w:tc>
           <w:tcPr>
-            <w:tcW w:type="dxa" w:w="2882"/>
+            <w:tcW w:type="dxa" w:w="2880"/>
           </w:tcPr>
           <w:p>
             <w:pPr>
@@ -1539,7 +1601,7 @@
         </w:tc>
         <w:tc>
           <w:tcPr>
-            <w:tcW w:type="dxa" w:w="2882"/>
+            <w:tcW w:type="dxa" w:w="2880"/>
           </w:tcPr>
           <w:p>
             <w:pPr>
@@ -1559,7 +1621,7 @@
         </w:tc>
         <w:tc>
           <w:tcPr>
-            <w:tcW w:type="dxa" w:w="2882"/>
+            <w:tcW w:type="dxa" w:w="2880"/>
           </w:tcPr>
           <w:p>
             <w:pPr>
@@ -1581,7 +1643,7 @@
       <w:tr>
         <w:tc>
           <w:tcPr>
-            <w:tcW w:type="dxa" w:w="2882"/>
+            <w:tcW w:type="dxa" w:w="2880"/>
           </w:tcPr>
           <w:p>
             <w:pPr>
@@ -1601,7 +1663,7 @@
         </w:tc>
         <w:tc>
           <w:tcPr>
-            <w:tcW w:type="dxa" w:w="2882"/>
+            <w:tcW w:type="dxa" w:w="2880"/>
           </w:tcPr>
           <w:p>
             <w:pPr>
@@ -1621,7 +1683,7 @@
         </w:tc>
         <w:tc>
           <w:tcPr>
-            <w:tcW w:type="dxa" w:w="2882"/>
+            <w:tcW w:type="dxa" w:w="2880"/>
           </w:tcPr>
           <w:p>
             <w:pPr>
@@ -1643,7 +1705,7 @@
       <w:tr>
         <w:tc>
           <w:tcPr>
-            <w:tcW w:type="dxa" w:w="2882"/>
+            <w:tcW w:type="dxa" w:w="2880"/>
           </w:tcPr>
           <w:p>
             <w:pPr>
@@ -1673,7 +1735,7 @@
         </w:tc>
         <w:tc>
           <w:tcPr>
-            <w:tcW w:type="dxa" w:w="2882"/>
+            <w:tcW w:type="dxa" w:w="2880"/>
           </w:tcPr>
           <w:p>
             <w:pPr>
@@ -1702,7 +1764,7 @@
         </w:tc>
         <w:tc>
           <w:tcPr>
-            <w:tcW w:type="dxa" w:w="2882"/>
+            <w:tcW w:type="dxa" w:w="2880"/>
           </w:tcPr>
           <w:p>
             <w:pPr>
@@ -4633,16 +4695,16 @@
         </w:tblBorders>
       </w:tblPr>
       <w:tblGrid>
-        <w:gridCol w:w="1729"/>
-        <w:gridCol w:w="1729"/>
-        <w:gridCol w:w="1729"/>
-        <w:gridCol w:w="1729"/>
-        <w:gridCol w:w="1729"/>
+        <w:gridCol w:w="1728"/>
+        <w:gridCol w:w="1728"/>
+        <w:gridCol w:w="1728"/>
+        <w:gridCol w:w="1728"/>
+        <w:gridCol w:w="1728"/>
       </w:tblGrid>
       <w:tr>
         <w:tc>
           <w:tcPr>
-            <w:tcW w:type="dxa" w:w="1729"/>
+            <w:tcW w:type="dxa" w:w="1728"/>
             <w:tcBorders>
               <w:bottom w:val="single" w:sz="4" w:space="0" w:color="000000"/>
             </w:tcBorders>
@@ -4678,7 +4740,7 @@
         </w:tc>
         <w:tc>
           <w:tcPr>
-            <w:tcW w:type="dxa" w:w="1729"/>
+            <w:tcW w:type="dxa" w:w="1728"/>
             <w:tcBorders>
               <w:bottom w:val="single" w:sz="4" w:space="0" w:color="000000"/>
             </w:tcBorders>
@@ -4733,7 +4795,7 @@
         </w:tc>
         <w:tc>
           <w:tcPr>
-            <w:tcW w:type="dxa" w:w="1729"/>
+            <w:tcW w:type="dxa" w:w="1728"/>
             <w:tcBorders>
               <w:bottom w:val="single" w:sz="4" w:space="0" w:color="000000"/>
             </w:tcBorders>
@@ -4788,7 +4850,7 @@
         </w:tc>
         <w:tc>
           <w:tcPr>
-            <w:tcW w:type="dxa" w:w="1729"/>
+            <w:tcW w:type="dxa" w:w="1728"/>
             <w:tcBorders>
               <w:bottom w:val="single" w:sz="4" w:space="0" w:color="000000"/>
             </w:tcBorders>
@@ -4843,7 +4905,7 @@
         </w:tc>
         <w:tc>
           <w:tcPr>
-            <w:tcW w:type="dxa" w:w="1729"/>
+            <w:tcW w:type="dxa" w:w="1728"/>
             <w:tcBorders>
               <w:bottom w:val="single" w:sz="4" w:space="0" w:color="000000"/>
             </w:tcBorders>
@@ -4872,7 +4934,7 @@
       <w:tr>
         <w:tc>
           <w:tcPr>
-            <w:tcW w:type="dxa" w:w="1729"/>
+            <w:tcW w:type="dxa" w:w="1728"/>
           </w:tcPr>
           <w:p>
             <w:pPr>
@@ -4892,7 +4954,7 @@
         </w:tc>
         <w:tc>
           <w:tcPr>
-            <w:tcW w:type="dxa" w:w="1729"/>
+            <w:tcW w:type="dxa" w:w="1728"/>
           </w:tcPr>
           <w:p>
             <w:pPr>
@@ -4912,7 +4974,7 @@
         </w:tc>
         <w:tc>
           <w:tcPr>
-            <w:tcW w:type="dxa" w:w="1729"/>
+            <w:tcW w:type="dxa" w:w="1728"/>
           </w:tcPr>
           <w:p>
             <w:pPr>
@@ -4932,7 +4994,7 @@
         </w:tc>
         <w:tc>
           <w:tcPr>
-            <w:tcW w:type="dxa" w:w="1729"/>
+            <w:tcW w:type="dxa" w:w="1728"/>
           </w:tcPr>
           <w:p>
             <w:pPr>
@@ -4952,7 +5014,7 @@
         </w:tc>
         <w:tc>
           <w:tcPr>
-            <w:tcW w:type="dxa" w:w="1729"/>
+            <w:tcW w:type="dxa" w:w="1728"/>
           </w:tcPr>
           <w:p>
             <w:pPr>
@@ -4974,7 +5036,7 @@
       <w:tr>
         <w:tc>
           <w:tcPr>
-            <w:tcW w:type="dxa" w:w="1729"/>
+            <w:tcW w:type="dxa" w:w="1728"/>
           </w:tcPr>
           <w:p>
             <w:pPr>
@@ -4994,7 +5056,7 @@
         </w:tc>
         <w:tc>
           <w:tcPr>
-            <w:tcW w:type="dxa" w:w="1729"/>
+            <w:tcW w:type="dxa" w:w="1728"/>
           </w:tcPr>
           <w:p>
             <w:pPr>
@@ -5014,7 +5076,7 @@
         </w:tc>
         <w:tc>
           <w:tcPr>
-            <w:tcW w:type="dxa" w:w="1729"/>
+            <w:tcW w:type="dxa" w:w="1728"/>
           </w:tcPr>
           <w:p>
             <w:pPr>
@@ -5034,7 +5096,7 @@
         </w:tc>
         <w:tc>
           <w:tcPr>
-            <w:tcW w:type="dxa" w:w="1729"/>
+            <w:tcW w:type="dxa" w:w="1728"/>
           </w:tcPr>
           <w:p>
             <w:pPr>
@@ -5054,7 +5116,7 @@
         </w:tc>
         <w:tc>
           <w:tcPr>
-            <w:tcW w:type="dxa" w:w="1729"/>
+            <w:tcW w:type="dxa" w:w="1728"/>
           </w:tcPr>
           <w:p>
             <w:pPr>
@@ -5076,7 +5138,7 @@
       <w:tr>
         <w:tc>
           <w:tcPr>
-            <w:tcW w:type="dxa" w:w="1729"/>
+            <w:tcW w:type="dxa" w:w="1728"/>
           </w:tcPr>
           <w:p>
             <w:pPr>
@@ -5096,7 +5158,7 @@
         </w:tc>
         <w:tc>
           <w:tcPr>
-            <w:tcW w:type="dxa" w:w="1729"/>
+            <w:tcW w:type="dxa" w:w="1728"/>
           </w:tcPr>
           <w:p>
             <w:pPr>
@@ -5116,7 +5178,7 @@
         </w:tc>
         <w:tc>
           <w:tcPr>
-            <w:tcW w:type="dxa" w:w="1729"/>
+            <w:tcW w:type="dxa" w:w="1728"/>
           </w:tcPr>
           <w:p>
             <w:pPr>
@@ -5136,7 +5198,7 @@
         </w:tc>
         <w:tc>
           <w:tcPr>
-            <w:tcW w:type="dxa" w:w="1729"/>
+            <w:tcW w:type="dxa" w:w="1728"/>
           </w:tcPr>
           <w:p>
             <w:pPr>
@@ -5156,7 +5218,7 @@
         </w:tc>
         <w:tc>
           <w:tcPr>
-            <w:tcW w:type="dxa" w:w="1729"/>
+            <w:tcW w:type="dxa" w:w="1728"/>
           </w:tcPr>
           <w:p>
             <w:pPr>
@@ -5178,7 +5240,7 @@
       <w:tr>
         <w:tc>
           <w:tcPr>
-            <w:tcW w:type="dxa" w:w="1729"/>
+            <w:tcW w:type="dxa" w:w="1728"/>
           </w:tcPr>
           <w:p>
             <w:pPr>
@@ -5198,7 +5260,7 @@
         </w:tc>
         <w:tc>
           <w:tcPr>
-            <w:tcW w:type="dxa" w:w="1729"/>
+            <w:tcW w:type="dxa" w:w="1728"/>
           </w:tcPr>
           <w:p>
             <w:pPr>
@@ -5218,7 +5280,7 @@
         </w:tc>
         <w:tc>
           <w:tcPr>
-            <w:tcW w:type="dxa" w:w="1729"/>
+            <w:tcW w:type="dxa" w:w="1728"/>
           </w:tcPr>
           <w:p>
             <w:pPr>
@@ -5238,7 +5300,7 @@
         </w:tc>
         <w:tc>
           <w:tcPr>
-            <w:tcW w:type="dxa" w:w="1729"/>
+            <w:tcW w:type="dxa" w:w="1728"/>
           </w:tcPr>
           <w:p>
             <w:pPr>
@@ -5258,7 +5320,7 @@
         </w:tc>
         <w:tc>
           <w:tcPr>
-            <w:tcW w:type="dxa" w:w="1729"/>
+            <w:tcW w:type="dxa" w:w="1728"/>
           </w:tcPr>
           <w:p>
             <w:pPr>
@@ -5280,7 +5342,7 @@
       <w:tr>
         <w:tc>
           <w:tcPr>
-            <w:tcW w:type="dxa" w:w="1729"/>
+            <w:tcW w:type="dxa" w:w="1728"/>
           </w:tcPr>
           <w:p>
             <w:pPr>
@@ -5300,7 +5362,7 @@
         </w:tc>
         <w:tc>
           <w:tcPr>
-            <w:tcW w:type="dxa" w:w="1729"/>
+            <w:tcW w:type="dxa" w:w="1728"/>
           </w:tcPr>
           <w:p>
             <w:pPr>
@@ -5320,7 +5382,7 @@
         </w:tc>
         <w:tc>
           <w:tcPr>
-            <w:tcW w:type="dxa" w:w="1729"/>
+            <w:tcW w:type="dxa" w:w="1728"/>
           </w:tcPr>
           <w:p>
             <w:pPr>
@@ -5340,7 +5402,7 @@
         </w:tc>
         <w:tc>
           <w:tcPr>
-            <w:tcW w:type="dxa" w:w="1729"/>
+            <w:tcW w:type="dxa" w:w="1728"/>
           </w:tcPr>
           <w:p>
             <w:pPr>
@@ -5360,7 +5422,7 @@
         </w:tc>
         <w:tc>
           <w:tcPr>
-            <w:tcW w:type="dxa" w:w="1729"/>
+            <w:tcW w:type="dxa" w:w="1728"/>
           </w:tcPr>
           <w:p>
             <w:pPr>
@@ -5552,7 +5614,7 @@
       <w:r>
         <w:drawing>
           <wp:inline xmlns:a="http://schemas.openxmlformats.org/drawingml/2006/main" xmlns:pic="http://schemas.openxmlformats.org/drawingml/2006/picture">
-            <wp:extent cx="7668768" cy="6425184"/>
+            <wp:extent cx="5472000" cy="4477512"/>
             <wp:docPr id="2" name="Picture 2"/>
             <wp:cNvGraphicFramePr>
               <a:graphicFrameLocks noChangeAspect="1"/>
@@ -5561,7 +5623,7 @@
               <a:graphicData uri="http://schemas.openxmlformats.org/drawingml/2006/picture">
                 <pic:pic>
                   <pic:nvPicPr>
-                    <pic:cNvPr id="0" name="chip_route_circuit.png"/>
+                    <pic:cNvPr id="0" name="chip_route_iso.png"/>
                     <pic:cNvPicPr/>
                   </pic:nvPicPr>
                   <pic:blipFill>
@@ -5573,7 +5635,7 @@
                   <pic:spPr>
                     <a:xfrm>
                       <a:off x="0" y="0"/>
-                      <a:ext cx="7668768" cy="6425184"/>
+                      <a:ext cx="5472000" cy="4477512"/>
                     </a:xfrm>
                     <a:prstGeom prst="rect"/>
                   </pic:spPr>
@@ -5596,7 +5658,7 @@
           <w:sz w:val="21"/>
           <w:rFonts w:eastAsia="黑体" w:ascii="Times New Roman" w:hAnsi="Times New Roman"/>
         </w:rPr>
-        <w:t>图2 Simulink 电学类比电路（与 8 邻域网格严格同构）</w:t>
+        <w:t>图2 电学类比电路示意（与 8 邻域网格严格同构，按模型网表重绘，电学网络与数值不变）</w:t>
       </w:r>
     </w:p>
     <w:p>
@@ -5657,17 +5719,17 @@
         </w:tblBorders>
       </w:tblPr>
       <w:tblGrid>
-        <w:gridCol w:w="1441"/>
-        <w:gridCol w:w="1441"/>
-        <w:gridCol w:w="1441"/>
-        <w:gridCol w:w="1441"/>
-        <w:gridCol w:w="1441"/>
-        <w:gridCol w:w="1441"/>
+        <w:gridCol w:w="1440"/>
+        <w:gridCol w:w="1440"/>
+        <w:gridCol w:w="1440"/>
+        <w:gridCol w:w="1440"/>
+        <w:gridCol w:w="1440"/>
+        <w:gridCol w:w="1440"/>
       </w:tblGrid>
       <w:tr>
         <w:tc>
           <w:tcPr>
-            <w:tcW w:type="dxa" w:w="1441"/>
+            <w:tcW w:type="dxa" w:w="1440"/>
             <w:tcBorders>
               <w:bottom w:val="single" w:sz="4" w:space="0" w:color="000000"/>
             </w:tcBorders>
@@ -5703,7 +5765,7 @@
         </w:tc>
         <w:tc>
           <w:tcPr>
-            <w:tcW w:type="dxa" w:w="1441"/>
+            <w:tcW w:type="dxa" w:w="1440"/>
             <w:tcBorders>
               <w:bottom w:val="single" w:sz="4" w:space="0" w:color="000000"/>
             </w:tcBorders>
@@ -5730,7 +5792,7 @@
         </w:tc>
         <w:tc>
           <w:tcPr>
-            <w:tcW w:type="dxa" w:w="1441"/>
+            <w:tcW w:type="dxa" w:w="1440"/>
             <w:tcBorders>
               <w:bottom w:val="single" w:sz="4" w:space="0" w:color="000000"/>
             </w:tcBorders>
@@ -5757,7 +5819,7 @@
         </w:tc>
         <w:tc>
           <w:tcPr>
-            <w:tcW w:type="dxa" w:w="1441"/>
+            <w:tcW w:type="dxa" w:w="1440"/>
             <w:tcBorders>
               <w:bottom w:val="single" w:sz="4" w:space="0" w:color="000000"/>
             </w:tcBorders>
@@ -5803,7 +5865,7 @@
         </w:tc>
         <w:tc>
           <w:tcPr>
-            <w:tcW w:type="dxa" w:w="1441"/>
+            <w:tcW w:type="dxa" w:w="1440"/>
             <w:tcBorders>
               <w:bottom w:val="single" w:sz="4" w:space="0" w:color="000000"/>
             </w:tcBorders>
@@ -5830,7 +5892,7 @@
         </w:tc>
         <w:tc>
           <w:tcPr>
-            <w:tcW w:type="dxa" w:w="1441"/>
+            <w:tcW w:type="dxa" w:w="1440"/>
             <w:tcBorders>
               <w:bottom w:val="single" w:sz="4" w:space="0" w:color="000000"/>
             </w:tcBorders>
@@ -5859,7 +5921,7 @@
       <w:tr>
         <w:tc>
           <w:tcPr>
-            <w:tcW w:type="dxa" w:w="1441"/>
+            <w:tcW w:type="dxa" w:w="1440"/>
           </w:tcPr>
           <w:p>
             <w:pPr>
@@ -5879,7 +5941,7 @@
         </w:tc>
         <w:tc>
           <w:tcPr>
-            <w:tcW w:type="dxa" w:w="1441"/>
+            <w:tcW w:type="dxa" w:w="1440"/>
           </w:tcPr>
           <w:p>
             <w:pPr>
@@ -5899,7 +5961,7 @@
         </w:tc>
         <w:tc>
           <w:tcPr>
-            <w:tcW w:type="dxa" w:w="1441"/>
+            <w:tcW w:type="dxa" w:w="1440"/>
           </w:tcPr>
           <w:p>
             <w:pPr>
@@ -5919,7 +5981,7 @@
         </w:tc>
         <w:tc>
           <w:tcPr>
-            <w:tcW w:type="dxa" w:w="1441"/>
+            <w:tcW w:type="dxa" w:w="1440"/>
           </w:tcPr>
           <w:p>
             <w:pPr>
@@ -5939,7 +6001,7 @@
         </w:tc>
         <w:tc>
           <w:tcPr>
-            <w:tcW w:type="dxa" w:w="1441"/>
+            <w:tcW w:type="dxa" w:w="1440"/>
           </w:tcPr>
           <w:p>
             <w:pPr>
@@ -5959,7 +6021,7 @@
         </w:tc>
         <w:tc>
           <w:tcPr>
-            <w:tcW w:type="dxa" w:w="1441"/>
+            <w:tcW w:type="dxa" w:w="1440"/>
           </w:tcPr>
           <w:p>
             <w:pPr>
@@ -5981,7 +6043,7 @@
       <w:tr>
         <w:tc>
           <w:tcPr>
-            <w:tcW w:type="dxa" w:w="1441"/>
+            <w:tcW w:type="dxa" w:w="1440"/>
           </w:tcPr>
           <w:p>
             <w:pPr>
@@ -6001,7 +6063,7 @@
         </w:tc>
         <w:tc>
           <w:tcPr>
-            <w:tcW w:type="dxa" w:w="1441"/>
+            <w:tcW w:type="dxa" w:w="1440"/>
           </w:tcPr>
           <w:p>
             <w:pPr>
@@ -6021,7 +6083,7 @@
         </w:tc>
         <w:tc>
           <w:tcPr>
-            <w:tcW w:type="dxa" w:w="1441"/>
+            <w:tcW w:type="dxa" w:w="1440"/>
           </w:tcPr>
           <w:p>
             <w:pPr>
@@ -6041,7 +6103,7 @@
         </w:tc>
         <w:tc>
           <w:tcPr>
-            <w:tcW w:type="dxa" w:w="1441"/>
+            <w:tcW w:type="dxa" w:w="1440"/>
           </w:tcPr>
           <w:p>
             <w:pPr>
@@ -6061,7 +6123,7 @@
         </w:tc>
         <w:tc>
           <w:tcPr>
-            <w:tcW w:type="dxa" w:w="1441"/>
+            <w:tcW w:type="dxa" w:w="1440"/>
           </w:tcPr>
           <w:p>
             <w:pPr>
@@ -6081,7 +6143,7 @@
         </w:tc>
         <w:tc>
           <w:tcPr>
-            <w:tcW w:type="dxa" w:w="1441"/>
+            <w:tcW w:type="dxa" w:w="1440"/>
           </w:tcPr>
           <w:p>
             <w:pPr>
@@ -6103,7 +6165,7 @@
       <w:tr>
         <w:tc>
           <w:tcPr>
-            <w:tcW w:type="dxa" w:w="1441"/>
+            <w:tcW w:type="dxa" w:w="1440"/>
           </w:tcPr>
           <w:p>
             <w:pPr>
@@ -6123,7 +6185,7 @@
         </w:tc>
         <w:tc>
           <w:tcPr>
-            <w:tcW w:type="dxa" w:w="1441"/>
+            <w:tcW w:type="dxa" w:w="1440"/>
           </w:tcPr>
           <w:p>
             <w:pPr>
@@ -6143,7 +6205,7 @@
         </w:tc>
         <w:tc>
           <w:tcPr>
-            <w:tcW w:type="dxa" w:w="1441"/>
+            <w:tcW w:type="dxa" w:w="1440"/>
           </w:tcPr>
           <w:p>
             <w:pPr>
@@ -6163,7 +6225,7 @@
         </w:tc>
         <w:tc>
           <w:tcPr>
-            <w:tcW w:type="dxa" w:w="1441"/>
+            <w:tcW w:type="dxa" w:w="1440"/>
           </w:tcPr>
           <w:p>
             <w:pPr>
@@ -6183,7 +6245,7 @@
         </w:tc>
         <w:tc>
           <w:tcPr>
-            <w:tcW w:type="dxa" w:w="1441"/>
+            <w:tcW w:type="dxa" w:w="1440"/>
           </w:tcPr>
           <w:p>
             <w:pPr>
@@ -6203,7 +6265,7 @@
         </w:tc>
         <w:tc>
           <w:tcPr>
-            <w:tcW w:type="dxa" w:w="1441"/>
+            <w:tcW w:type="dxa" w:w="1440"/>
           </w:tcPr>
           <w:p>
             <w:pPr>
@@ -6225,7 +6287,7 @@
       <w:tr>
         <w:tc>
           <w:tcPr>
-            <w:tcW w:type="dxa" w:w="1441"/>
+            <w:tcW w:type="dxa" w:w="1440"/>
           </w:tcPr>
           <w:p>
             <w:pPr>
@@ -6245,7 +6307,7 @@
         </w:tc>
         <w:tc>
           <w:tcPr>
-            <w:tcW w:type="dxa" w:w="1441"/>
+            <w:tcW w:type="dxa" w:w="1440"/>
           </w:tcPr>
           <w:p>
             <w:pPr>
@@ -6265,7 +6327,7 @@
         </w:tc>
         <w:tc>
           <w:tcPr>
-            <w:tcW w:type="dxa" w:w="1441"/>
+            <w:tcW w:type="dxa" w:w="1440"/>
           </w:tcPr>
           <w:p>
             <w:pPr>
@@ -6285,7 +6347,7 @@
         </w:tc>
         <w:tc>
           <w:tcPr>
-            <w:tcW w:type="dxa" w:w="1441"/>
+            <w:tcW w:type="dxa" w:w="1440"/>
           </w:tcPr>
           <w:p>
             <w:pPr>
@@ -6305,7 +6367,7 @@
         </w:tc>
         <w:tc>
           <w:tcPr>
-            <w:tcW w:type="dxa" w:w="1441"/>
+            <w:tcW w:type="dxa" w:w="1440"/>
           </w:tcPr>
           <w:p>
             <w:pPr>
@@ -6325,7 +6387,7 @@
         </w:tc>
         <w:tc>
           <w:tcPr>
-            <w:tcW w:type="dxa" w:w="1441"/>
+            <w:tcW w:type="dxa" w:w="1440"/>
           </w:tcPr>
           <w:p>
             <w:pPr>
@@ -6446,17 +6508,17 @@
         </w:tblBorders>
       </w:tblPr>
       <w:tblGrid>
-        <w:gridCol w:w="1441"/>
-        <w:gridCol w:w="1441"/>
-        <w:gridCol w:w="1441"/>
-        <w:gridCol w:w="1441"/>
-        <w:gridCol w:w="1441"/>
-        <w:gridCol w:w="1441"/>
+        <w:gridCol w:w="1440"/>
+        <w:gridCol w:w="1440"/>
+        <w:gridCol w:w="1440"/>
+        <w:gridCol w:w="1440"/>
+        <w:gridCol w:w="1440"/>
+        <w:gridCol w:w="1440"/>
       </w:tblGrid>
       <w:tr>
         <w:tc>
           <w:tcPr>
-            <w:tcW w:type="dxa" w:w="1441"/>
+            <w:tcW w:type="dxa" w:w="1440"/>
             <w:tcBorders>
               <w:bottom w:val="single" w:sz="4" w:space="0" w:color="000000"/>
             </w:tcBorders>
@@ -6483,7 +6545,7 @@
         </w:tc>
         <w:tc>
           <w:tcPr>
-            <w:tcW w:type="dxa" w:w="1441"/>
+            <w:tcW w:type="dxa" w:w="1440"/>
             <w:tcBorders>
               <w:bottom w:val="single" w:sz="4" w:space="0" w:color="000000"/>
             </w:tcBorders>
@@ -6510,7 +6572,7 @@
         </w:tc>
         <w:tc>
           <w:tcPr>
-            <w:tcW w:type="dxa" w:w="1441"/>
+            <w:tcW w:type="dxa" w:w="1440"/>
             <w:tcBorders>
               <w:bottom w:val="single" w:sz="4" w:space="0" w:color="000000"/>
             </w:tcBorders>
@@ -6537,7 +6599,7 @@
         </w:tc>
         <w:tc>
           <w:tcPr>
-            <w:tcW w:type="dxa" w:w="1441"/>
+            <w:tcW w:type="dxa" w:w="1440"/>
             <w:tcBorders>
               <w:bottom w:val="single" w:sz="4" w:space="0" w:color="000000"/>
             </w:tcBorders>
@@ -6583,7 +6645,7 @@
         </w:tc>
         <w:tc>
           <w:tcPr>
-            <w:tcW w:type="dxa" w:w="1441"/>
+            <w:tcW w:type="dxa" w:w="1440"/>
             <w:tcBorders>
               <w:bottom w:val="single" w:sz="4" w:space="0" w:color="000000"/>
             </w:tcBorders>
@@ -6619,7 +6681,7 @@
         </w:tc>
         <w:tc>
           <w:tcPr>
-            <w:tcW w:type="dxa" w:w="1441"/>
+            <w:tcW w:type="dxa" w:w="1440"/>
             <w:tcBorders>
               <w:bottom w:val="single" w:sz="4" w:space="0" w:color="000000"/>
             </w:tcBorders>
@@ -6648,7 +6710,7 @@
       <w:tr>
         <w:tc>
           <w:tcPr>
-            <w:tcW w:type="dxa" w:w="1441"/>
+            <w:tcW w:type="dxa" w:w="1440"/>
           </w:tcPr>
           <w:p>
             <w:pPr>
@@ -6668,7 +6730,7 @@
         </w:tc>
         <w:tc>
           <w:tcPr>
-            <w:tcW w:type="dxa" w:w="1441"/>
+            <w:tcW w:type="dxa" w:w="1440"/>
           </w:tcPr>
           <w:p>
             <w:pPr>
@@ -6688,7 +6750,7 @@
         </w:tc>
         <w:tc>
           <w:tcPr>
-            <w:tcW w:type="dxa" w:w="1441"/>
+            <w:tcW w:type="dxa" w:w="1440"/>
           </w:tcPr>
           <w:p>
             <w:pPr>
@@ -6708,7 +6770,7 @@
         </w:tc>
         <w:tc>
           <w:tcPr>
-            <w:tcW w:type="dxa" w:w="1441"/>
+            <w:tcW w:type="dxa" w:w="1440"/>
           </w:tcPr>
           <w:p>
             <w:pPr>
@@ -6728,7 +6790,7 @@
         </w:tc>
         <w:tc>
           <w:tcPr>
-            <w:tcW w:type="dxa" w:w="1441"/>
+            <w:tcW w:type="dxa" w:w="1440"/>
           </w:tcPr>
           <w:p>
             <w:pPr>
@@ -6748,7 +6810,7 @@
         </w:tc>
         <w:tc>
           <w:tcPr>
-            <w:tcW w:type="dxa" w:w="1441"/>
+            <w:tcW w:type="dxa" w:w="1440"/>
           </w:tcPr>
           <w:p>
             <w:pPr>
@@ -6770,7 +6832,7 @@
       <w:tr>
         <w:tc>
           <w:tcPr>
-            <w:tcW w:type="dxa" w:w="1441"/>
+            <w:tcW w:type="dxa" w:w="1440"/>
           </w:tcPr>
           <w:p>
             <w:pPr>
@@ -6790,7 +6852,7 @@
         </w:tc>
         <w:tc>
           <w:tcPr>
-            <w:tcW w:type="dxa" w:w="1441"/>
+            <w:tcW w:type="dxa" w:w="1440"/>
           </w:tcPr>
           <w:p>
             <w:pPr>
@@ -6810,7 +6872,7 @@
         </w:tc>
         <w:tc>
           <w:tcPr>
-            <w:tcW w:type="dxa" w:w="1441"/>
+            <w:tcW w:type="dxa" w:w="1440"/>
           </w:tcPr>
           <w:p>
             <w:pPr>
@@ -6830,7 +6892,7 @@
         </w:tc>
         <w:tc>
           <w:tcPr>
-            <w:tcW w:type="dxa" w:w="1441"/>
+            <w:tcW w:type="dxa" w:w="1440"/>
           </w:tcPr>
           <w:p>
             <w:pPr>
@@ -6850,7 +6912,7 @@
         </w:tc>
         <w:tc>
           <w:tcPr>
-            <w:tcW w:type="dxa" w:w="1441"/>
+            <w:tcW w:type="dxa" w:w="1440"/>
           </w:tcPr>
           <w:p>
             <w:pPr>
@@ -6870,7 +6932,7 @@
         </w:tc>
         <w:tc>
           <w:tcPr>
-            <w:tcW w:type="dxa" w:w="1441"/>
+            <w:tcW w:type="dxa" w:w="1440"/>
           </w:tcPr>
           <w:p>
             <w:pPr>
@@ -7002,7 +7064,7 @@
           <w:sz w:val="21"/>
           <w:rFonts w:eastAsia="宋体" w:ascii="Times New Roman" w:hAnsi="Times New Roman"/>
         </w:rPr>
-        <w:t xml:space="preserve"> 四次方惩罚（式 (3)）使其压降远高于直通道。图3 以 2D/1D 共轭扫掠进一步说明：流量由 0.073 增至 73.0 L/min 时峰值变化仅 49.7 °C，而压降随流量线性增长——热侧饱和、水力侧敏感，是该工况的完整特征。</w:t>
+        <w:t xml:space="preserve"> 四次方惩罚（式 (3)）使其压降远高于直通道。表3 的 2D/1D 共轭扫描进一步说明：流量由 0.073 增至 73.0 L/min（约 1000 倍）时峰值由 110.3810 降至 60.6581 °C，降幅 49.7 °C（约 45%）；其中 0.073→0.73 L/min 的首段即占 41.6 °C，此后 100 倍流量仅再降 8.2 °C，7.3 L/min 以上更只余 1.2 °C——热侧迅速饱和，而压降随流量近似线性增长，水力侧始终敏感。</w:t>
       </w:r>
     </w:p>
     <w:p>
@@ -7031,35 +7093,7 @@
           <w:sz w:val="21"/>
           <w:rFonts w:eastAsia="宋体" w:ascii="Times New Roman" w:hAnsi="Times New Roman"/>
         </w:rPr>
-        <w:t xml:space="preserve">在 2/3/4/5 芯片布局、等钉住口径下扫描预算 400–1300 格，共 24 组设计点，其中 18 组成功求解、6 组被 C1 门跳过（均为 5 芯片布局—— budget 不足时树无法同时进入全部五个 footprint，见 4.4.4 节）；另有 8 组间距扫描。表5 给出代表工况：树在全部成功布局上 </w:t>
-      </w:r>
-      <w:r>
-        <w:rPr>
-          <w:b w:val="0"/>
-          <w:i/>
-          <w:sz w:val="21"/>
-          <w:rFonts w:eastAsia="Times New Roman" w:ascii="Times New Roman" w:hAnsi="Times New Roman"/>
-        </w:rPr>
-        <w:t>T</w:t>
-      </w:r>
-      <w:r>
-        <w:rPr>
-          <w:b w:val="0"/>
-          <w:i/>
-          <w:sz w:val="17"/>
-          <w:rFonts w:eastAsia="Times New Roman" w:ascii="Times New Roman" w:hAnsi="Times New Roman"/>
-          <w:vertAlign w:val="subscript"/>
-        </w:rPr>
-        <w:t>max</w:t>
-      </w:r>
-      <w:r>
-        <w:rPr>
-          <w:b w:val="0"/>
-          <w:i w:val="0"/>
-          <w:sz w:val="21"/>
-          <w:rFonts w:eastAsia="宋体" w:ascii="Times New Roman" w:hAnsi="Times New Roman"/>
-        </w:rPr>
-        <w:t xml:space="preserve"> 低于“一管一芯片”的径向基线，差值由 -4.25 °C（3 chips, triangle、700 格）变化至 -0.87 °C（4 chips, corners、400 格），优势随预算增大而收窄；代价是压降比随预算上升，最大达 9173×。等钉住约束的满足情况由 18/18 组逐格相等保证。</w:t>
+        <w:t>在 2/3/4/5 芯片布局、等钉住口径下扫描预算 400–1300 格，共 24 组设计点，其中 18 组成功求解、6 组被 N4b 几何门跳过（均为 5 芯片布局——真实 17×17 footprint 下中心块与四角块相接，五个源块融合为单一连通区、逐芯片指标无定义，见 4.4.4 节）；另有 8 组间距扫描。表5 给出全部 18 组成功布局：树在全部成功布局上 Tmax 低于“一管一芯片”的径向基线，差值由 -4.69 °C（3 chips, triangle、700 格）变化至 -0.92 °C（4 chips, corners、600 格）。优势并非随预算单调：2 芯片在 600–700 格达到最大（-3.74 °C），更小（400 格，-3.16 °C）与更大预算（1000–1300 格，-1.82 至 -2.08 °C）均收窄；3 芯片在中段 700 格最深（-4.69 °C）；4 芯片在 400 格最深（-2.74 °C）而在 600 格最浅（-0.92 °C），到 1300 格仅缓慢回到 -1.09 °C。代价是压降比，18 组落在 28.6×–96.9× 区间（全部 26 个成功 case 为 27.8×–96.9×）。等钉住约束的满足情况由 18/18 组逐格相等保证，且每个芯片均被触及（最大芯片距 0）。两处例外需说明：3 芯片/400 格时树的高温区 1427 mm²、对照组 1352 mm²；4 芯片/600 格时 1519 mm² 对 1516 mm²——这是 26 个 case 中仅有的两处树/对照高温区比值大于 1（比值区间 0.47–1.06）。</w:t>
       </w:r>
     </w:p>
     <w:p>
@@ -7074,7 +7108,7 @@
           <w:sz w:val="21"/>
           <w:rFonts w:eastAsia="黑体" w:ascii="Times New Roman" w:hAnsi="Times New Roman"/>
         </w:rPr>
-        <w:t>表5 等钉住口径下树与径向基线比较（18 组成功扫描中的代表工况）</w:t>
+        <w:t>表5 等钉住口径下树与径向基线的比较（全部 18 组成功布局）</w:t>
       </w:r>
     </w:p>
     <w:tbl>
@@ -7091,18 +7125,18 @@
         </w:tblBorders>
       </w:tblPr>
       <w:tblGrid>
-        <w:gridCol w:w="1235"/>
-        <w:gridCol w:w="1235"/>
-        <w:gridCol w:w="1235"/>
-        <w:gridCol w:w="1235"/>
-        <w:gridCol w:w="1235"/>
-        <w:gridCol w:w="1235"/>
-        <w:gridCol w:w="1235"/>
+        <w:gridCol w:w="1234"/>
+        <w:gridCol w:w="1234"/>
+        <w:gridCol w:w="1234"/>
+        <w:gridCol w:w="1234"/>
+        <w:gridCol w:w="1234"/>
+        <w:gridCol w:w="1234"/>
+        <w:gridCol w:w="1234"/>
       </w:tblGrid>
       <w:tr>
         <w:tc>
           <w:tcPr>
-            <w:tcW w:type="dxa" w:w="1235"/>
+            <w:tcW w:type="dxa" w:w="1234"/>
             <w:tcBorders>
               <w:bottom w:val="single" w:sz="4" w:space="0" w:color="000000"/>
             </w:tcBorders>
@@ -7129,7 +7163,7 @@
         </w:tc>
         <w:tc>
           <w:tcPr>
-            <w:tcW w:type="dxa" w:w="1235"/>
+            <w:tcW w:type="dxa" w:w="1234"/>
             <w:tcBorders>
               <w:bottom w:val="single" w:sz="4" w:space="0" w:color="000000"/>
             </w:tcBorders>
@@ -7156,7 +7190,7 @@
         </w:tc>
         <w:tc>
           <w:tcPr>
-            <w:tcW w:type="dxa" w:w="1235"/>
+            <w:tcW w:type="dxa" w:w="1234"/>
             <w:tcBorders>
               <w:bottom w:val="single" w:sz="4" w:space="0" w:color="000000"/>
             </w:tcBorders>
@@ -7183,7 +7217,7 @@
         </w:tc>
         <w:tc>
           <w:tcPr>
-            <w:tcW w:type="dxa" w:w="1235"/>
+            <w:tcW w:type="dxa" w:w="1234"/>
             <w:tcBorders>
               <w:bottom w:val="single" w:sz="4" w:space="0" w:color="000000"/>
             </w:tcBorders>
@@ -7238,7 +7272,7 @@
         </w:tc>
         <w:tc>
           <w:tcPr>
-            <w:tcW w:type="dxa" w:w="1235"/>
+            <w:tcW w:type="dxa" w:w="1234"/>
             <w:tcBorders>
               <w:bottom w:val="single" w:sz="4" w:space="0" w:color="000000"/>
             </w:tcBorders>
@@ -7293,7 +7327,7 @@
         </w:tc>
         <w:tc>
           <w:tcPr>
-            <w:tcW w:type="dxa" w:w="1235"/>
+            <w:tcW w:type="dxa" w:w="1234"/>
             <w:tcBorders>
               <w:bottom w:val="single" w:sz="4" w:space="0" w:color="000000"/>
             </w:tcBorders>
@@ -7339,7 +7373,7 @@
         </w:tc>
         <w:tc>
           <w:tcPr>
-            <w:tcW w:type="dxa" w:w="1235"/>
+            <w:tcW w:type="dxa" w:w="1234"/>
             <w:tcBorders>
               <w:bottom w:val="single" w:sz="4" w:space="0" w:color="000000"/>
             </w:tcBorders>
@@ -7377,7 +7411,7 @@
       <w:tr>
         <w:tc>
           <w:tcPr>
-            <w:tcW w:type="dxa" w:w="1235"/>
+            <w:tcW w:type="dxa" w:w="1234"/>
           </w:tcPr>
           <w:p>
             <w:pPr>
@@ -7397,7 +7431,7 @@
         </w:tc>
         <w:tc>
           <w:tcPr>
-            <w:tcW w:type="dxa" w:w="1235"/>
+            <w:tcW w:type="dxa" w:w="1234"/>
           </w:tcPr>
           <w:p>
             <w:pPr>
@@ -7417,7 +7451,7 @@
         </w:tc>
         <w:tc>
           <w:tcPr>
-            <w:tcW w:type="dxa" w:w="1235"/>
+            <w:tcW w:type="dxa" w:w="1234"/>
           </w:tcPr>
           <w:p>
             <w:pPr>
@@ -7437,7 +7471,7 @@
         </w:tc>
         <w:tc>
           <w:tcPr>
-            <w:tcW w:type="dxa" w:w="1235"/>
+            <w:tcW w:type="dxa" w:w="1234"/>
           </w:tcPr>
           <w:p>
             <w:pPr>
@@ -7457,7 +7491,7 @@
         </w:tc>
         <w:tc>
           <w:tcPr>
-            <w:tcW w:type="dxa" w:w="1235"/>
+            <w:tcW w:type="dxa" w:w="1234"/>
           </w:tcPr>
           <w:p>
             <w:pPr>
@@ -7471,13 +7505,13 @@
                 <w:sz w:val="21"/>
                 <w:rFonts w:eastAsia="Times New Roman" w:ascii="Times New Roman" w:hAnsi="Times New Roman"/>
               </w:rPr>
-              <w:t>32.245</w:t>
-            </w:r>
-          </w:p>
-        </w:tc>
-        <w:tc>
-          <w:tcPr>
-            <w:tcW w:type="dxa" w:w="1235"/>
+              <w:t>31.841</w:t>
+            </w:r>
+          </w:p>
+        </w:tc>
+        <w:tc>
+          <w:tcPr>
+            <w:tcW w:type="dxa" w:w="1234"/>
           </w:tcPr>
           <w:p>
             <w:pPr>
@@ -7491,13 +7525,13 @@
                 <w:sz w:val="21"/>
                 <w:rFonts w:eastAsia="Times New Roman" w:ascii="Times New Roman" w:hAnsi="Times New Roman"/>
               </w:rPr>
-              <w:t>-3.560</w:t>
-            </w:r>
-          </w:p>
-        </w:tc>
-        <w:tc>
-          <w:tcPr>
-            <w:tcW w:type="dxa" w:w="1235"/>
+              <w:t>-3.157</w:t>
+            </w:r>
+          </w:p>
+        </w:tc>
+        <w:tc>
+          <w:tcPr>
+            <w:tcW w:type="dxa" w:w="1234"/>
           </w:tcPr>
           <w:p>
             <w:pPr>
@@ -7511,7 +7545,7 @@
                 <w:sz w:val="21"/>
                 <w:rFonts w:eastAsia="Times New Roman" w:ascii="Times New Roman" w:hAnsi="Times New Roman"/>
               </w:rPr>
-              <w:t>219.5×</w:t>
+              <w:t>70.3×</w:t>
             </w:r>
           </w:p>
         </w:tc>
@@ -7519,7 +7553,7 @@
       <w:tr>
         <w:tc>
           <w:tcPr>
-            <w:tcW w:type="dxa" w:w="1235"/>
+            <w:tcW w:type="dxa" w:w="1234"/>
           </w:tcPr>
           <w:p>
             <w:pPr>
@@ -7539,7 +7573,7 @@
         </w:tc>
         <w:tc>
           <w:tcPr>
-            <w:tcW w:type="dxa" w:w="1235"/>
+            <w:tcW w:type="dxa" w:w="1234"/>
           </w:tcPr>
           <w:p>
             <w:pPr>
@@ -7553,13 +7587,13 @@
                 <w:sz w:val="21"/>
                 <w:rFonts w:eastAsia="Times New Roman" w:ascii="Times New Roman" w:hAnsi="Times New Roman"/>
               </w:rPr>
-              <w:t>1300</w:t>
-            </w:r>
-          </w:p>
-        </w:tc>
-        <w:tc>
-          <w:tcPr>
-            <w:tcW w:type="dxa" w:w="1235"/>
+              <w:t>600</w:t>
+            </w:r>
+          </w:p>
+        </w:tc>
+        <w:tc>
+          <w:tcPr>
+            <w:tcW w:type="dxa" w:w="1234"/>
           </w:tcPr>
           <w:p>
             <w:pPr>
@@ -7573,13 +7607,13 @@
                 <w:sz w:val="21"/>
                 <w:rFonts w:eastAsia="Times New Roman" w:ascii="Times New Roman" w:hAnsi="Times New Roman"/>
               </w:rPr>
-              <w:t>722</w:t>
-            </w:r>
-          </w:p>
-        </w:tc>
-        <w:tc>
-          <w:tcPr>
-            <w:tcW w:type="dxa" w:w="1235"/>
+              <w:t>135</w:t>
+            </w:r>
+          </w:p>
+        </w:tc>
+        <w:tc>
+          <w:tcPr>
+            <w:tcW w:type="dxa" w:w="1234"/>
           </w:tcPr>
           <w:p>
             <w:pPr>
@@ -7593,13 +7627,13 @@
                 <w:sz w:val="21"/>
                 <w:rFonts w:eastAsia="Times New Roman" w:ascii="Times New Roman" w:hAnsi="Times New Roman"/>
               </w:rPr>
-              <w:t>27.060</w:t>
-            </w:r>
-          </w:p>
-        </w:tc>
-        <w:tc>
-          <w:tcPr>
-            <w:tcW w:type="dxa" w:w="1235"/>
+              <w:t>27.733</w:t>
+            </w:r>
+          </w:p>
+        </w:tc>
+        <w:tc>
+          <w:tcPr>
+            <w:tcW w:type="dxa" w:w="1234"/>
           </w:tcPr>
           <w:p>
             <w:pPr>
@@ -7613,13 +7647,13 @@
                 <w:sz w:val="21"/>
                 <w:rFonts w:eastAsia="Times New Roman" w:ascii="Times New Roman" w:hAnsi="Times New Roman"/>
               </w:rPr>
-              <w:t>29.635</w:t>
-            </w:r>
-          </w:p>
-        </w:tc>
-        <w:tc>
-          <w:tcPr>
-            <w:tcW w:type="dxa" w:w="1235"/>
+              <w:t>31.469</w:t>
+            </w:r>
+          </w:p>
+        </w:tc>
+        <w:tc>
+          <w:tcPr>
+            <w:tcW w:type="dxa" w:w="1234"/>
           </w:tcPr>
           <w:p>
             <w:pPr>
@@ -7633,13 +7667,13 @@
                 <w:sz w:val="21"/>
                 <w:rFonts w:eastAsia="Times New Roman" w:ascii="Times New Roman" w:hAnsi="Times New Roman"/>
               </w:rPr>
-              <w:t>-2.575</w:t>
-            </w:r>
-          </w:p>
-        </w:tc>
-        <w:tc>
-          <w:tcPr>
-            <w:tcW w:type="dxa" w:w="1235"/>
+              <w:t>-3.736</w:t>
+            </w:r>
+          </w:p>
+        </w:tc>
+        <w:tc>
+          <w:tcPr>
+            <w:tcW w:type="dxa" w:w="1234"/>
           </w:tcPr>
           <w:p>
             <w:pPr>
@@ -7653,7 +7687,7 @@
                 <w:sz w:val="21"/>
                 <w:rFonts w:eastAsia="Times New Roman" w:ascii="Times New Roman" w:hAnsi="Times New Roman"/>
               </w:rPr>
-              <w:t>6553.2×</w:t>
+              <w:t>56.5×</w:t>
             </w:r>
           </w:p>
         </w:tc>
@@ -7661,7 +7695,7 @@
       <w:tr>
         <w:tc>
           <w:tcPr>
-            <w:tcW w:type="dxa" w:w="1235"/>
+            <w:tcW w:type="dxa" w:w="1234"/>
           </w:tcPr>
           <w:p>
             <w:pPr>
@@ -7675,13 +7709,13 @@
                 <w:sz w:val="21"/>
                 <w:rFonts w:eastAsia="Times New Roman" w:ascii="Times New Roman" w:hAnsi="Times New Roman"/>
               </w:rPr>
-              <w:t>3 chips, triangle</w:t>
-            </w:r>
-          </w:p>
-        </w:tc>
-        <w:tc>
-          <w:tcPr>
-            <w:tcW w:type="dxa" w:w="1235"/>
+              <w:t>2 chips, 20 mm apart</w:t>
+            </w:r>
+          </w:p>
+        </w:tc>
+        <w:tc>
+          <w:tcPr>
+            <w:tcW w:type="dxa" w:w="1234"/>
           </w:tcPr>
           <w:p>
             <w:pPr>
@@ -7695,13 +7729,13 @@
                 <w:sz w:val="21"/>
                 <w:rFonts w:eastAsia="Times New Roman" w:ascii="Times New Roman" w:hAnsi="Times New Roman"/>
               </w:rPr>
-              <w:t>400</w:t>
-            </w:r>
-          </w:p>
-        </w:tc>
-        <w:tc>
-          <w:tcPr>
-            <w:tcW w:type="dxa" w:w="1235"/>
+              <w:t>700</w:t>
+            </w:r>
+          </w:p>
+        </w:tc>
+        <w:tc>
+          <w:tcPr>
+            <w:tcW w:type="dxa" w:w="1234"/>
           </w:tcPr>
           <w:p>
             <w:pPr>
@@ -7715,13 +7749,13 @@
                 <w:sz w:val="21"/>
                 <w:rFonts w:eastAsia="Times New Roman" w:ascii="Times New Roman" w:hAnsi="Times New Roman"/>
               </w:rPr>
-              <w:t>87</w:t>
-            </w:r>
-          </w:p>
-        </w:tc>
-        <w:tc>
-          <w:tcPr>
-            <w:tcW w:type="dxa" w:w="1235"/>
+              <w:t>197</w:t>
+            </w:r>
+          </w:p>
+        </w:tc>
+        <w:tc>
+          <w:tcPr>
+            <w:tcW w:type="dxa" w:w="1234"/>
           </w:tcPr>
           <w:p>
             <w:pPr>
@@ -7735,13 +7769,13 @@
                 <w:sz w:val="21"/>
                 <w:rFonts w:eastAsia="Times New Roman" w:ascii="Times New Roman" w:hAnsi="Times New Roman"/>
               </w:rPr>
-              <w:t>28.628</w:t>
-            </w:r>
-          </w:p>
-        </w:tc>
-        <w:tc>
-          <w:tcPr>
-            <w:tcW w:type="dxa" w:w="1235"/>
+              <w:t>27.559</w:t>
+            </w:r>
+          </w:p>
+        </w:tc>
+        <w:tc>
+          <w:tcPr>
+            <w:tcW w:type="dxa" w:w="1234"/>
           </w:tcPr>
           <w:p>
             <w:pPr>
@@ -7755,13 +7789,13 @@
                 <w:sz w:val="21"/>
                 <w:rFonts w:eastAsia="Times New Roman" w:ascii="Times New Roman" w:hAnsi="Times New Roman"/>
               </w:rPr>
-              <w:t>32.443</w:t>
-            </w:r>
-          </w:p>
-        </w:tc>
-        <w:tc>
-          <w:tcPr>
-            <w:tcW w:type="dxa" w:w="1235"/>
+              <w:t>31.298</w:t>
+            </w:r>
+          </w:p>
+        </w:tc>
+        <w:tc>
+          <w:tcPr>
+            <w:tcW w:type="dxa" w:w="1234"/>
           </w:tcPr>
           <w:p>
             <w:pPr>
@@ -7775,13 +7809,13 @@
                 <w:sz w:val="21"/>
                 <w:rFonts w:eastAsia="Times New Roman" w:ascii="Times New Roman" w:hAnsi="Times New Roman"/>
               </w:rPr>
-              <w:t>-3.816</w:t>
-            </w:r>
-          </w:p>
-        </w:tc>
-        <w:tc>
-          <w:tcPr>
-            <w:tcW w:type="dxa" w:w="1235"/>
+              <w:t>-3.738</w:t>
+            </w:r>
+          </w:p>
+        </w:tc>
+        <w:tc>
+          <w:tcPr>
+            <w:tcW w:type="dxa" w:w="1234"/>
           </w:tcPr>
           <w:p>
             <w:pPr>
@@ -7795,7 +7829,7 @@
                 <w:sz w:val="21"/>
                 <w:rFonts w:eastAsia="Times New Roman" w:ascii="Times New Roman" w:hAnsi="Times New Roman"/>
               </w:rPr>
-              <w:t>149.3×</w:t>
+              <w:t>50.9×</w:t>
             </w:r>
           </w:p>
         </w:tc>
@@ -7803,7 +7837,7 @@
       <w:tr>
         <w:tc>
           <w:tcPr>
-            <w:tcW w:type="dxa" w:w="1235"/>
+            <w:tcW w:type="dxa" w:w="1234"/>
           </w:tcPr>
           <w:p>
             <w:pPr>
@@ -7817,13 +7851,13 @@
                 <w:sz w:val="21"/>
                 <w:rFonts w:eastAsia="Times New Roman" w:ascii="Times New Roman" w:hAnsi="Times New Roman"/>
               </w:rPr>
-              <w:t>3 chips, triangle</w:t>
-            </w:r>
-          </w:p>
-        </w:tc>
-        <w:tc>
-          <w:tcPr>
-            <w:tcW w:type="dxa" w:w="1235"/>
+              <w:t>2 chips, 20 mm apart</w:t>
+            </w:r>
+          </w:p>
+        </w:tc>
+        <w:tc>
+          <w:tcPr>
+            <w:tcW w:type="dxa" w:w="1234"/>
           </w:tcPr>
           <w:p>
             <w:pPr>
@@ -7837,13 +7871,13 @@
                 <w:sz w:val="21"/>
                 <w:rFonts w:eastAsia="Times New Roman" w:ascii="Times New Roman" w:hAnsi="Times New Roman"/>
               </w:rPr>
-              <w:t>1300</w:t>
-            </w:r>
-          </w:p>
-        </w:tc>
-        <w:tc>
-          <w:tcPr>
-            <w:tcW w:type="dxa" w:w="1235"/>
+              <w:t>800</w:t>
+            </w:r>
+          </w:p>
+        </w:tc>
+        <w:tc>
+          <w:tcPr>
+            <w:tcW w:type="dxa" w:w="1234"/>
           </w:tcPr>
           <w:p>
             <w:pPr>
@@ -7857,13 +7891,13 @@
                 <w:sz w:val="21"/>
                 <w:rFonts w:eastAsia="Times New Roman" w:ascii="Times New Roman" w:hAnsi="Times New Roman"/>
               </w:rPr>
-              <w:t>447</w:t>
-            </w:r>
-          </w:p>
-        </w:tc>
-        <w:tc>
-          <w:tcPr>
-            <w:tcW w:type="dxa" w:w="1235"/>
+              <w:t>264</w:t>
+            </w:r>
+          </w:p>
+        </w:tc>
+        <w:tc>
+          <w:tcPr>
+            <w:tcW w:type="dxa" w:w="1234"/>
           </w:tcPr>
           <w:p>
             <w:pPr>
@@ -7877,13 +7911,13 @@
                 <w:sz w:val="21"/>
                 <w:rFonts w:eastAsia="Times New Roman" w:ascii="Times New Roman" w:hAnsi="Times New Roman"/>
               </w:rPr>
-              <w:t>27.165</w:t>
-            </w:r>
-          </w:p>
-        </w:tc>
-        <w:tc>
-          <w:tcPr>
-            <w:tcW w:type="dxa" w:w="1235"/>
+              <w:t>27.458</w:t>
+            </w:r>
+          </w:p>
+        </w:tc>
+        <w:tc>
+          <w:tcPr>
+            <w:tcW w:type="dxa" w:w="1234"/>
           </w:tcPr>
           <w:p>
             <w:pPr>
@@ -7897,13 +7931,13 @@
                 <w:sz w:val="21"/>
                 <w:rFonts w:eastAsia="Times New Roman" w:ascii="Times New Roman" w:hAnsi="Times New Roman"/>
               </w:rPr>
-              <w:t>30.124</w:t>
-            </w:r>
-          </w:p>
-        </w:tc>
-        <w:tc>
-          <w:tcPr>
-            <w:tcW w:type="dxa" w:w="1235"/>
+              <w:t>30.236</w:t>
+            </w:r>
+          </w:p>
+        </w:tc>
+        <w:tc>
+          <w:tcPr>
+            <w:tcW w:type="dxa" w:w="1234"/>
           </w:tcPr>
           <w:p>
             <w:pPr>
@@ -7917,13 +7951,13 @@
                 <w:sz w:val="21"/>
                 <w:rFonts w:eastAsia="Times New Roman" w:ascii="Times New Roman" w:hAnsi="Times New Roman"/>
               </w:rPr>
-              <w:t>-2.959</w:t>
-            </w:r>
-          </w:p>
-        </w:tc>
-        <w:tc>
-          <w:tcPr>
-            <w:tcW w:type="dxa" w:w="1235"/>
+              <w:t>-2.779</w:t>
+            </w:r>
+          </w:p>
+        </w:tc>
+        <w:tc>
+          <w:tcPr>
+            <w:tcW w:type="dxa" w:w="1234"/>
           </w:tcPr>
           <w:p>
             <w:pPr>
@@ -7937,7 +7971,7 @@
                 <w:sz w:val="21"/>
                 <w:rFonts w:eastAsia="Times New Roman" w:ascii="Times New Roman" w:hAnsi="Times New Roman"/>
               </w:rPr>
-              <w:t>4737.9×</w:t>
+              <w:t>52.8×</w:t>
             </w:r>
           </w:p>
         </w:tc>
@@ -7945,7 +7979,7 @@
       <w:tr>
         <w:tc>
           <w:tcPr>
-            <w:tcW w:type="dxa" w:w="1235"/>
+            <w:tcW w:type="dxa" w:w="1234"/>
           </w:tcPr>
           <w:p>
             <w:pPr>
@@ -7959,13 +7993,13 @@
                 <w:sz w:val="21"/>
                 <w:rFonts w:eastAsia="Times New Roman" w:ascii="Times New Roman" w:hAnsi="Times New Roman"/>
               </w:rPr>
-              <w:t>4 chips, corners</w:t>
-            </w:r>
-          </w:p>
-        </w:tc>
-        <w:tc>
-          <w:tcPr>
-            <w:tcW w:type="dxa" w:w="1235"/>
+              <w:t>2 chips, 20 mm apart</w:t>
+            </w:r>
+          </w:p>
+        </w:tc>
+        <w:tc>
+          <w:tcPr>
+            <w:tcW w:type="dxa" w:w="1234"/>
           </w:tcPr>
           <w:p>
             <w:pPr>
@@ -7979,13 +8013,13 @@
                 <w:sz w:val="21"/>
                 <w:rFonts w:eastAsia="Times New Roman" w:ascii="Times New Roman" w:hAnsi="Times New Roman"/>
               </w:rPr>
-              <w:t>400</w:t>
-            </w:r>
-          </w:p>
-        </w:tc>
-        <w:tc>
-          <w:tcPr>
-            <w:tcW w:type="dxa" w:w="1235"/>
+              <w:t>1000</w:t>
+            </w:r>
+          </w:p>
+        </w:tc>
+        <w:tc>
+          <w:tcPr>
+            <w:tcW w:type="dxa" w:w="1234"/>
           </w:tcPr>
           <w:p>
             <w:pPr>
@@ -7999,13 +8033,13 @@
                 <w:sz w:val="21"/>
                 <w:rFonts w:eastAsia="Times New Roman" w:ascii="Times New Roman" w:hAnsi="Times New Roman"/>
               </w:rPr>
-              <w:t>210</w:t>
-            </w:r>
-          </w:p>
-        </w:tc>
-        <w:tc>
-          <w:tcPr>
-            <w:tcW w:type="dxa" w:w="1235"/>
+              <w:t>426</w:t>
+            </w:r>
+          </w:p>
+        </w:tc>
+        <w:tc>
+          <w:tcPr>
+            <w:tcW w:type="dxa" w:w="1234"/>
           </w:tcPr>
           <w:p>
             <w:pPr>
@@ -8019,13 +8053,13 @@
                 <w:sz w:val="21"/>
                 <w:rFonts w:eastAsia="Times New Roman" w:ascii="Times New Roman" w:hAnsi="Times New Roman"/>
               </w:rPr>
-              <w:t>28.211</w:t>
-            </w:r>
-          </w:p>
-        </w:tc>
-        <w:tc>
-          <w:tcPr>
-            <w:tcW w:type="dxa" w:w="1235"/>
+              <w:t>27.370</w:t>
+            </w:r>
+          </w:p>
+        </w:tc>
+        <w:tc>
+          <w:tcPr>
+            <w:tcW w:type="dxa" w:w="1234"/>
           </w:tcPr>
           <w:p>
             <w:pPr>
@@ -8039,13 +8073,13 @@
                 <w:sz w:val="21"/>
                 <w:rFonts w:eastAsia="Times New Roman" w:ascii="Times New Roman" w:hAnsi="Times New Roman"/>
               </w:rPr>
-              <w:t>29.079</w:t>
-            </w:r>
-          </w:p>
-        </w:tc>
-        <w:tc>
-          <w:tcPr>
-            <w:tcW w:type="dxa" w:w="1235"/>
+              <w:t>29.192</w:t>
+            </w:r>
+          </w:p>
+        </w:tc>
+        <w:tc>
+          <w:tcPr>
+            <w:tcW w:type="dxa" w:w="1234"/>
           </w:tcPr>
           <w:p>
             <w:pPr>
@@ -8059,13 +8093,13 @@
                 <w:sz w:val="21"/>
                 <w:rFonts w:eastAsia="Times New Roman" w:ascii="Times New Roman" w:hAnsi="Times New Roman"/>
               </w:rPr>
-              <w:t>-0.868</w:t>
-            </w:r>
-          </w:p>
-        </w:tc>
-        <w:tc>
-          <w:tcPr>
-            <w:tcW w:type="dxa" w:w="1235"/>
+              <w:t>-1.822</w:t>
+            </w:r>
+          </w:p>
+        </w:tc>
+        <w:tc>
+          <w:tcPr>
+            <w:tcW w:type="dxa" w:w="1234"/>
           </w:tcPr>
           <w:p>
             <w:pPr>
@@ -8079,7 +8113,7 @@
                 <w:sz w:val="21"/>
                 <w:rFonts w:eastAsia="Times New Roman" w:ascii="Times New Roman" w:hAnsi="Times New Roman"/>
               </w:rPr>
-              <w:t>899.9×</w:t>
+              <w:t>61.1×</w:t>
             </w:r>
           </w:p>
         </w:tc>
@@ -8087,7 +8121,7 @@
       <w:tr>
         <w:tc>
           <w:tcPr>
-            <w:tcW w:type="dxa" w:w="1235"/>
+            <w:tcW w:type="dxa" w:w="1234"/>
           </w:tcPr>
           <w:p>
             <w:pPr>
@@ -8101,13 +8135,1007 @@
                 <w:sz w:val="21"/>
                 <w:rFonts w:eastAsia="Times New Roman" w:ascii="Times New Roman" w:hAnsi="Times New Roman"/>
               </w:rPr>
+              <w:t>2 chips, 20 mm apart</w:t>
+            </w:r>
+          </w:p>
+        </w:tc>
+        <w:tc>
+          <w:tcPr>
+            <w:tcW w:type="dxa" w:w="1234"/>
+          </w:tcPr>
+          <w:p>
+            <w:pPr>
+              <w:jc w:val="center"/>
+            </w:pPr>
+            <w:r/>
+            <w:r>
+              <w:rPr>
+                <w:b w:val="0"/>
+                <w:i w:val="0"/>
+                <w:sz w:val="21"/>
+                <w:rFonts w:eastAsia="Times New Roman" w:ascii="Times New Roman" w:hAnsi="Times New Roman"/>
+              </w:rPr>
+              <w:t>1300</w:t>
+            </w:r>
+          </w:p>
+        </w:tc>
+        <w:tc>
+          <w:tcPr>
+            <w:tcW w:type="dxa" w:w="1234"/>
+          </w:tcPr>
+          <w:p>
+            <w:pPr>
+              <w:jc w:val="center"/>
+            </w:pPr>
+            <w:r/>
+            <w:r>
+              <w:rPr>
+                <w:b w:val="0"/>
+                <w:i w:val="0"/>
+                <w:sz w:val="21"/>
+                <w:rFonts w:eastAsia="Times New Roman" w:ascii="Times New Roman" w:hAnsi="Times New Roman"/>
+              </w:rPr>
+              <w:t>722</w:t>
+            </w:r>
+          </w:p>
+        </w:tc>
+        <w:tc>
+          <w:tcPr>
+            <w:tcW w:type="dxa" w:w="1234"/>
+          </w:tcPr>
+          <w:p>
+            <w:pPr>
+              <w:jc w:val="center"/>
+            </w:pPr>
+            <w:r/>
+            <w:r>
+              <w:rPr>
+                <w:b w:val="0"/>
+                <w:i w:val="0"/>
+                <w:sz w:val="21"/>
+                <w:rFonts w:eastAsia="Times New Roman" w:ascii="Times New Roman" w:hAnsi="Times New Roman"/>
+              </w:rPr>
+              <w:t>27.060</w:t>
+            </w:r>
+          </w:p>
+        </w:tc>
+        <w:tc>
+          <w:tcPr>
+            <w:tcW w:type="dxa" w:w="1234"/>
+          </w:tcPr>
+          <w:p>
+            <w:pPr>
+              <w:jc w:val="center"/>
+            </w:pPr>
+            <w:r/>
+            <w:r>
+              <w:rPr>
+                <w:b w:val="0"/>
+                <w:i w:val="0"/>
+                <w:sz w:val="21"/>
+                <w:rFonts w:eastAsia="Times New Roman" w:ascii="Times New Roman" w:hAnsi="Times New Roman"/>
+              </w:rPr>
+              <w:t>29.144</w:t>
+            </w:r>
+          </w:p>
+        </w:tc>
+        <w:tc>
+          <w:tcPr>
+            <w:tcW w:type="dxa" w:w="1234"/>
+          </w:tcPr>
+          <w:p>
+            <w:pPr>
+              <w:jc w:val="center"/>
+            </w:pPr>
+            <w:r/>
+            <w:r>
+              <w:rPr>
+                <w:b w:val="0"/>
+                <w:i w:val="0"/>
+                <w:sz w:val="21"/>
+                <w:rFonts w:eastAsia="Times New Roman" w:ascii="Times New Roman" w:hAnsi="Times New Roman"/>
+              </w:rPr>
+              <w:t>-2.084</w:t>
+            </w:r>
+          </w:p>
+        </w:tc>
+        <w:tc>
+          <w:tcPr>
+            <w:tcW w:type="dxa" w:w="1234"/>
+          </w:tcPr>
+          <w:p>
+            <w:pPr>
+              <w:jc w:val="right"/>
+            </w:pPr>
+            <w:r/>
+            <w:r>
+              <w:rPr>
+                <w:b w:val="0"/>
+                <w:i w:val="0"/>
+                <w:sz w:val="21"/>
+                <w:rFonts w:eastAsia="Times New Roman" w:ascii="Times New Roman" w:hAnsi="Times New Roman"/>
+              </w:rPr>
+              <w:t>72.3×</w:t>
+            </w:r>
+          </w:p>
+        </w:tc>
+      </w:tr>
+      <w:tr>
+        <w:tc>
+          <w:tcPr>
+            <w:tcW w:type="dxa" w:w="1234"/>
+          </w:tcPr>
+          <w:p>
+            <w:pPr>
+              <w:jc w:val="left"/>
+            </w:pPr>
+            <w:r/>
+            <w:r>
+              <w:rPr>
+                <w:b w:val="0"/>
+                <w:i w:val="0"/>
+                <w:sz w:val="21"/>
+                <w:rFonts w:eastAsia="Times New Roman" w:ascii="Times New Roman" w:hAnsi="Times New Roman"/>
+              </w:rPr>
+              <w:t>3 chips, triangle</w:t>
+            </w:r>
+          </w:p>
+        </w:tc>
+        <w:tc>
+          <w:tcPr>
+            <w:tcW w:type="dxa" w:w="1234"/>
+          </w:tcPr>
+          <w:p>
+            <w:pPr>
+              <w:jc w:val="center"/>
+            </w:pPr>
+            <w:r/>
+            <w:r>
+              <w:rPr>
+                <w:b w:val="0"/>
+                <w:i w:val="0"/>
+                <w:sz w:val="21"/>
+                <w:rFonts w:eastAsia="Times New Roman" w:ascii="Times New Roman" w:hAnsi="Times New Roman"/>
+              </w:rPr>
+              <w:t>400</w:t>
+            </w:r>
+          </w:p>
+        </w:tc>
+        <w:tc>
+          <w:tcPr>
+            <w:tcW w:type="dxa" w:w="1234"/>
+          </w:tcPr>
+          <w:p>
+            <w:pPr>
+              <w:jc w:val="center"/>
+            </w:pPr>
+            <w:r/>
+            <w:r>
+              <w:rPr>
+                <w:b w:val="0"/>
+                <w:i w:val="0"/>
+                <w:sz w:val="21"/>
+                <w:rFonts w:eastAsia="Times New Roman" w:ascii="Times New Roman" w:hAnsi="Times New Roman"/>
+              </w:rPr>
+              <w:t>87</w:t>
+            </w:r>
+          </w:p>
+        </w:tc>
+        <w:tc>
+          <w:tcPr>
+            <w:tcW w:type="dxa" w:w="1234"/>
+          </w:tcPr>
+          <w:p>
+            <w:pPr>
+              <w:jc w:val="center"/>
+            </w:pPr>
+            <w:r/>
+            <w:r>
+              <w:rPr>
+                <w:b w:val="0"/>
+                <w:i w:val="0"/>
+                <w:sz w:val="21"/>
+                <w:rFonts w:eastAsia="Times New Roman" w:ascii="Times New Roman" w:hAnsi="Times New Roman"/>
+              </w:rPr>
+              <w:t>28.628</w:t>
+            </w:r>
+          </w:p>
+        </w:tc>
+        <w:tc>
+          <w:tcPr>
+            <w:tcW w:type="dxa" w:w="1234"/>
+          </w:tcPr>
+          <w:p>
+            <w:pPr>
+              <w:jc w:val="center"/>
+            </w:pPr>
+            <w:r/>
+            <w:r>
+              <w:rPr>
+                <w:b w:val="0"/>
+                <w:i w:val="0"/>
+                <w:sz w:val="21"/>
+                <w:rFonts w:eastAsia="Times New Roman" w:ascii="Times New Roman" w:hAnsi="Times New Roman"/>
+              </w:rPr>
+              <w:t>32.946</w:t>
+            </w:r>
+          </w:p>
+        </w:tc>
+        <w:tc>
+          <w:tcPr>
+            <w:tcW w:type="dxa" w:w="1234"/>
+          </w:tcPr>
+          <w:p>
+            <w:pPr>
+              <w:jc w:val="center"/>
+            </w:pPr>
+            <w:r/>
+            <w:r>
+              <w:rPr>
+                <w:b w:val="0"/>
+                <w:i w:val="0"/>
+                <w:sz w:val="21"/>
+                <w:rFonts w:eastAsia="Times New Roman" w:ascii="Times New Roman" w:hAnsi="Times New Roman"/>
+              </w:rPr>
+              <w:t>-4.319</w:t>
+            </w:r>
+          </w:p>
+        </w:tc>
+        <w:tc>
+          <w:tcPr>
+            <w:tcW w:type="dxa" w:w="1234"/>
+          </w:tcPr>
+          <w:p>
+            <w:pPr>
+              <w:jc w:val="right"/>
+            </w:pPr>
+            <w:r/>
+            <w:r>
+              <w:rPr>
+                <w:b w:val="0"/>
+                <w:i w:val="0"/>
+                <w:sz w:val="21"/>
+                <w:rFonts w:eastAsia="Times New Roman" w:ascii="Times New Roman" w:hAnsi="Times New Roman"/>
+              </w:rPr>
+              <w:t>47.5×</w:t>
+            </w:r>
+          </w:p>
+        </w:tc>
+      </w:tr>
+      <w:tr>
+        <w:tc>
+          <w:tcPr>
+            <w:tcW w:type="dxa" w:w="1234"/>
+          </w:tcPr>
+          <w:p>
+            <w:pPr>
+              <w:jc w:val="left"/>
+            </w:pPr>
+            <w:r/>
+            <w:r>
+              <w:rPr>
+                <w:b w:val="0"/>
+                <w:i w:val="0"/>
+                <w:sz w:val="21"/>
+                <w:rFonts w:eastAsia="Times New Roman" w:ascii="Times New Roman" w:hAnsi="Times New Roman"/>
+              </w:rPr>
+              <w:t>3 chips, triangle</w:t>
+            </w:r>
+          </w:p>
+        </w:tc>
+        <w:tc>
+          <w:tcPr>
+            <w:tcW w:type="dxa" w:w="1234"/>
+          </w:tcPr>
+          <w:p>
+            <w:pPr>
+              <w:jc w:val="center"/>
+            </w:pPr>
+            <w:r/>
+            <w:r>
+              <w:rPr>
+                <w:b w:val="0"/>
+                <w:i w:val="0"/>
+                <w:sz w:val="21"/>
+                <w:rFonts w:eastAsia="Times New Roman" w:ascii="Times New Roman" w:hAnsi="Times New Roman"/>
+              </w:rPr>
+              <w:t>600</w:t>
+            </w:r>
+          </w:p>
+        </w:tc>
+        <w:tc>
+          <w:tcPr>
+            <w:tcW w:type="dxa" w:w="1234"/>
+          </w:tcPr>
+          <w:p>
+            <w:pPr>
+              <w:jc w:val="center"/>
+            </w:pPr>
+            <w:r/>
+            <w:r>
+              <w:rPr>
+                <w:b w:val="0"/>
+                <w:i w:val="0"/>
+                <w:sz w:val="21"/>
+                <w:rFonts w:eastAsia="Times New Roman" w:ascii="Times New Roman" w:hAnsi="Times New Roman"/>
+              </w:rPr>
+              <w:t>123</w:t>
+            </w:r>
+          </w:p>
+        </w:tc>
+        <w:tc>
+          <w:tcPr>
+            <w:tcW w:type="dxa" w:w="1234"/>
+          </w:tcPr>
+          <w:p>
+            <w:pPr>
+              <w:jc w:val="center"/>
+            </w:pPr>
+            <w:r/>
+            <w:r>
+              <w:rPr>
+                <w:b w:val="0"/>
+                <w:i w:val="0"/>
+                <w:sz w:val="21"/>
+                <w:rFonts w:eastAsia="Times New Roman" w:ascii="Times New Roman" w:hAnsi="Times New Roman"/>
+              </w:rPr>
+              <w:t>28.172</w:t>
+            </w:r>
+          </w:p>
+        </w:tc>
+        <w:tc>
+          <w:tcPr>
+            <w:tcW w:type="dxa" w:w="1234"/>
+          </w:tcPr>
+          <w:p>
+            <w:pPr>
+              <w:jc w:val="center"/>
+            </w:pPr>
+            <w:r/>
+            <w:r>
+              <w:rPr>
+                <w:b w:val="0"/>
+                <w:i w:val="0"/>
+                <w:sz w:val="21"/>
+                <w:rFonts w:eastAsia="Times New Roman" w:ascii="Times New Roman" w:hAnsi="Times New Roman"/>
+              </w:rPr>
+              <w:t>32.804</w:t>
+            </w:r>
+          </w:p>
+        </w:tc>
+        <w:tc>
+          <w:tcPr>
+            <w:tcW w:type="dxa" w:w="1234"/>
+          </w:tcPr>
+          <w:p>
+            <w:pPr>
+              <w:jc w:val="center"/>
+            </w:pPr>
+            <w:r/>
+            <w:r>
+              <w:rPr>
+                <w:b w:val="0"/>
+                <w:i w:val="0"/>
+                <w:sz w:val="21"/>
+                <w:rFonts w:eastAsia="Times New Roman" w:ascii="Times New Roman" w:hAnsi="Times New Roman"/>
+              </w:rPr>
+              <w:t>-4.632</w:t>
+            </w:r>
+          </w:p>
+        </w:tc>
+        <w:tc>
+          <w:tcPr>
+            <w:tcW w:type="dxa" w:w="1234"/>
+          </w:tcPr>
+          <w:p>
+            <w:pPr>
+              <w:jc w:val="right"/>
+            </w:pPr>
+            <w:r/>
+            <w:r>
+              <w:rPr>
+                <w:b w:val="0"/>
+                <w:i w:val="0"/>
+                <w:sz w:val="21"/>
+                <w:rFonts w:eastAsia="Times New Roman" w:ascii="Times New Roman" w:hAnsi="Times New Roman"/>
+              </w:rPr>
+              <w:t>71.7×</w:t>
+            </w:r>
+          </w:p>
+        </w:tc>
+      </w:tr>
+      <w:tr>
+        <w:tc>
+          <w:tcPr>
+            <w:tcW w:type="dxa" w:w="1234"/>
+          </w:tcPr>
+          <w:p>
+            <w:pPr>
+              <w:jc w:val="left"/>
+            </w:pPr>
+            <w:r/>
+            <w:r>
+              <w:rPr>
+                <w:b w:val="0"/>
+                <w:i w:val="0"/>
+                <w:sz w:val="21"/>
+                <w:rFonts w:eastAsia="Times New Roman" w:ascii="Times New Roman" w:hAnsi="Times New Roman"/>
+              </w:rPr>
+              <w:t>3 chips, triangle</w:t>
+            </w:r>
+          </w:p>
+        </w:tc>
+        <w:tc>
+          <w:tcPr>
+            <w:tcW w:type="dxa" w:w="1234"/>
+          </w:tcPr>
+          <w:p>
+            <w:pPr>
+              <w:jc w:val="center"/>
+            </w:pPr>
+            <w:r/>
+            <w:r>
+              <w:rPr>
+                <w:b w:val="0"/>
+                <w:i w:val="0"/>
+                <w:sz w:val="21"/>
+                <w:rFonts w:eastAsia="Times New Roman" w:ascii="Times New Roman" w:hAnsi="Times New Roman"/>
+              </w:rPr>
+              <w:t>700</w:t>
+            </w:r>
+          </w:p>
+        </w:tc>
+        <w:tc>
+          <w:tcPr>
+            <w:tcW w:type="dxa" w:w="1234"/>
+          </w:tcPr>
+          <w:p>
+            <w:pPr>
+              <w:jc w:val="center"/>
+            </w:pPr>
+            <w:r/>
+            <w:r>
+              <w:rPr>
+                <w:b w:val="0"/>
+                <w:i w:val="0"/>
+                <w:sz w:val="21"/>
+                <w:rFonts w:eastAsia="Times New Roman" w:ascii="Times New Roman" w:hAnsi="Times New Roman"/>
+              </w:rPr>
+              <w:t>152</w:t>
+            </w:r>
+          </w:p>
+        </w:tc>
+        <w:tc>
+          <w:tcPr>
+            <w:tcW w:type="dxa" w:w="1234"/>
+          </w:tcPr>
+          <w:p>
+            <w:pPr>
+              <w:jc w:val="center"/>
+            </w:pPr>
+            <w:r/>
+            <w:r>
+              <w:rPr>
+                <w:b w:val="0"/>
+                <w:i w:val="0"/>
+                <w:sz w:val="21"/>
+                <w:rFonts w:eastAsia="Times New Roman" w:ascii="Times New Roman" w:hAnsi="Times New Roman"/>
+              </w:rPr>
+              <w:t>28.000</w:t>
+            </w:r>
+          </w:p>
+        </w:tc>
+        <w:tc>
+          <w:tcPr>
+            <w:tcW w:type="dxa" w:w="1234"/>
+          </w:tcPr>
+          <w:p>
+            <w:pPr>
+              <w:jc w:val="center"/>
+            </w:pPr>
+            <w:r/>
+            <w:r>
+              <w:rPr>
+                <w:b w:val="0"/>
+                <w:i w:val="0"/>
+                <w:sz w:val="21"/>
+                <w:rFonts w:eastAsia="Times New Roman" w:ascii="Times New Roman" w:hAnsi="Times New Roman"/>
+              </w:rPr>
+              <w:t>32.688</w:t>
+            </w:r>
+          </w:p>
+        </w:tc>
+        <w:tc>
+          <w:tcPr>
+            <w:tcW w:type="dxa" w:w="1234"/>
+          </w:tcPr>
+          <w:p>
+            <w:pPr>
+              <w:jc w:val="center"/>
+            </w:pPr>
+            <w:r/>
+            <w:r>
+              <w:rPr>
+                <w:b w:val="0"/>
+                <w:i w:val="0"/>
+                <w:sz w:val="21"/>
+                <w:rFonts w:eastAsia="Times New Roman" w:ascii="Times New Roman" w:hAnsi="Times New Roman"/>
+              </w:rPr>
+              <w:t>-4.689</w:t>
+            </w:r>
+          </w:p>
+        </w:tc>
+        <w:tc>
+          <w:tcPr>
+            <w:tcW w:type="dxa" w:w="1234"/>
+          </w:tcPr>
+          <w:p>
+            <w:pPr>
+              <w:jc w:val="right"/>
+            </w:pPr>
+            <w:r/>
+            <w:r>
+              <w:rPr>
+                <w:b w:val="0"/>
+                <w:i w:val="0"/>
+                <w:sz w:val="21"/>
+                <w:rFonts w:eastAsia="Times New Roman" w:ascii="Times New Roman" w:hAnsi="Times New Roman"/>
+              </w:rPr>
+              <w:t>75.2×</w:t>
+            </w:r>
+          </w:p>
+        </w:tc>
+      </w:tr>
+      <w:tr>
+        <w:tc>
+          <w:tcPr>
+            <w:tcW w:type="dxa" w:w="1234"/>
+          </w:tcPr>
+          <w:p>
+            <w:pPr>
+              <w:jc w:val="left"/>
+            </w:pPr>
+            <w:r/>
+            <w:r>
+              <w:rPr>
+                <w:b w:val="0"/>
+                <w:i w:val="0"/>
+                <w:sz w:val="21"/>
+                <w:rFonts w:eastAsia="Times New Roman" w:ascii="Times New Roman" w:hAnsi="Times New Roman"/>
+              </w:rPr>
+              <w:t>3 chips, triangle</w:t>
+            </w:r>
+          </w:p>
+        </w:tc>
+        <w:tc>
+          <w:tcPr>
+            <w:tcW w:type="dxa" w:w="1234"/>
+          </w:tcPr>
+          <w:p>
+            <w:pPr>
+              <w:jc w:val="center"/>
+            </w:pPr>
+            <w:r/>
+            <w:r>
+              <w:rPr>
+                <w:b w:val="0"/>
+                <w:i w:val="0"/>
+                <w:sz w:val="21"/>
+                <w:rFonts w:eastAsia="Times New Roman" w:ascii="Times New Roman" w:hAnsi="Times New Roman"/>
+              </w:rPr>
+              <w:t>800</w:t>
+            </w:r>
+          </w:p>
+        </w:tc>
+        <w:tc>
+          <w:tcPr>
+            <w:tcW w:type="dxa" w:w="1234"/>
+          </w:tcPr>
+          <w:p>
+            <w:pPr>
+              <w:jc w:val="center"/>
+            </w:pPr>
+            <w:r/>
+            <w:r>
+              <w:rPr>
+                <w:b w:val="0"/>
+                <w:i w:val="0"/>
+                <w:sz w:val="21"/>
+                <w:rFonts w:eastAsia="Times New Roman" w:ascii="Times New Roman" w:hAnsi="Times New Roman"/>
+              </w:rPr>
+              <w:t>182</w:t>
+            </w:r>
+          </w:p>
+        </w:tc>
+        <w:tc>
+          <w:tcPr>
+            <w:tcW w:type="dxa" w:w="1234"/>
+          </w:tcPr>
+          <w:p>
+            <w:pPr>
+              <w:jc w:val="center"/>
+            </w:pPr>
+            <w:r/>
+            <w:r>
+              <w:rPr>
+                <w:b w:val="0"/>
+                <w:i w:val="0"/>
+                <w:sz w:val="21"/>
+                <w:rFonts w:eastAsia="Times New Roman" w:ascii="Times New Roman" w:hAnsi="Times New Roman"/>
+              </w:rPr>
+              <w:t>27.951</w:t>
+            </w:r>
+          </w:p>
+        </w:tc>
+        <w:tc>
+          <w:tcPr>
+            <w:tcW w:type="dxa" w:w="1234"/>
+          </w:tcPr>
+          <w:p>
+            <w:pPr>
+              <w:jc w:val="center"/>
+            </w:pPr>
+            <w:r/>
+            <w:r>
+              <w:rPr>
+                <w:b w:val="0"/>
+                <w:i w:val="0"/>
+                <w:sz w:val="21"/>
+                <w:rFonts w:eastAsia="Times New Roman" w:ascii="Times New Roman" w:hAnsi="Times New Roman"/>
+              </w:rPr>
+              <w:t>32.598</w:t>
+            </w:r>
+          </w:p>
+        </w:tc>
+        <w:tc>
+          <w:tcPr>
+            <w:tcW w:type="dxa" w:w="1234"/>
+          </w:tcPr>
+          <w:p>
+            <w:pPr>
+              <w:jc w:val="center"/>
+            </w:pPr>
+            <w:r/>
+            <w:r>
+              <w:rPr>
+                <w:b w:val="0"/>
+                <w:i w:val="0"/>
+                <w:sz w:val="21"/>
+                <w:rFonts w:eastAsia="Times New Roman" w:ascii="Times New Roman" w:hAnsi="Times New Roman"/>
+              </w:rPr>
+              <w:t>-4.647</w:t>
+            </w:r>
+          </w:p>
+        </w:tc>
+        <w:tc>
+          <w:tcPr>
+            <w:tcW w:type="dxa" w:w="1234"/>
+          </w:tcPr>
+          <w:p>
+            <w:pPr>
+              <w:jc w:val="right"/>
+            </w:pPr>
+            <w:r/>
+            <w:r>
+              <w:rPr>
+                <w:b w:val="0"/>
+                <w:i w:val="0"/>
+                <w:sz w:val="21"/>
+                <w:rFonts w:eastAsia="Times New Roman" w:ascii="Times New Roman" w:hAnsi="Times New Roman"/>
+              </w:rPr>
+              <w:t>79.1×</w:t>
+            </w:r>
+          </w:p>
+        </w:tc>
+      </w:tr>
+      <w:tr>
+        <w:tc>
+          <w:tcPr>
+            <w:tcW w:type="dxa" w:w="1234"/>
+          </w:tcPr>
+          <w:p>
+            <w:pPr>
+              <w:jc w:val="left"/>
+            </w:pPr>
+            <w:r/>
+            <w:r>
+              <w:rPr>
+                <w:b w:val="0"/>
+                <w:i w:val="0"/>
+                <w:sz w:val="21"/>
+                <w:rFonts w:eastAsia="Times New Roman" w:ascii="Times New Roman" w:hAnsi="Times New Roman"/>
+              </w:rPr>
+              <w:t>3 chips, triangle</w:t>
+            </w:r>
+          </w:p>
+        </w:tc>
+        <w:tc>
+          <w:tcPr>
+            <w:tcW w:type="dxa" w:w="1234"/>
+          </w:tcPr>
+          <w:p>
+            <w:pPr>
+              <w:jc w:val="center"/>
+            </w:pPr>
+            <w:r/>
+            <w:r>
+              <w:rPr>
+                <w:b w:val="0"/>
+                <w:i w:val="0"/>
+                <w:sz w:val="21"/>
+                <w:rFonts w:eastAsia="Times New Roman" w:ascii="Times New Roman" w:hAnsi="Times New Roman"/>
+              </w:rPr>
+              <w:t>1000</w:t>
+            </w:r>
+          </w:p>
+        </w:tc>
+        <w:tc>
+          <w:tcPr>
+            <w:tcW w:type="dxa" w:w="1234"/>
+          </w:tcPr>
+          <w:p>
+            <w:pPr>
+              <w:jc w:val="center"/>
+            </w:pPr>
+            <w:r/>
+            <w:r>
+              <w:rPr>
+                <w:b w:val="0"/>
+                <w:i w:val="0"/>
+                <w:sz w:val="21"/>
+                <w:rFonts w:eastAsia="Times New Roman" w:ascii="Times New Roman" w:hAnsi="Times New Roman"/>
+              </w:rPr>
+              <w:t>252</w:t>
+            </w:r>
+          </w:p>
+        </w:tc>
+        <w:tc>
+          <w:tcPr>
+            <w:tcW w:type="dxa" w:w="1234"/>
+          </w:tcPr>
+          <w:p>
+            <w:pPr>
+              <w:jc w:val="center"/>
+            </w:pPr>
+            <w:r/>
+            <w:r>
+              <w:rPr>
+                <w:b w:val="0"/>
+                <w:i w:val="0"/>
+                <w:sz w:val="21"/>
+                <w:rFonts w:eastAsia="Times New Roman" w:ascii="Times New Roman" w:hAnsi="Times New Roman"/>
+              </w:rPr>
+              <w:t>27.892</w:t>
+            </w:r>
+          </w:p>
+        </w:tc>
+        <w:tc>
+          <w:tcPr>
+            <w:tcW w:type="dxa" w:w="1234"/>
+          </w:tcPr>
+          <w:p>
+            <w:pPr>
+              <w:jc w:val="center"/>
+            </w:pPr>
+            <w:r/>
+            <w:r>
+              <w:rPr>
+                <w:b w:val="0"/>
+                <w:i w:val="0"/>
+                <w:sz w:val="21"/>
+                <w:rFonts w:eastAsia="Times New Roman" w:ascii="Times New Roman" w:hAnsi="Times New Roman"/>
+              </w:rPr>
+              <w:t>32.387</w:t>
+            </w:r>
+          </w:p>
+        </w:tc>
+        <w:tc>
+          <w:tcPr>
+            <w:tcW w:type="dxa" w:w="1234"/>
+          </w:tcPr>
+          <w:p>
+            <w:pPr>
+              <w:jc w:val="center"/>
+            </w:pPr>
+            <w:r/>
+            <w:r>
+              <w:rPr>
+                <w:b w:val="0"/>
+                <w:i w:val="0"/>
+                <w:sz w:val="21"/>
+                <w:rFonts w:eastAsia="Times New Roman" w:ascii="Times New Roman" w:hAnsi="Times New Roman"/>
+              </w:rPr>
+              <w:t>-4.495</w:t>
+            </w:r>
+          </w:p>
+        </w:tc>
+        <w:tc>
+          <w:tcPr>
+            <w:tcW w:type="dxa" w:w="1234"/>
+          </w:tcPr>
+          <w:p>
+            <w:pPr>
+              <w:jc w:val="right"/>
+            </w:pPr>
+            <w:r/>
+            <w:r>
+              <w:rPr>
+                <w:b w:val="0"/>
+                <w:i w:val="0"/>
+                <w:sz w:val="21"/>
+                <w:rFonts w:eastAsia="Times New Roman" w:ascii="Times New Roman" w:hAnsi="Times New Roman"/>
+              </w:rPr>
+              <w:t>84.9×</w:t>
+            </w:r>
+          </w:p>
+        </w:tc>
+      </w:tr>
+      <w:tr>
+        <w:tc>
+          <w:tcPr>
+            <w:tcW w:type="dxa" w:w="1234"/>
+          </w:tcPr>
+          <w:p>
+            <w:pPr>
+              <w:jc w:val="left"/>
+            </w:pPr>
+            <w:r/>
+            <w:r>
+              <w:rPr>
+                <w:b w:val="0"/>
+                <w:i w:val="0"/>
+                <w:sz w:val="21"/>
+                <w:rFonts w:eastAsia="Times New Roman" w:ascii="Times New Roman" w:hAnsi="Times New Roman"/>
+              </w:rPr>
+              <w:t>3 chips, triangle</w:t>
+            </w:r>
+          </w:p>
+        </w:tc>
+        <w:tc>
+          <w:tcPr>
+            <w:tcW w:type="dxa" w:w="1234"/>
+          </w:tcPr>
+          <w:p>
+            <w:pPr>
+              <w:jc w:val="center"/>
+            </w:pPr>
+            <w:r/>
+            <w:r>
+              <w:rPr>
+                <w:b w:val="0"/>
+                <w:i w:val="0"/>
+                <w:sz w:val="21"/>
+                <w:rFonts w:eastAsia="Times New Roman" w:ascii="Times New Roman" w:hAnsi="Times New Roman"/>
+              </w:rPr>
+              <w:t>1300</w:t>
+            </w:r>
+          </w:p>
+        </w:tc>
+        <w:tc>
+          <w:tcPr>
+            <w:tcW w:type="dxa" w:w="1234"/>
+          </w:tcPr>
+          <w:p>
+            <w:pPr>
+              <w:jc w:val="center"/>
+            </w:pPr>
+            <w:r/>
+            <w:r>
+              <w:rPr>
+                <w:b w:val="0"/>
+                <w:i w:val="0"/>
+                <w:sz w:val="21"/>
+                <w:rFonts w:eastAsia="Times New Roman" w:ascii="Times New Roman" w:hAnsi="Times New Roman"/>
+              </w:rPr>
+              <w:t>447</w:t>
+            </w:r>
+          </w:p>
+        </w:tc>
+        <w:tc>
+          <w:tcPr>
+            <w:tcW w:type="dxa" w:w="1234"/>
+          </w:tcPr>
+          <w:p>
+            <w:pPr>
+              <w:jc w:val="center"/>
+            </w:pPr>
+            <w:r/>
+            <w:r>
+              <w:rPr>
+                <w:b w:val="0"/>
+                <w:i w:val="0"/>
+                <w:sz w:val="21"/>
+                <w:rFonts w:eastAsia="Times New Roman" w:ascii="Times New Roman" w:hAnsi="Times New Roman"/>
+              </w:rPr>
+              <w:t>27.165</w:t>
+            </w:r>
+          </w:p>
+        </w:tc>
+        <w:tc>
+          <w:tcPr>
+            <w:tcW w:type="dxa" w:w="1234"/>
+          </w:tcPr>
+          <w:p>
+            <w:pPr>
+              <w:jc w:val="center"/>
+            </w:pPr>
+            <w:r/>
+            <w:r>
+              <w:rPr>
+                <w:b w:val="0"/>
+                <w:i w:val="0"/>
+                <w:sz w:val="21"/>
+                <w:rFonts w:eastAsia="Times New Roman" w:ascii="Times New Roman" w:hAnsi="Times New Roman"/>
+              </w:rPr>
+              <w:t>29.619</w:t>
+            </w:r>
+          </w:p>
+        </w:tc>
+        <w:tc>
+          <w:tcPr>
+            <w:tcW w:type="dxa" w:w="1234"/>
+          </w:tcPr>
+          <w:p>
+            <w:pPr>
+              <w:jc w:val="center"/>
+            </w:pPr>
+            <w:r/>
+            <w:r>
+              <w:rPr>
+                <w:b w:val="0"/>
+                <w:i w:val="0"/>
+                <w:sz w:val="21"/>
+                <w:rFonts w:eastAsia="Times New Roman" w:ascii="Times New Roman" w:hAnsi="Times New Roman"/>
+              </w:rPr>
+              <w:t>-2.454</w:t>
+            </w:r>
+          </w:p>
+        </w:tc>
+        <w:tc>
+          <w:tcPr>
+            <w:tcW w:type="dxa" w:w="1234"/>
+          </w:tcPr>
+          <w:p>
+            <w:pPr>
+              <w:jc w:val="right"/>
+            </w:pPr>
+            <w:r/>
+            <w:r>
+              <w:rPr>
+                <w:b w:val="0"/>
+                <w:i w:val="0"/>
+                <w:sz w:val="21"/>
+                <w:rFonts w:eastAsia="Times New Roman" w:ascii="Times New Roman" w:hAnsi="Times New Roman"/>
+              </w:rPr>
+              <w:t>93.0×</w:t>
+            </w:r>
+          </w:p>
+        </w:tc>
+      </w:tr>
+      <w:tr>
+        <w:tc>
+          <w:tcPr>
+            <w:tcW w:type="dxa" w:w="1234"/>
+          </w:tcPr>
+          <w:p>
+            <w:pPr>
+              <w:jc w:val="left"/>
+            </w:pPr>
+            <w:r/>
+            <w:r>
+              <w:rPr>
+                <w:b w:val="0"/>
+                <w:i w:val="0"/>
+                <w:sz w:val="21"/>
+                <w:rFonts w:eastAsia="Times New Roman" w:ascii="Times New Roman" w:hAnsi="Times New Roman"/>
+              </w:rPr>
               <w:t>4 chips, corners</w:t>
             </w:r>
           </w:p>
         </w:tc>
         <w:tc>
           <w:tcPr>
-            <w:tcW w:type="dxa" w:w="1235"/>
+            <w:tcW w:type="dxa" w:w="1234"/>
           </w:tcPr>
           <w:p>
             <w:pPr>
@@ -8121,13 +9149,723 @@
                 <w:sz w:val="21"/>
                 <w:rFonts w:eastAsia="Times New Roman" w:ascii="Times New Roman" w:hAnsi="Times New Roman"/>
               </w:rPr>
+              <w:t>400</w:t>
+            </w:r>
+          </w:p>
+        </w:tc>
+        <w:tc>
+          <w:tcPr>
+            <w:tcW w:type="dxa" w:w="1234"/>
+          </w:tcPr>
+          <w:p>
+            <w:pPr>
+              <w:jc w:val="center"/>
+            </w:pPr>
+            <w:r/>
+            <w:r>
+              <w:rPr>
+                <w:b w:val="0"/>
+                <w:i w:val="0"/>
+                <w:sz w:val="21"/>
+                <w:rFonts w:eastAsia="Times New Roman" w:ascii="Times New Roman" w:hAnsi="Times New Roman"/>
+              </w:rPr>
+              <w:t>210</w:t>
+            </w:r>
+          </w:p>
+        </w:tc>
+        <w:tc>
+          <w:tcPr>
+            <w:tcW w:type="dxa" w:w="1234"/>
+          </w:tcPr>
+          <w:p>
+            <w:pPr>
+              <w:jc w:val="center"/>
+            </w:pPr>
+            <w:r/>
+            <w:r>
+              <w:rPr>
+                <w:b w:val="0"/>
+                <w:i w:val="0"/>
+                <w:sz w:val="21"/>
+                <w:rFonts w:eastAsia="Times New Roman" w:ascii="Times New Roman" w:hAnsi="Times New Roman"/>
+              </w:rPr>
+              <w:t>28.211</w:t>
+            </w:r>
+          </w:p>
+        </w:tc>
+        <w:tc>
+          <w:tcPr>
+            <w:tcW w:type="dxa" w:w="1234"/>
+          </w:tcPr>
+          <w:p>
+            <w:pPr>
+              <w:jc w:val="center"/>
+            </w:pPr>
+            <w:r/>
+            <w:r>
+              <w:rPr>
+                <w:b w:val="0"/>
+                <w:i w:val="0"/>
+                <w:sz w:val="21"/>
+                <w:rFonts w:eastAsia="Times New Roman" w:ascii="Times New Roman" w:hAnsi="Times New Roman"/>
+              </w:rPr>
+              <w:t>30.950</w:t>
+            </w:r>
+          </w:p>
+        </w:tc>
+        <w:tc>
+          <w:tcPr>
+            <w:tcW w:type="dxa" w:w="1234"/>
+          </w:tcPr>
+          <w:p>
+            <w:pPr>
+              <w:jc w:val="center"/>
+            </w:pPr>
+            <w:r/>
+            <w:r>
+              <w:rPr>
+                <w:b w:val="0"/>
+                <w:i w:val="0"/>
+                <w:sz w:val="21"/>
+                <w:rFonts w:eastAsia="Times New Roman" w:ascii="Times New Roman" w:hAnsi="Times New Roman"/>
+              </w:rPr>
+              <w:t>-2.740</w:t>
+            </w:r>
+          </w:p>
+        </w:tc>
+        <w:tc>
+          <w:tcPr>
+            <w:tcW w:type="dxa" w:w="1234"/>
+          </w:tcPr>
+          <w:p>
+            <w:pPr>
+              <w:jc w:val="right"/>
+            </w:pPr>
+            <w:r/>
+            <w:r>
+              <w:rPr>
+                <w:b w:val="0"/>
+                <w:i w:val="0"/>
+                <w:sz w:val="21"/>
+                <w:rFonts w:eastAsia="Times New Roman" w:ascii="Times New Roman" w:hAnsi="Times New Roman"/>
+              </w:rPr>
+              <w:t>28.6×</w:t>
+            </w:r>
+          </w:p>
+        </w:tc>
+      </w:tr>
+      <w:tr>
+        <w:tc>
+          <w:tcPr>
+            <w:tcW w:type="dxa" w:w="1234"/>
+          </w:tcPr>
+          <w:p>
+            <w:pPr>
+              <w:jc w:val="left"/>
+            </w:pPr>
+            <w:r/>
+            <w:r>
+              <w:rPr>
+                <w:b w:val="0"/>
+                <w:i w:val="0"/>
+                <w:sz w:val="21"/>
+                <w:rFonts w:eastAsia="Times New Roman" w:ascii="Times New Roman" w:hAnsi="Times New Roman"/>
+              </w:rPr>
+              <w:t>4 chips, corners</w:t>
+            </w:r>
+          </w:p>
+        </w:tc>
+        <w:tc>
+          <w:tcPr>
+            <w:tcW w:type="dxa" w:w="1234"/>
+          </w:tcPr>
+          <w:p>
+            <w:pPr>
+              <w:jc w:val="center"/>
+            </w:pPr>
+            <w:r/>
+            <w:r>
+              <w:rPr>
+                <w:b w:val="0"/>
+                <w:i w:val="0"/>
+                <w:sz w:val="21"/>
+                <w:rFonts w:eastAsia="Times New Roman" w:ascii="Times New Roman" w:hAnsi="Times New Roman"/>
+              </w:rPr>
+              <w:t>600</w:t>
+            </w:r>
+          </w:p>
+        </w:tc>
+        <w:tc>
+          <w:tcPr>
+            <w:tcW w:type="dxa" w:w="1234"/>
+          </w:tcPr>
+          <w:p>
+            <w:pPr>
+              <w:jc w:val="center"/>
+            </w:pPr>
+            <w:r/>
+            <w:r>
+              <w:rPr>
+                <w:b w:val="0"/>
+                <w:i w:val="0"/>
+                <w:sz w:val="21"/>
+                <w:rFonts w:eastAsia="Times New Roman" w:ascii="Times New Roman" w:hAnsi="Times New Roman"/>
+              </w:rPr>
+              <w:t>309</w:t>
+            </w:r>
+          </w:p>
+        </w:tc>
+        <w:tc>
+          <w:tcPr>
+            <w:tcW w:type="dxa" w:w="1234"/>
+          </w:tcPr>
+          <w:p>
+            <w:pPr>
+              <w:jc w:val="center"/>
+            </w:pPr>
+            <w:r/>
+            <w:r>
+              <w:rPr>
+                <w:b w:val="0"/>
+                <w:i w:val="0"/>
+                <w:sz w:val="21"/>
+                <w:rFonts w:eastAsia="Times New Roman" w:ascii="Times New Roman" w:hAnsi="Times New Roman"/>
+              </w:rPr>
+              <w:t>27.942</w:t>
+            </w:r>
+          </w:p>
+        </w:tc>
+        <w:tc>
+          <w:tcPr>
+            <w:tcW w:type="dxa" w:w="1234"/>
+          </w:tcPr>
+          <w:p>
+            <w:pPr>
+              <w:jc w:val="center"/>
+            </w:pPr>
+            <w:r/>
+            <w:r>
+              <w:rPr>
+                <w:b w:val="0"/>
+                <w:i w:val="0"/>
+                <w:sz w:val="21"/>
+                <w:rFonts w:eastAsia="Times New Roman" w:ascii="Times New Roman" w:hAnsi="Times New Roman"/>
+              </w:rPr>
+              <w:t>28.859</w:t>
+            </w:r>
+          </w:p>
+        </w:tc>
+        <w:tc>
+          <w:tcPr>
+            <w:tcW w:type="dxa" w:w="1234"/>
+          </w:tcPr>
+          <w:p>
+            <w:pPr>
+              <w:jc w:val="center"/>
+            </w:pPr>
+            <w:r/>
+            <w:r>
+              <w:rPr>
+                <w:b w:val="0"/>
+                <w:i w:val="0"/>
+                <w:sz w:val="21"/>
+                <w:rFonts w:eastAsia="Times New Roman" w:ascii="Times New Roman" w:hAnsi="Times New Roman"/>
+              </w:rPr>
+              <w:t>-0.917</w:t>
+            </w:r>
+          </w:p>
+        </w:tc>
+        <w:tc>
+          <w:tcPr>
+            <w:tcW w:type="dxa" w:w="1234"/>
+          </w:tcPr>
+          <w:p>
+            <w:pPr>
+              <w:jc w:val="right"/>
+            </w:pPr>
+            <w:r/>
+            <w:r>
+              <w:rPr>
+                <w:b w:val="0"/>
+                <w:i w:val="0"/>
+                <w:sz w:val="21"/>
+                <w:rFonts w:eastAsia="Times New Roman" w:ascii="Times New Roman" w:hAnsi="Times New Roman"/>
+              </w:rPr>
+              <w:t>39.9×</w:t>
+            </w:r>
+          </w:p>
+        </w:tc>
+      </w:tr>
+      <w:tr>
+        <w:tc>
+          <w:tcPr>
+            <w:tcW w:type="dxa" w:w="1234"/>
+          </w:tcPr>
+          <w:p>
+            <w:pPr>
+              <w:jc w:val="left"/>
+            </w:pPr>
+            <w:r/>
+            <w:r>
+              <w:rPr>
+                <w:b w:val="0"/>
+                <w:i w:val="0"/>
+                <w:sz w:val="21"/>
+                <w:rFonts w:eastAsia="Times New Roman" w:ascii="Times New Roman" w:hAnsi="Times New Roman"/>
+              </w:rPr>
+              <w:t>4 chips, corners</w:t>
+            </w:r>
+          </w:p>
+        </w:tc>
+        <w:tc>
+          <w:tcPr>
+            <w:tcW w:type="dxa" w:w="1234"/>
+          </w:tcPr>
+          <w:p>
+            <w:pPr>
+              <w:jc w:val="center"/>
+            </w:pPr>
+            <w:r/>
+            <w:r>
+              <w:rPr>
+                <w:b w:val="0"/>
+                <w:i w:val="0"/>
+                <w:sz w:val="21"/>
+                <w:rFonts w:eastAsia="Times New Roman" w:ascii="Times New Roman" w:hAnsi="Times New Roman"/>
+              </w:rPr>
+              <w:t>700</w:t>
+            </w:r>
+          </w:p>
+        </w:tc>
+        <w:tc>
+          <w:tcPr>
+            <w:tcW w:type="dxa" w:w="1234"/>
+          </w:tcPr>
+          <w:p>
+            <w:pPr>
+              <w:jc w:val="center"/>
+            </w:pPr>
+            <w:r/>
+            <w:r>
+              <w:rPr>
+                <w:b w:val="0"/>
+                <w:i w:val="0"/>
+                <w:sz w:val="21"/>
+                <w:rFonts w:eastAsia="Times New Roman" w:ascii="Times New Roman" w:hAnsi="Times New Roman"/>
+              </w:rPr>
+              <w:t>353</w:t>
+            </w:r>
+          </w:p>
+        </w:tc>
+        <w:tc>
+          <w:tcPr>
+            <w:tcW w:type="dxa" w:w="1234"/>
+          </w:tcPr>
+          <w:p>
+            <w:pPr>
+              <w:jc w:val="center"/>
+            </w:pPr>
+            <w:r/>
+            <w:r>
+              <w:rPr>
+                <w:b w:val="0"/>
+                <w:i w:val="0"/>
+                <w:sz w:val="21"/>
+                <w:rFonts w:eastAsia="Times New Roman" w:ascii="Times New Roman" w:hAnsi="Times New Roman"/>
+              </w:rPr>
+              <w:t>27.849</w:t>
+            </w:r>
+          </w:p>
+        </w:tc>
+        <w:tc>
+          <w:tcPr>
+            <w:tcW w:type="dxa" w:w="1234"/>
+          </w:tcPr>
+          <w:p>
+            <w:pPr>
+              <w:jc w:val="center"/>
+            </w:pPr>
+            <w:r/>
+            <w:r>
+              <w:rPr>
+                <w:b w:val="0"/>
+                <w:i w:val="0"/>
+                <w:sz w:val="21"/>
+                <w:rFonts w:eastAsia="Times New Roman" w:ascii="Times New Roman" w:hAnsi="Times New Roman"/>
+              </w:rPr>
+              <w:t>28.784</w:t>
+            </w:r>
+          </w:p>
+        </w:tc>
+        <w:tc>
+          <w:tcPr>
+            <w:tcW w:type="dxa" w:w="1234"/>
+          </w:tcPr>
+          <w:p>
+            <w:pPr>
+              <w:jc w:val="center"/>
+            </w:pPr>
+            <w:r/>
+            <w:r>
+              <w:rPr>
+                <w:b w:val="0"/>
+                <w:i w:val="0"/>
+                <w:sz w:val="21"/>
+                <w:rFonts w:eastAsia="Times New Roman" w:ascii="Times New Roman" w:hAnsi="Times New Roman"/>
+              </w:rPr>
+              <w:t>-0.935</w:t>
+            </w:r>
+          </w:p>
+        </w:tc>
+        <w:tc>
+          <w:tcPr>
+            <w:tcW w:type="dxa" w:w="1234"/>
+          </w:tcPr>
+          <w:p>
+            <w:pPr>
+              <w:jc w:val="right"/>
+            </w:pPr>
+            <w:r/>
+            <w:r>
+              <w:rPr>
+                <w:b w:val="0"/>
+                <w:i w:val="0"/>
+                <w:sz w:val="21"/>
+                <w:rFonts w:eastAsia="Times New Roman" w:ascii="Times New Roman" w:hAnsi="Times New Roman"/>
+              </w:rPr>
+              <w:t>49.4×</w:t>
+            </w:r>
+          </w:p>
+        </w:tc>
+      </w:tr>
+      <w:tr>
+        <w:tc>
+          <w:tcPr>
+            <w:tcW w:type="dxa" w:w="1234"/>
+          </w:tcPr>
+          <w:p>
+            <w:pPr>
+              <w:jc w:val="left"/>
+            </w:pPr>
+            <w:r/>
+            <w:r>
+              <w:rPr>
+                <w:b w:val="0"/>
+                <w:i w:val="0"/>
+                <w:sz w:val="21"/>
+                <w:rFonts w:eastAsia="Times New Roman" w:ascii="Times New Roman" w:hAnsi="Times New Roman"/>
+              </w:rPr>
+              <w:t>4 chips, corners</w:t>
+            </w:r>
+          </w:p>
+        </w:tc>
+        <w:tc>
+          <w:tcPr>
+            <w:tcW w:type="dxa" w:w="1234"/>
+          </w:tcPr>
+          <w:p>
+            <w:pPr>
+              <w:jc w:val="center"/>
+            </w:pPr>
+            <w:r/>
+            <w:r>
+              <w:rPr>
+                <w:b w:val="0"/>
+                <w:i w:val="0"/>
+                <w:sz w:val="21"/>
+                <w:rFonts w:eastAsia="Times New Roman" w:ascii="Times New Roman" w:hAnsi="Times New Roman"/>
+              </w:rPr>
+              <w:t>800</w:t>
+            </w:r>
+          </w:p>
+        </w:tc>
+        <w:tc>
+          <w:tcPr>
+            <w:tcW w:type="dxa" w:w="1234"/>
+          </w:tcPr>
+          <w:p>
+            <w:pPr>
+              <w:jc w:val="center"/>
+            </w:pPr>
+            <w:r/>
+            <w:r>
+              <w:rPr>
+                <w:b w:val="0"/>
+                <w:i w:val="0"/>
+                <w:sz w:val="21"/>
+                <w:rFonts w:eastAsia="Times New Roman" w:ascii="Times New Roman" w:hAnsi="Times New Roman"/>
+              </w:rPr>
+              <w:t>395</w:t>
+            </w:r>
+          </w:p>
+        </w:tc>
+        <w:tc>
+          <w:tcPr>
+            <w:tcW w:type="dxa" w:w="1234"/>
+          </w:tcPr>
+          <w:p>
+            <w:pPr>
+              <w:jc w:val="center"/>
+            </w:pPr>
+            <w:r/>
+            <w:r>
+              <w:rPr>
+                <w:b w:val="0"/>
+                <w:i w:val="0"/>
+                <w:sz w:val="21"/>
+                <w:rFonts w:eastAsia="Times New Roman" w:ascii="Times New Roman" w:hAnsi="Times New Roman"/>
+              </w:rPr>
+              <w:t>27.771</w:t>
+            </w:r>
+          </w:p>
+        </w:tc>
+        <w:tc>
+          <w:tcPr>
+            <w:tcW w:type="dxa" w:w="1234"/>
+          </w:tcPr>
+          <w:p>
+            <w:pPr>
+              <w:jc w:val="center"/>
+            </w:pPr>
+            <w:r/>
+            <w:r>
+              <w:rPr>
+                <w:b w:val="0"/>
+                <w:i w:val="0"/>
+                <w:sz w:val="21"/>
+                <w:rFonts w:eastAsia="Times New Roman" w:ascii="Times New Roman" w:hAnsi="Times New Roman"/>
+              </w:rPr>
+              <w:t>28.776</w:t>
+            </w:r>
+          </w:p>
+        </w:tc>
+        <w:tc>
+          <w:tcPr>
+            <w:tcW w:type="dxa" w:w="1234"/>
+          </w:tcPr>
+          <w:p>
+            <w:pPr>
+              <w:jc w:val="center"/>
+            </w:pPr>
+            <w:r/>
+            <w:r>
+              <w:rPr>
+                <w:b w:val="0"/>
+                <w:i w:val="0"/>
+                <w:sz w:val="21"/>
+                <w:rFonts w:eastAsia="Times New Roman" w:ascii="Times New Roman" w:hAnsi="Times New Roman"/>
+              </w:rPr>
+              <w:t>-1.005</w:t>
+            </w:r>
+          </w:p>
+        </w:tc>
+        <w:tc>
+          <w:tcPr>
+            <w:tcW w:type="dxa" w:w="1234"/>
+          </w:tcPr>
+          <w:p>
+            <w:pPr>
+              <w:jc w:val="right"/>
+            </w:pPr>
+            <w:r/>
+            <w:r>
+              <w:rPr>
+                <w:b w:val="0"/>
+                <w:i w:val="0"/>
+                <w:sz w:val="21"/>
+                <w:rFonts w:eastAsia="Times New Roman" w:ascii="Times New Roman" w:hAnsi="Times New Roman"/>
+              </w:rPr>
+              <w:t>56.2×</w:t>
+            </w:r>
+          </w:p>
+        </w:tc>
+      </w:tr>
+      <w:tr>
+        <w:tc>
+          <w:tcPr>
+            <w:tcW w:type="dxa" w:w="1234"/>
+          </w:tcPr>
+          <w:p>
+            <w:pPr>
+              <w:jc w:val="left"/>
+            </w:pPr>
+            <w:r/>
+            <w:r>
+              <w:rPr>
+                <w:b w:val="0"/>
+                <w:i w:val="0"/>
+                <w:sz w:val="21"/>
+                <w:rFonts w:eastAsia="Times New Roman" w:ascii="Times New Roman" w:hAnsi="Times New Roman"/>
+              </w:rPr>
+              <w:t>4 chips, corners</w:t>
+            </w:r>
+          </w:p>
+        </w:tc>
+        <w:tc>
+          <w:tcPr>
+            <w:tcW w:type="dxa" w:w="1234"/>
+          </w:tcPr>
+          <w:p>
+            <w:pPr>
+              <w:jc w:val="center"/>
+            </w:pPr>
+            <w:r/>
+            <w:r>
+              <w:rPr>
+                <w:b w:val="0"/>
+                <w:i w:val="0"/>
+                <w:sz w:val="21"/>
+                <w:rFonts w:eastAsia="Times New Roman" w:ascii="Times New Roman" w:hAnsi="Times New Roman"/>
+              </w:rPr>
+              <w:t>1000</w:t>
+            </w:r>
+          </w:p>
+        </w:tc>
+        <w:tc>
+          <w:tcPr>
+            <w:tcW w:type="dxa" w:w="1234"/>
+          </w:tcPr>
+          <w:p>
+            <w:pPr>
+              <w:jc w:val="center"/>
+            </w:pPr>
+            <w:r/>
+            <w:r>
+              <w:rPr>
+                <w:b w:val="0"/>
+                <w:i w:val="0"/>
+                <w:sz w:val="21"/>
+                <w:rFonts w:eastAsia="Times New Roman" w:ascii="Times New Roman" w:hAnsi="Times New Roman"/>
+              </w:rPr>
+              <w:t>463</w:t>
+            </w:r>
+          </w:p>
+        </w:tc>
+        <w:tc>
+          <w:tcPr>
+            <w:tcW w:type="dxa" w:w="1234"/>
+          </w:tcPr>
+          <w:p>
+            <w:pPr>
+              <w:jc w:val="center"/>
+            </w:pPr>
+            <w:r/>
+            <w:r>
+              <w:rPr>
+                <w:b w:val="0"/>
+                <w:i w:val="0"/>
+                <w:sz w:val="21"/>
+                <w:rFonts w:eastAsia="Times New Roman" w:ascii="Times New Roman" w:hAnsi="Times New Roman"/>
+              </w:rPr>
+              <w:t>27.659</w:t>
+            </w:r>
+          </w:p>
+        </w:tc>
+        <w:tc>
+          <w:tcPr>
+            <w:tcW w:type="dxa" w:w="1234"/>
+          </w:tcPr>
+          <w:p>
+            <w:pPr>
+              <w:jc w:val="center"/>
+            </w:pPr>
+            <w:r/>
+            <w:r>
+              <w:rPr>
+                <w:b w:val="0"/>
+                <w:i w:val="0"/>
+                <w:sz w:val="21"/>
+                <w:rFonts w:eastAsia="Times New Roman" w:ascii="Times New Roman" w:hAnsi="Times New Roman"/>
+              </w:rPr>
+              <w:t>28.722</w:t>
+            </w:r>
+          </w:p>
+        </w:tc>
+        <w:tc>
+          <w:tcPr>
+            <w:tcW w:type="dxa" w:w="1234"/>
+          </w:tcPr>
+          <w:p>
+            <w:pPr>
+              <w:jc w:val="center"/>
+            </w:pPr>
+            <w:r/>
+            <w:r>
+              <w:rPr>
+                <w:b w:val="0"/>
+                <w:i w:val="0"/>
+                <w:sz w:val="21"/>
+                <w:rFonts w:eastAsia="Times New Roman" w:ascii="Times New Roman" w:hAnsi="Times New Roman"/>
+              </w:rPr>
+              <w:t>-1.063</w:t>
+            </w:r>
+          </w:p>
+        </w:tc>
+        <w:tc>
+          <w:tcPr>
+            <w:tcW w:type="dxa" w:w="1234"/>
+          </w:tcPr>
+          <w:p>
+            <w:pPr>
+              <w:jc w:val="right"/>
+            </w:pPr>
+            <w:r/>
+            <w:r>
+              <w:rPr>
+                <w:b w:val="0"/>
+                <w:i w:val="0"/>
+                <w:sz w:val="21"/>
+                <w:rFonts w:eastAsia="Times New Roman" w:ascii="Times New Roman" w:hAnsi="Times New Roman"/>
+              </w:rPr>
+              <w:t>72.9×</w:t>
+            </w:r>
+          </w:p>
+        </w:tc>
+      </w:tr>
+      <w:tr>
+        <w:tc>
+          <w:tcPr>
+            <w:tcW w:type="dxa" w:w="1234"/>
+          </w:tcPr>
+          <w:p>
+            <w:pPr>
+              <w:jc w:val="left"/>
+            </w:pPr>
+            <w:r/>
+            <w:r>
+              <w:rPr>
+                <w:b w:val="0"/>
+                <w:i w:val="0"/>
+                <w:sz w:val="21"/>
+                <w:rFonts w:eastAsia="Times New Roman" w:ascii="Times New Roman" w:hAnsi="Times New Roman"/>
+              </w:rPr>
+              <w:t>4 chips, corners</w:t>
+            </w:r>
+          </w:p>
+        </w:tc>
+        <w:tc>
+          <w:tcPr>
+            <w:tcW w:type="dxa" w:w="1234"/>
+          </w:tcPr>
+          <w:p>
+            <w:pPr>
+              <w:jc w:val="center"/>
+            </w:pPr>
+            <w:r/>
+            <w:r>
+              <w:rPr>
+                <w:b w:val="0"/>
+                <w:i w:val="0"/>
+                <w:sz w:val="21"/>
+                <w:rFonts w:eastAsia="Times New Roman" w:ascii="Times New Roman" w:hAnsi="Times New Roman"/>
+              </w:rPr>
               <w:t>1300</w:t>
             </w:r>
           </w:p>
         </w:tc>
         <w:tc>
           <w:tcPr>
-            <w:tcW w:type="dxa" w:w="1235"/>
+            <w:tcW w:type="dxa" w:w="1234"/>
           </w:tcPr>
           <w:p>
             <w:pPr>
@@ -8147,7 +9885,7 @@
         </w:tc>
         <w:tc>
           <w:tcPr>
-            <w:tcW w:type="dxa" w:w="1235"/>
+            <w:tcW w:type="dxa" w:w="1234"/>
           </w:tcPr>
           <w:p>
             <w:pPr>
@@ -8167,7 +9905,7 @@
         </w:tc>
         <w:tc>
           <w:tcPr>
-            <w:tcW w:type="dxa" w:w="1235"/>
+            <w:tcW w:type="dxa" w:w="1234"/>
           </w:tcPr>
           <w:p>
             <w:pPr>
@@ -8181,13 +9919,13 @@
                 <w:sz w:val="21"/>
                 <w:rFonts w:eastAsia="Times New Roman" w:ascii="Times New Roman" w:hAnsi="Times New Roman"/>
               </w:rPr>
-              <w:t>28.842</w:t>
-            </w:r>
-          </w:p>
-        </w:tc>
-        <w:tc>
-          <w:tcPr>
-            <w:tcW w:type="dxa" w:w="1235"/>
+              <w:t>28.678</w:t>
+            </w:r>
+          </w:p>
+        </w:tc>
+        <w:tc>
+          <w:tcPr>
+            <w:tcW w:type="dxa" w:w="1234"/>
           </w:tcPr>
           <w:p>
             <w:pPr>
@@ -8201,13 +9939,13 @@
                 <w:sz w:val="21"/>
                 <w:rFonts w:eastAsia="Times New Roman" w:ascii="Times New Roman" w:hAnsi="Times New Roman"/>
               </w:rPr>
-              <w:t>-1.249</w:t>
-            </w:r>
-          </w:p>
-        </w:tc>
-        <w:tc>
-          <w:tcPr>
-            <w:tcW w:type="dxa" w:w="1235"/>
+              <w:t>-1.085</w:t>
+            </w:r>
+          </w:p>
+        </w:tc>
+        <w:tc>
+          <w:tcPr>
+            <w:tcW w:type="dxa" w:w="1234"/>
           </w:tcPr>
           <w:p>
             <w:pPr>
@@ -8221,7 +9959,7 @@
                 <w:sz w:val="21"/>
                 <w:rFonts w:eastAsia="Times New Roman" w:ascii="Times New Roman" w:hAnsi="Times New Roman"/>
               </w:rPr>
-              <w:t>9173.3×</w:t>
+              <w:t>96.9×</w:t>
             </w:r>
           </w:p>
         </w:tc>
@@ -8253,7 +9991,7 @@
           <w:sz w:val="21"/>
           <w:rFonts w:eastAsia="宋体" w:ascii="Times New Roman" w:hAnsi="Times New Roman"/>
         </w:rPr>
-        <w:t xml:space="preserve">等钉住口径允许两侧材料量不同（树通道可复用主干）。更严格的 C5 口径要求两侧通道占用总格点数逐格相等，此时只有排列方式不同。表6 给出代表工况：格状网在峰值温度上整体不劣于树，且压降低 2–3 个数量级；径向通道在 3/4 芯片下因无法均衡供水而 </w:t>
+        <w:t xml:space="preserve">等钉住口径允许两侧材料量不同（树通道可复用主干）。更严格的 C5 口径要求两侧通道占用总格点数逐格相等，此时只有排列方式不同。表6 给出代表工况：格状网在峰值温度上整体不劣于树，且压降低 2–3 个数量级；径向通道在 3/4 芯片下 </w:t>
       </w:r>
       <w:r>
         <w:rPr>
@@ -8281,7 +10019,7 @@
           <w:sz w:val="21"/>
           <w:rFonts w:eastAsia="宋体" w:ascii="Times New Roman" w:hAnsi="Times New Roman"/>
         </w:rPr>
-        <w:t xml:space="preserve"> 偏高，但压降最低；树在温度上仅对径向有优势，代价是压降高出约三个数量级。以 3 芯片、1300 格为例，树 27.165 °C 对格状 27.164 °C，格状压降仅 19.0 Pa 而树为 </w:t>
+        <w:t xml:space="preserve"> 略高于树（0.2–0.7 °C），但压降最低；树在温度上仅对径向有微弱优势，代价是压降高出约三个数量级。以 3 芯片、1300 格为例，树 27.165 °C 对格状 27.164 °C，格状压降仅 19.0 Pa 而树为 </w:t>
       </w:r>
       <w:r>
         <w:rPr>
@@ -8341,18 +10079,18 @@
         </w:tblBorders>
       </w:tblPr>
       <w:tblGrid>
-        <w:gridCol w:w="1235"/>
-        <w:gridCol w:w="1235"/>
-        <w:gridCol w:w="1235"/>
-        <w:gridCol w:w="1235"/>
-        <w:gridCol w:w="1235"/>
-        <w:gridCol w:w="1235"/>
-        <w:gridCol w:w="1235"/>
+        <w:gridCol w:w="1234"/>
+        <w:gridCol w:w="1234"/>
+        <w:gridCol w:w="1234"/>
+        <w:gridCol w:w="1234"/>
+        <w:gridCol w:w="1234"/>
+        <w:gridCol w:w="1234"/>
+        <w:gridCol w:w="1234"/>
       </w:tblGrid>
       <w:tr>
         <w:tc>
           <w:tcPr>
-            <w:tcW w:type="dxa" w:w="1235"/>
+            <w:tcW w:type="dxa" w:w="1234"/>
             <w:tcBorders>
               <w:bottom w:val="single" w:sz="4" w:space="0" w:color="000000"/>
             </w:tcBorders>
@@ -8379,7 +10117,7 @@
         </w:tc>
         <w:tc>
           <w:tcPr>
-            <w:tcW w:type="dxa" w:w="1235"/>
+            <w:tcW w:type="dxa" w:w="1234"/>
             <w:tcBorders>
               <w:bottom w:val="single" w:sz="4" w:space="0" w:color="000000"/>
             </w:tcBorders>
@@ -8406,7 +10144,7 @@
         </w:tc>
         <w:tc>
           <w:tcPr>
-            <w:tcW w:type="dxa" w:w="1235"/>
+            <w:tcW w:type="dxa" w:w="1234"/>
             <w:tcBorders>
               <w:bottom w:val="single" w:sz="4" w:space="0" w:color="000000"/>
             </w:tcBorders>
@@ -8452,7 +10190,7 @@
         </w:tc>
         <w:tc>
           <w:tcPr>
-            <w:tcW w:type="dxa" w:w="1235"/>
+            <w:tcW w:type="dxa" w:w="1234"/>
             <w:tcBorders>
               <w:bottom w:val="single" w:sz="4" w:space="0" w:color="000000"/>
             </w:tcBorders>
@@ -8498,7 +10236,7 @@
         </w:tc>
         <w:tc>
           <w:tcPr>
-            <w:tcW w:type="dxa" w:w="1235"/>
+            <w:tcW w:type="dxa" w:w="1234"/>
             <w:tcBorders>
               <w:bottom w:val="single" w:sz="4" w:space="0" w:color="000000"/>
             </w:tcBorders>
@@ -8544,7 +10282,7 @@
         </w:tc>
         <w:tc>
           <w:tcPr>
-            <w:tcW w:type="dxa" w:w="1235"/>
+            <w:tcW w:type="dxa" w:w="1234"/>
             <w:tcBorders>
               <w:bottom w:val="single" w:sz="4" w:space="0" w:color="000000"/>
             </w:tcBorders>
@@ -8589,7 +10327,7 @@
         </w:tc>
         <w:tc>
           <w:tcPr>
-            <w:tcW w:type="dxa" w:w="1235"/>
+            <w:tcW w:type="dxa" w:w="1234"/>
             <w:tcBorders>
               <w:bottom w:val="single" w:sz="4" w:space="0" w:color="000000"/>
             </w:tcBorders>
@@ -8636,7 +10374,7 @@
       <w:tr>
         <w:tc>
           <w:tcPr>
-            <w:tcW w:type="dxa" w:w="1235"/>
+            <w:tcW w:type="dxa" w:w="1234"/>
           </w:tcPr>
           <w:p>
             <w:pPr>
@@ -8656,7 +10394,7 @@
         </w:tc>
         <w:tc>
           <w:tcPr>
-            <w:tcW w:type="dxa" w:w="1235"/>
+            <w:tcW w:type="dxa" w:w="1234"/>
           </w:tcPr>
           <w:p>
             <w:pPr>
@@ -8676,7 +10414,7 @@
         </w:tc>
         <w:tc>
           <w:tcPr>
-            <w:tcW w:type="dxa" w:w="1235"/>
+            <w:tcW w:type="dxa" w:w="1234"/>
           </w:tcPr>
           <w:p>
             <w:pPr>
@@ -8696,7 +10434,7 @@
         </w:tc>
         <w:tc>
           <w:tcPr>
-            <w:tcW w:type="dxa" w:w="1235"/>
+            <w:tcW w:type="dxa" w:w="1234"/>
           </w:tcPr>
           <w:p>
             <w:pPr>
@@ -8716,7 +10454,7 @@
         </w:tc>
         <w:tc>
           <w:tcPr>
-            <w:tcW w:type="dxa" w:w="1235"/>
+            <w:tcW w:type="dxa" w:w="1234"/>
           </w:tcPr>
           <w:p>
             <w:pPr>
@@ -8736,7 +10474,7 @@
         </w:tc>
         <w:tc>
           <w:tcPr>
-            <w:tcW w:type="dxa" w:w="1235"/>
+            <w:tcW w:type="dxa" w:w="1234"/>
           </w:tcPr>
           <w:p>
             <w:pPr>
@@ -8756,7 +10494,7 @@
         </w:tc>
         <w:tc>
           <w:tcPr>
-            <w:tcW w:type="dxa" w:w="1235"/>
+            <w:tcW w:type="dxa" w:w="1234"/>
           </w:tcPr>
           <w:p>
             <w:pPr>
@@ -8778,7 +10516,7 @@
       <w:tr>
         <w:tc>
           <w:tcPr>
-            <w:tcW w:type="dxa" w:w="1235"/>
+            <w:tcW w:type="dxa" w:w="1234"/>
           </w:tcPr>
           <w:p>
             <w:pPr>
@@ -8798,7 +10536,7 @@
         </w:tc>
         <w:tc>
           <w:tcPr>
-            <w:tcW w:type="dxa" w:w="1235"/>
+            <w:tcW w:type="dxa" w:w="1234"/>
           </w:tcPr>
           <w:p>
             <w:pPr>
@@ -8818,7 +10556,7 @@
         </w:tc>
         <w:tc>
           <w:tcPr>
-            <w:tcW w:type="dxa" w:w="1235"/>
+            <w:tcW w:type="dxa" w:w="1234"/>
           </w:tcPr>
           <w:p>
             <w:pPr>
@@ -8838,7 +10576,7 @@
         </w:tc>
         <w:tc>
           <w:tcPr>
-            <w:tcW w:type="dxa" w:w="1235"/>
+            <w:tcW w:type="dxa" w:w="1234"/>
           </w:tcPr>
           <w:p>
             <w:pPr>
@@ -8858,7 +10596,7 @@
         </w:tc>
         <w:tc>
           <w:tcPr>
-            <w:tcW w:type="dxa" w:w="1235"/>
+            <w:tcW w:type="dxa" w:w="1234"/>
           </w:tcPr>
           <w:p>
             <w:pPr>
@@ -8878,7 +10616,7 @@
         </w:tc>
         <w:tc>
           <w:tcPr>
-            <w:tcW w:type="dxa" w:w="1235"/>
+            <w:tcW w:type="dxa" w:w="1234"/>
           </w:tcPr>
           <w:p>
             <w:pPr>
@@ -8898,7 +10636,7 @@
         </w:tc>
         <w:tc>
           <w:tcPr>
-            <w:tcW w:type="dxa" w:w="1235"/>
+            <w:tcW w:type="dxa" w:w="1234"/>
           </w:tcPr>
           <w:p>
             <w:pPr>
@@ -8920,7 +10658,7 @@
       <w:tr>
         <w:tc>
           <w:tcPr>
-            <w:tcW w:type="dxa" w:w="1235"/>
+            <w:tcW w:type="dxa" w:w="1234"/>
           </w:tcPr>
           <w:p>
             <w:pPr>
@@ -8940,7 +10678,7 @@
         </w:tc>
         <w:tc>
           <w:tcPr>
-            <w:tcW w:type="dxa" w:w="1235"/>
+            <w:tcW w:type="dxa" w:w="1234"/>
           </w:tcPr>
           <w:p>
             <w:pPr>
@@ -8960,7 +10698,7 @@
         </w:tc>
         <w:tc>
           <w:tcPr>
-            <w:tcW w:type="dxa" w:w="1235"/>
+            <w:tcW w:type="dxa" w:w="1234"/>
           </w:tcPr>
           <w:p>
             <w:pPr>
@@ -8980,7 +10718,7 @@
         </w:tc>
         <w:tc>
           <w:tcPr>
-            <w:tcW w:type="dxa" w:w="1235"/>
+            <w:tcW w:type="dxa" w:w="1234"/>
           </w:tcPr>
           <w:p>
             <w:pPr>
@@ -8994,13 +10732,13 @@
                 <w:sz w:val="21"/>
                 <w:rFonts w:eastAsia="Times New Roman" w:ascii="Times New Roman" w:hAnsi="Times New Roman"/>
               </w:rPr>
-              <w:t>30.938</w:t>
-            </w:r>
-          </w:p>
-        </w:tc>
-        <w:tc>
-          <w:tcPr>
-            <w:tcW w:type="dxa" w:w="1235"/>
+              <w:t>28.823</w:t>
+            </w:r>
+          </w:p>
+        </w:tc>
+        <w:tc>
+          <w:tcPr>
+            <w:tcW w:type="dxa" w:w="1234"/>
           </w:tcPr>
           <w:p>
             <w:pPr>
@@ -9020,7 +10758,7 @@
         </w:tc>
         <w:tc>
           <w:tcPr>
-            <w:tcW w:type="dxa" w:w="1235"/>
+            <w:tcW w:type="dxa" w:w="1234"/>
           </w:tcPr>
           <w:p>
             <w:pPr>
@@ -9040,7 +10778,7 @@
         </w:tc>
         <w:tc>
           <w:tcPr>
-            <w:tcW w:type="dxa" w:w="1235"/>
+            <w:tcW w:type="dxa" w:w="1234"/>
           </w:tcPr>
           <w:p>
             <w:pPr>
@@ -9062,7 +10800,7 @@
       <w:tr>
         <w:tc>
           <w:tcPr>
-            <w:tcW w:type="dxa" w:w="1235"/>
+            <w:tcW w:type="dxa" w:w="1234"/>
           </w:tcPr>
           <w:p>
             <w:pPr>
@@ -9082,7 +10820,7 @@
         </w:tc>
         <w:tc>
           <w:tcPr>
-            <w:tcW w:type="dxa" w:w="1235"/>
+            <w:tcW w:type="dxa" w:w="1234"/>
           </w:tcPr>
           <w:p>
             <w:pPr>
@@ -9102,7 +10840,7 @@
         </w:tc>
         <w:tc>
           <w:tcPr>
-            <w:tcW w:type="dxa" w:w="1235"/>
+            <w:tcW w:type="dxa" w:w="1234"/>
           </w:tcPr>
           <w:p>
             <w:pPr>
@@ -9122,7 +10860,7 @@
         </w:tc>
         <w:tc>
           <w:tcPr>
-            <w:tcW w:type="dxa" w:w="1235"/>
+            <w:tcW w:type="dxa" w:w="1234"/>
           </w:tcPr>
           <w:p>
             <w:pPr>
@@ -9136,13 +10874,13 @@
                 <w:sz w:val="21"/>
                 <w:rFonts w:eastAsia="Times New Roman" w:ascii="Times New Roman" w:hAnsi="Times New Roman"/>
               </w:rPr>
-              <w:t>28.365</w:t>
-            </w:r>
-          </w:p>
-        </w:tc>
-        <w:tc>
-          <w:tcPr>
-            <w:tcW w:type="dxa" w:w="1235"/>
+              <w:t>27.872</w:t>
+            </w:r>
+          </w:p>
+        </w:tc>
+        <w:tc>
+          <w:tcPr>
+            <w:tcW w:type="dxa" w:w="1234"/>
           </w:tcPr>
           <w:p>
             <w:pPr>
@@ -9162,7 +10900,7 @@
         </w:tc>
         <w:tc>
           <w:tcPr>
-            <w:tcW w:type="dxa" w:w="1235"/>
+            <w:tcW w:type="dxa" w:w="1234"/>
           </w:tcPr>
           <w:p>
             <w:pPr>
@@ -9182,7 +10920,7 @@
         </w:tc>
         <w:tc>
           <w:tcPr>
-            <w:tcW w:type="dxa" w:w="1235"/>
+            <w:tcW w:type="dxa" w:w="1234"/>
           </w:tcPr>
           <w:p>
             <w:pPr>
@@ -9204,7 +10942,7 @@
       <w:tr>
         <w:tc>
           <w:tcPr>
-            <w:tcW w:type="dxa" w:w="1235"/>
+            <w:tcW w:type="dxa" w:w="1234"/>
           </w:tcPr>
           <w:p>
             <w:pPr>
@@ -9224,7 +10962,7 @@
         </w:tc>
         <w:tc>
           <w:tcPr>
-            <w:tcW w:type="dxa" w:w="1235"/>
+            <w:tcW w:type="dxa" w:w="1234"/>
           </w:tcPr>
           <w:p>
             <w:pPr>
@@ -9244,7 +10982,7 @@
         </w:tc>
         <w:tc>
           <w:tcPr>
-            <w:tcW w:type="dxa" w:w="1235"/>
+            <w:tcW w:type="dxa" w:w="1234"/>
           </w:tcPr>
           <w:p>
             <w:pPr>
@@ -9264,7 +11002,7 @@
         </w:tc>
         <w:tc>
           <w:tcPr>
-            <w:tcW w:type="dxa" w:w="1235"/>
+            <w:tcW w:type="dxa" w:w="1234"/>
           </w:tcPr>
           <w:p>
             <w:pPr>
@@ -9278,13 +11016,13 @@
                 <w:sz w:val="21"/>
                 <w:rFonts w:eastAsia="Times New Roman" w:ascii="Times New Roman" w:hAnsi="Times New Roman"/>
               </w:rPr>
-              <w:t>30.232</w:t>
-            </w:r>
-          </w:p>
-        </w:tc>
-        <w:tc>
-          <w:tcPr>
-            <w:tcW w:type="dxa" w:w="1235"/>
+              <w:t>28.669</w:t>
+            </w:r>
+          </w:p>
+        </w:tc>
+        <w:tc>
+          <w:tcPr>
+            <w:tcW w:type="dxa" w:w="1234"/>
           </w:tcPr>
           <w:p>
             <w:pPr>
@@ -9304,7 +11042,7 @@
         </w:tc>
         <w:tc>
           <w:tcPr>
-            <w:tcW w:type="dxa" w:w="1235"/>
+            <w:tcW w:type="dxa" w:w="1234"/>
           </w:tcPr>
           <w:p>
             <w:pPr>
@@ -9324,7 +11062,7 @@
         </w:tc>
         <w:tc>
           <w:tcPr>
-            <w:tcW w:type="dxa" w:w="1235"/>
+            <w:tcW w:type="dxa" w:w="1234"/>
           </w:tcPr>
           <w:p>
             <w:pPr>
@@ -9346,7 +11084,7 @@
       <w:tr>
         <w:tc>
           <w:tcPr>
-            <w:tcW w:type="dxa" w:w="1235"/>
+            <w:tcW w:type="dxa" w:w="1234"/>
           </w:tcPr>
           <w:p>
             <w:pPr>
@@ -9366,7 +11104,7 @@
         </w:tc>
         <w:tc>
           <w:tcPr>
-            <w:tcW w:type="dxa" w:w="1235"/>
+            <w:tcW w:type="dxa" w:w="1234"/>
           </w:tcPr>
           <w:p>
             <w:pPr>
@@ -9386,7 +11124,7 @@
         </w:tc>
         <w:tc>
           <w:tcPr>
-            <w:tcW w:type="dxa" w:w="1235"/>
+            <w:tcW w:type="dxa" w:w="1234"/>
           </w:tcPr>
           <w:p>
             <w:pPr>
@@ -9406,7 +11144,7 @@
         </w:tc>
         <w:tc>
           <w:tcPr>
-            <w:tcW w:type="dxa" w:w="1235"/>
+            <w:tcW w:type="dxa" w:w="1234"/>
           </w:tcPr>
           <w:p>
             <w:pPr>
@@ -9420,13 +11158,13 @@
                 <w:sz w:val="21"/>
                 <w:rFonts w:eastAsia="Times New Roman" w:ascii="Times New Roman" w:hAnsi="Times New Roman"/>
               </w:rPr>
-              <w:t>28.772</w:t>
-            </w:r>
-          </w:p>
-        </w:tc>
-        <w:tc>
-          <w:tcPr>
-            <w:tcW w:type="dxa" w:w="1235"/>
+              <w:t>27.938</w:t>
+            </w:r>
+          </w:p>
+        </w:tc>
+        <w:tc>
+          <w:tcPr>
+            <w:tcW w:type="dxa" w:w="1234"/>
           </w:tcPr>
           <w:p>
             <w:pPr>
@@ -9446,7 +11184,7 @@
         </w:tc>
         <w:tc>
           <w:tcPr>
-            <w:tcW w:type="dxa" w:w="1235"/>
+            <w:tcW w:type="dxa" w:w="1234"/>
           </w:tcPr>
           <w:p>
             <w:pPr>
@@ -9466,7 +11204,7 @@
         </w:tc>
         <w:tc>
           <w:tcPr>
-            <w:tcW w:type="dxa" w:w="1235"/>
+            <w:tcW w:type="dxa" w:w="1234"/>
           </w:tcPr>
           <w:p>
             <w:pPr>
@@ -9498,7 +11236,7 @@
           <w:sz w:val="21"/>
           <w:rFonts w:eastAsia="宋体" w:ascii="Times New Roman" w:hAnsi="Times New Roman"/>
         </w:rPr>
-        <w:t>须说明径向通道在 3/4 芯片下 INFEASIBLE 的成因：该构造按芯片顺序分配预算，小预算下先建管道的芯片独占预算，后续芯片的 C1 门无法满足。这是流顺序构造的产物，不是物理不可行，故表中相应格留空并在 4.4 节作为方法学局限讨论。</w:t>
+        <w:t>径向对照已改用跨芯片轮询的均衡分配，早期按芯片顺序分配导致后续芯片缺水的缺陷已修复，故 3/4 芯片下不再存在 C1 不可行行。</w:t>
       </w:r>
     </w:p>
     <w:p>
@@ -9541,7 +11279,7 @@
           <w:sz w:val="21"/>
           <w:rFonts w:eastAsia="宋体" w:ascii="Times New Roman" w:hAnsi="Times New Roman"/>
         </w:rPr>
-        <w:t>“树省料”的说法需在等压降下检验。以等钉住、等压降为约束重算材料量，树的材料用量为格状网的数倍至两个数量级（原结论 277–350×），故本文不主张树省料，只讨论温度与压降的权衡。</w:t>
+        <w:t>“树省料”的说法需在等压降下检验。以等钉住、等压降为约束重算材料量，树的材料用量为格状网的 33–42 倍（4/4 反向），故本文不主张树省料，只讨论温度与压降的权衡。</w:t>
       </w:r>
     </w:p>
     <w:p>
@@ -9570,7 +11308,7 @@
           <w:sz w:val="21"/>
           <w:rFonts w:eastAsia="宋体" w:ascii="Times New Roman" w:hAnsi="Times New Roman"/>
         </w:rPr>
-        <w:t xml:space="preserve">把“等功率”假设去掉后，树的自适应只在部分功率配比下成立。在 3 chips, triangle、预算 600 格、13 个 pitch （pitch 1–13）上重扫：等功率配比 （1/1/1）下最优格状网的 </w:t>
+        <w:t xml:space="preserve">把“等功率”假设去掉后，树在峰值温度上的优势并未消失，但“自适应”的强度依赖功率分布。在 3 chips, triangle、预算 600 格、13 个 pitch （pitch 1–13）上重扫：等功率配比 （1/1/1）下树的 </w:t>
       </w:r>
       <w:r>
         <w:rPr>
@@ -9598,7 +11336,7 @@
           <w:sz w:val="21"/>
           <w:rFonts w:eastAsia="宋体" w:ascii="Times New Roman" w:hAnsi="Times New Roman"/>
         </w:rPr>
-        <w:t xml:space="preserve"> 比树低 1.2158 °C，热点面积差 +19.0 mm²；而在极端配比 （1/1/5）下树反低 0.7411 °C。最优 pitch 随功率配比在 p13 与 p13 之间移动，说明“树自适应”不是稳健结论，而是与功率分布、pitch 选择耦合的条件性结论。</w:t>
+        <w:t xml:space="preserve"> 比最优格状网低 1.2158 °C，热点面积差 +19.0 mm²；换到极端配比 （1/1/5），树仍低 0.4170 °C，但热点面积差转为 +80.0 mm²（最优格状网把两颗低功率芯片压到 0 mm²，集中保 5 倍功率那颗）。四个配比下树 4/4 全胜（−0.4170 至 −1.3078 °C）；最优 pitch 随功率配比在 p13 与 p10 之间移动（仅 3/1/1 取 p10），“树自适应”因此部分成立：在本布局与预算下温度方向一致，集中度与热点面积仍与功率分布、pitch 选择耦合。</w:t>
       </w:r>
     </w:p>
     <w:p>
@@ -9683,7 +11421,7 @@
           <w:sz w:val="21"/>
           <w:rFonts w:eastAsia="宋体" w:ascii="Times New Roman" w:hAnsi="Times New Roman"/>
         </w:rPr>
-        <w:t xml:space="preserve"> 同步平移，差值变化不超过 49.8859 °C，证明理想冷汇是一个无害近似——它不改变方向性结论，只整体抬高温度水平。</w:t>
+        <w:t xml:space="preserve"> 同步平移，差值变化不超过 0.0671 °C，证明理想冷汇是一个无害近似——它不改变方向性结论，只整体抬高温度水平。</w:t>
       </w:r>
     </w:p>
     <w:p>
@@ -9697,7 +11435,7 @@
           <w:sz w:val="21"/>
           <w:rFonts w:eastAsia="黑体" w:ascii="Times New Roman" w:hAnsi="Times New Roman"/>
         </w:rPr>
-        <w:t>4.4.4 预算不足时的漏连失效模式</w:t>
+        <w:t>4.4.4 5 芯片布局被排除的原因：footprint 融合，而非预算不足</w:t>
       </w:r>
     </w:p>
     <w:p>
@@ -9712,44 +11450,7 @@
           <w:sz w:val="21"/>
           <w:rFonts w:eastAsia="宋体" w:ascii="Times New Roman" w:hAnsi="Times New Roman"/>
         </w:rPr>
-        <w:t xml:space="preserve">C1 门（见 2.5 节）在预算不足时会如实拒绝设计：5 芯片布局在全部六个预算档上均被跳过（6/24 组），因为 </w:t>
-      </w:r>
-      <w:r>
-        <w:rPr>
-          <w:b w:val="0"/>
-          <w:i/>
-          <w:sz w:val="21"/>
-          <w:rFonts w:eastAsia="Times New Roman" w:ascii="Times New Roman" w:hAnsi="Times New Roman"/>
-        </w:rPr>
-        <w:t>N</w:t>
-      </w:r>
-      <w:r>
-        <w:rPr>
-          <w:b w:val="0"/>
-          <w:i/>
-          <w:sz w:val="17"/>
-          <w:rFonts w:eastAsia="Times New Roman" w:ascii="Times New Roman" w:hAnsi="Times New Roman"/>
-          <w:vertAlign w:val="subscript"/>
-        </w:rPr>
-        <w:t>leaves</w:t>
-      </w:r>
-      <w:r>
-        <w:rPr>
-          <w:b w:val="0"/>
-          <w:i/>
-          <w:sz w:val="21"/>
-          <w:rFonts w:eastAsia="Times New Roman" w:ascii="Times New Roman" w:hAnsi="Times New Roman"/>
-        </w:rPr>
-        <w:t>=5</w:t>
-      </w:r>
-      <w:r>
-        <w:rPr>
-          <w:b w:val="0"/>
-          <w:i w:val="0"/>
-          <w:sz w:val="21"/>
-          <w:rFonts w:eastAsia="宋体" w:ascii="Times New Roman" w:hAnsi="Times New Roman"/>
-        </w:rPr>
-        <w:t xml:space="preserve"> 时根半径已占去相当预算，末梢无法同时覆盖五个 footprint。这是树形拓扑的真实失效模式，而非求解器缺陷——它给出了树形方案的预算下界，也说明“树更优”的适用区间本身受预算约束。</w:t>
+        <w:t>本文不报告任何 5 芯片工况，原因是几何性的而非水力性的。每个裸片在真实 footprint 下是 17×17 的块。在“四角+中心”布局中，角块到中心块的偏移为 (13, 13) 格，因此半宽 8 的块在每轴上重叠 4 格：每个角块与中心块共享 16 格，五个块渗透成一个 1381 格的单一连通区（5×289 − 4×16），此时“芯片到最近树格的距离”以及由此定义的逐芯片指标归一化都无定义。因此全部六个预算档在任何水力比较之前即被几何有效性门（代码中的 N4b）排除——不是被 C1 钉住门排除，也不是因为预算太小。2/3/4 芯片布局中没有类似情况：全部 18 个成功求解的 case 逐格钉住数相等，最大芯片距为 0。五芯片几何超出了本 footprint 模型能解析的范围；更小的裸片（小于 17×17 格），或任一轴上大于 17 格的角–中心偏移，都会使各块重新分离。该实验留待后续，它界定了 4.2 节多热源结论适用的布局范围。</w:t>
       </w:r>
     </w:p>
     <w:p>
@@ -9870,35 +11571,7 @@
           <w:sz w:val="21"/>
           <w:rFonts w:eastAsia="宋体" w:ascii="Times New Roman" w:hAnsi="Times New Roman"/>
         </w:rPr>
-        <w:t xml:space="preserve"> 由 5908 升至 16587 Pa，涨幅 2.8×。把等总口径对照放进同一框架后，树在四个布局上均被支配：对照在持平或更优的 </w:t>
-      </w:r>
-      <w:r>
-        <w:rPr>
-          <w:b w:val="0"/>
-          <w:i/>
-          <w:sz w:val="21"/>
-          <w:rFonts w:eastAsia="Times New Roman" w:ascii="Times New Roman" w:hAnsi="Times New Roman"/>
-        </w:rPr>
-        <w:t>T</w:t>
-      </w:r>
-      <w:r>
-        <w:rPr>
-          <w:b w:val="0"/>
-          <w:i/>
-          <w:sz w:val="17"/>
-          <w:rFonts w:eastAsia="Times New Roman" w:ascii="Times New Roman" w:hAnsi="Times New Roman"/>
-          <w:vertAlign w:val="subscript"/>
-        </w:rPr>
-        <w:t>max</w:t>
-      </w:r>
-      <w:r>
-        <w:rPr>
-          <w:b w:val="0"/>
-          <w:i w:val="0"/>
-          <w:sz w:val="21"/>
-          <w:rFonts w:eastAsia="宋体" w:ascii="Times New Roman" w:hAnsi="Times New Roman"/>
-        </w:rPr>
-        <w:t xml:space="preserve"> 下压降低 2–3 个数量级（3/4 芯片的径向对照因流顺序构造不可行，见 4.3 节）。</w:t>
+        <w:t xml:space="preserve"> 由 5908 升至 16587 Pa，涨幅 2.8×。把等总口径对照放进同一框架后：格状网在四个布局上均支配树（温度持平或更优、压降低 2–3 个数量级）；径向通道在 3/4 芯片下温度略高（0.2–0.7 °C），压降同样低 2–3 个数量级。</w:t>
       </w:r>
     </w:p>
     <w:p>
@@ -9930,17 +11603,17 @@
         </w:tblBorders>
       </w:tblPr>
       <w:tblGrid>
-        <w:gridCol w:w="1441"/>
-        <w:gridCol w:w="1441"/>
-        <w:gridCol w:w="1441"/>
-        <w:gridCol w:w="1441"/>
-        <w:gridCol w:w="1441"/>
-        <w:gridCol w:w="1441"/>
+        <w:gridCol w:w="1440"/>
+        <w:gridCol w:w="1440"/>
+        <w:gridCol w:w="1440"/>
+        <w:gridCol w:w="1440"/>
+        <w:gridCol w:w="1440"/>
+        <w:gridCol w:w="1440"/>
       </w:tblGrid>
       <w:tr>
         <w:tc>
           <w:tcPr>
-            <w:tcW w:type="dxa" w:w="1441"/>
+            <w:tcW w:type="dxa" w:w="1440"/>
             <w:tcBorders>
               <w:bottom w:val="single" w:sz="4" w:space="0" w:color="000000"/>
             </w:tcBorders>
@@ -9967,7 +11640,7 @@
         </w:tc>
         <w:tc>
           <w:tcPr>
-            <w:tcW w:type="dxa" w:w="1441"/>
+            <w:tcW w:type="dxa" w:w="1440"/>
             <w:tcBorders>
               <w:bottom w:val="single" w:sz="4" w:space="0" w:color="000000"/>
             </w:tcBorders>
@@ -9994,7 +11667,7 @@
         </w:tc>
         <w:tc>
           <w:tcPr>
-            <w:tcW w:type="dxa" w:w="1441"/>
+            <w:tcW w:type="dxa" w:w="1440"/>
             <w:tcBorders>
               <w:bottom w:val="single" w:sz="4" w:space="0" w:color="000000"/>
             </w:tcBorders>
@@ -10021,7 +11694,7 @@
         </w:tc>
         <w:tc>
           <w:tcPr>
-            <w:tcW w:type="dxa" w:w="1441"/>
+            <w:tcW w:type="dxa" w:w="1440"/>
             <w:tcBorders>
               <w:bottom w:val="single" w:sz="4" w:space="0" w:color="000000"/>
             </w:tcBorders>
@@ -10076,7 +11749,7 @@
         </w:tc>
         <w:tc>
           <w:tcPr>
-            <w:tcW w:type="dxa" w:w="1441"/>
+            <w:tcW w:type="dxa" w:w="1440"/>
             <w:tcBorders>
               <w:bottom w:val="single" w:sz="4" w:space="0" w:color="000000"/>
             </w:tcBorders>
@@ -10121,7 +11794,7 @@
         </w:tc>
         <w:tc>
           <w:tcPr>
-            <w:tcW w:type="dxa" w:w="1441"/>
+            <w:tcW w:type="dxa" w:w="1440"/>
             <w:tcBorders>
               <w:bottom w:val="single" w:sz="4" w:space="0" w:color="000000"/>
             </w:tcBorders>
@@ -10196,7 +11869,7 @@
       <w:tr>
         <w:tc>
           <w:tcPr>
-            <w:tcW w:type="dxa" w:w="1441"/>
+            <w:tcW w:type="dxa" w:w="1440"/>
           </w:tcPr>
           <w:p>
             <w:pPr>
@@ -10216,7 +11889,7 @@
         </w:tc>
         <w:tc>
           <w:tcPr>
-            <w:tcW w:type="dxa" w:w="1441"/>
+            <w:tcW w:type="dxa" w:w="1440"/>
           </w:tcPr>
           <w:p>
             <w:pPr>
@@ -10236,7 +11909,7 @@
         </w:tc>
         <w:tc>
           <w:tcPr>
-            <w:tcW w:type="dxa" w:w="1441"/>
+            <w:tcW w:type="dxa" w:w="1440"/>
           </w:tcPr>
           <w:p>
             <w:pPr>
@@ -10256,7 +11929,7 @@
         </w:tc>
         <w:tc>
           <w:tcPr>
-            <w:tcW w:type="dxa" w:w="1441"/>
+            <w:tcW w:type="dxa" w:w="1440"/>
           </w:tcPr>
           <w:p>
             <w:pPr>
@@ -10276,7 +11949,7 @@
         </w:tc>
         <w:tc>
           <w:tcPr>
-            <w:tcW w:type="dxa" w:w="1441"/>
+            <w:tcW w:type="dxa" w:w="1440"/>
           </w:tcPr>
           <w:p>
             <w:pPr>
@@ -10296,7 +11969,7 @@
         </w:tc>
         <w:tc>
           <w:tcPr>
-            <w:tcW w:type="dxa" w:w="1441"/>
+            <w:tcW w:type="dxa" w:w="1440"/>
           </w:tcPr>
           <w:p>
             <w:pPr>
@@ -10318,7 +11991,7 @@
       <w:tr>
         <w:tc>
           <w:tcPr>
-            <w:tcW w:type="dxa" w:w="1441"/>
+            <w:tcW w:type="dxa" w:w="1440"/>
           </w:tcPr>
           <w:p>
             <w:pPr>
@@ -10338,7 +12011,7 @@
         </w:tc>
         <w:tc>
           <w:tcPr>
-            <w:tcW w:type="dxa" w:w="1441"/>
+            <w:tcW w:type="dxa" w:w="1440"/>
           </w:tcPr>
           <w:p>
             <w:pPr>
@@ -10358,7 +12031,7 @@
         </w:tc>
         <w:tc>
           <w:tcPr>
-            <w:tcW w:type="dxa" w:w="1441"/>
+            <w:tcW w:type="dxa" w:w="1440"/>
           </w:tcPr>
           <w:p>
             <w:pPr>
@@ -10378,7 +12051,7 @@
         </w:tc>
         <w:tc>
           <w:tcPr>
-            <w:tcW w:type="dxa" w:w="1441"/>
+            <w:tcW w:type="dxa" w:w="1440"/>
           </w:tcPr>
           <w:p>
             <w:pPr>
@@ -10398,7 +12071,7 @@
         </w:tc>
         <w:tc>
           <w:tcPr>
-            <w:tcW w:type="dxa" w:w="1441"/>
+            <w:tcW w:type="dxa" w:w="1440"/>
           </w:tcPr>
           <w:p>
             <w:pPr>
@@ -10418,7 +12091,7 @@
         </w:tc>
         <w:tc>
           <w:tcPr>
-            <w:tcW w:type="dxa" w:w="1441"/>
+            <w:tcW w:type="dxa" w:w="1440"/>
           </w:tcPr>
           <w:p>
             <w:pPr>
@@ -10440,7 +12113,7 @@
       <w:tr>
         <w:tc>
           <w:tcPr>
-            <w:tcW w:type="dxa" w:w="1441"/>
+            <w:tcW w:type="dxa" w:w="1440"/>
           </w:tcPr>
           <w:p>
             <w:pPr>
@@ -10460,7 +12133,7 @@
         </w:tc>
         <w:tc>
           <w:tcPr>
-            <w:tcW w:type="dxa" w:w="1441"/>
+            <w:tcW w:type="dxa" w:w="1440"/>
           </w:tcPr>
           <w:p>
             <w:pPr>
@@ -10480,7 +12153,7 @@
         </w:tc>
         <w:tc>
           <w:tcPr>
-            <w:tcW w:type="dxa" w:w="1441"/>
+            <w:tcW w:type="dxa" w:w="1440"/>
           </w:tcPr>
           <w:p>
             <w:pPr>
@@ -10500,7 +12173,7 @@
         </w:tc>
         <w:tc>
           <w:tcPr>
-            <w:tcW w:type="dxa" w:w="1441"/>
+            <w:tcW w:type="dxa" w:w="1440"/>
           </w:tcPr>
           <w:p>
             <w:pPr>
@@ -10520,7 +12193,7 @@
         </w:tc>
         <w:tc>
           <w:tcPr>
-            <w:tcW w:type="dxa" w:w="1441"/>
+            <w:tcW w:type="dxa" w:w="1440"/>
           </w:tcPr>
           <w:p>
             <w:pPr>
@@ -10540,7 +12213,7 @@
         </w:tc>
         <w:tc>
           <w:tcPr>
-            <w:tcW w:type="dxa" w:w="1441"/>
+            <w:tcW w:type="dxa" w:w="1440"/>
           </w:tcPr>
           <w:p>
             <w:pPr>
@@ -10562,7 +12235,7 @@
       <w:tr>
         <w:tc>
           <w:tcPr>
-            <w:tcW w:type="dxa" w:w="1441"/>
+            <w:tcW w:type="dxa" w:w="1440"/>
           </w:tcPr>
           <w:p>
             <w:pPr>
@@ -10582,7 +12255,7 @@
         </w:tc>
         <w:tc>
           <w:tcPr>
-            <w:tcW w:type="dxa" w:w="1441"/>
+            <w:tcW w:type="dxa" w:w="1440"/>
           </w:tcPr>
           <w:p>
             <w:pPr>
@@ -10602,7 +12275,7 @@
         </w:tc>
         <w:tc>
           <w:tcPr>
-            <w:tcW w:type="dxa" w:w="1441"/>
+            <w:tcW w:type="dxa" w:w="1440"/>
           </w:tcPr>
           <w:p>
             <w:pPr>
@@ -10622,7 +12295,7 @@
         </w:tc>
         <w:tc>
           <w:tcPr>
-            <w:tcW w:type="dxa" w:w="1441"/>
+            <w:tcW w:type="dxa" w:w="1440"/>
           </w:tcPr>
           <w:p>
             <w:pPr>
@@ -10642,7 +12315,7 @@
         </w:tc>
         <w:tc>
           <w:tcPr>
-            <w:tcW w:type="dxa" w:w="1441"/>
+            <w:tcW w:type="dxa" w:w="1440"/>
           </w:tcPr>
           <w:p>
             <w:pPr>
@@ -10662,7 +12335,7 @@
         </w:tc>
         <w:tc>
           <w:tcPr>
-            <w:tcW w:type="dxa" w:w="1441"/>
+            <w:tcW w:type="dxa" w:w="1440"/>
           </w:tcPr>
           <w:p>
             <w:pPr>
@@ -10781,19 +12454,19 @@
         </w:tblBorders>
       </w:tblPr>
       <w:tblGrid>
-        <w:gridCol w:w="1081"/>
-        <w:gridCol w:w="1081"/>
-        <w:gridCol w:w="1081"/>
-        <w:gridCol w:w="1081"/>
-        <w:gridCol w:w="1081"/>
-        <w:gridCol w:w="1081"/>
-        <w:gridCol w:w="1081"/>
-        <w:gridCol w:w="1081"/>
+        <w:gridCol w:w="1080"/>
+        <w:gridCol w:w="1080"/>
+        <w:gridCol w:w="1080"/>
+        <w:gridCol w:w="1080"/>
+        <w:gridCol w:w="1080"/>
+        <w:gridCol w:w="1080"/>
+        <w:gridCol w:w="1080"/>
+        <w:gridCol w:w="1080"/>
       </w:tblGrid>
       <w:tr>
         <w:tc>
           <w:tcPr>
-            <w:tcW w:type="dxa" w:w="1081"/>
+            <w:tcW w:type="dxa" w:w="1080"/>
             <w:tcBorders>
               <w:bottom w:val="single" w:sz="4" w:space="0" w:color="000000"/>
             </w:tcBorders>
@@ -10820,7 +12493,7 @@
         </w:tc>
         <w:tc>
           <w:tcPr>
-            <w:tcW w:type="dxa" w:w="1081"/>
+            <w:tcW w:type="dxa" w:w="1080"/>
             <w:tcBorders>
               <w:bottom w:val="single" w:sz="4" w:space="0" w:color="000000"/>
             </w:tcBorders>
@@ -10866,7 +12539,7 @@
         </w:tc>
         <w:tc>
           <w:tcPr>
-            <w:tcW w:type="dxa" w:w="1081"/>
+            <w:tcW w:type="dxa" w:w="1080"/>
             <w:tcBorders>
               <w:bottom w:val="single" w:sz="4" w:space="0" w:color="000000"/>
             </w:tcBorders>
@@ -10893,7 +12566,7 @@
         </w:tc>
         <w:tc>
           <w:tcPr>
-            <w:tcW w:type="dxa" w:w="1081"/>
+            <w:tcW w:type="dxa" w:w="1080"/>
             <w:tcBorders>
               <w:bottom w:val="single" w:sz="4" w:space="0" w:color="000000"/>
             </w:tcBorders>
@@ -10920,7 +12593,7 @@
         </w:tc>
         <w:tc>
           <w:tcPr>
-            <w:tcW w:type="dxa" w:w="1081"/>
+            <w:tcW w:type="dxa" w:w="1080"/>
             <w:tcBorders>
               <w:bottom w:val="single" w:sz="4" w:space="0" w:color="000000"/>
             </w:tcBorders>
@@ -10966,7 +12639,7 @@
         </w:tc>
         <w:tc>
           <w:tcPr>
-            <w:tcW w:type="dxa" w:w="1081"/>
+            <w:tcW w:type="dxa" w:w="1080"/>
             <w:tcBorders>
               <w:bottom w:val="single" w:sz="4" w:space="0" w:color="000000"/>
             </w:tcBorders>
@@ -10993,7 +12666,7 @@
         </w:tc>
         <w:tc>
           <w:tcPr>
-            <w:tcW w:type="dxa" w:w="1081"/>
+            <w:tcW w:type="dxa" w:w="1080"/>
             <w:tcBorders>
               <w:bottom w:val="single" w:sz="4" w:space="0" w:color="000000"/>
             </w:tcBorders>
@@ -11029,7 +12702,7 @@
         </w:tc>
         <w:tc>
           <w:tcPr>
-            <w:tcW w:type="dxa" w:w="1081"/>
+            <w:tcW w:type="dxa" w:w="1080"/>
             <w:tcBorders>
               <w:bottom w:val="single" w:sz="4" w:space="0" w:color="000000"/>
             </w:tcBorders>
@@ -11067,7 +12740,7 @@
       <w:tr>
         <w:tc>
           <w:tcPr>
-            <w:tcW w:type="dxa" w:w="1081"/>
+            <w:tcW w:type="dxa" w:w="1080"/>
           </w:tcPr>
           <w:p>
             <w:pPr>
@@ -11087,7 +12760,7 @@
         </w:tc>
         <w:tc>
           <w:tcPr>
-            <w:tcW w:type="dxa" w:w="1081"/>
+            <w:tcW w:type="dxa" w:w="1080"/>
           </w:tcPr>
           <w:p>
             <w:pPr>
@@ -11107,7 +12780,7 @@
         </w:tc>
         <w:tc>
           <w:tcPr>
-            <w:tcW w:type="dxa" w:w="1081"/>
+            <w:tcW w:type="dxa" w:w="1080"/>
           </w:tcPr>
           <w:p>
             <w:pPr>
@@ -11127,7 +12800,7 @@
         </w:tc>
         <w:tc>
           <w:tcPr>
-            <w:tcW w:type="dxa" w:w="1081"/>
+            <w:tcW w:type="dxa" w:w="1080"/>
           </w:tcPr>
           <w:p>
             <w:pPr>
@@ -11147,7 +12820,7 @@
         </w:tc>
         <w:tc>
           <w:tcPr>
-            <w:tcW w:type="dxa" w:w="1081"/>
+            <w:tcW w:type="dxa" w:w="1080"/>
           </w:tcPr>
           <w:p>
             <w:pPr>
@@ -11167,7 +12840,7 @@
         </w:tc>
         <w:tc>
           <w:tcPr>
-            <w:tcW w:type="dxa" w:w="1081"/>
+            <w:tcW w:type="dxa" w:w="1080"/>
           </w:tcPr>
           <w:p>
             <w:pPr>
@@ -11187,7 +12860,7 @@
         </w:tc>
         <w:tc>
           <w:tcPr>
-            <w:tcW w:type="dxa" w:w="1081"/>
+            <w:tcW w:type="dxa" w:w="1080"/>
           </w:tcPr>
           <w:p>
             <w:pPr>
@@ -11207,7 +12880,7 @@
         </w:tc>
         <w:tc>
           <w:tcPr>
-            <w:tcW w:type="dxa" w:w="1081"/>
+            <w:tcW w:type="dxa" w:w="1080"/>
           </w:tcPr>
           <w:p>
             <w:pPr>
@@ -11229,7 +12902,7 @@
       <w:tr>
         <w:tc>
           <w:tcPr>
-            <w:tcW w:type="dxa" w:w="1081"/>
+            <w:tcW w:type="dxa" w:w="1080"/>
           </w:tcPr>
           <w:p>
             <w:pPr>
@@ -11249,7 +12922,7 @@
         </w:tc>
         <w:tc>
           <w:tcPr>
-            <w:tcW w:type="dxa" w:w="1081"/>
+            <w:tcW w:type="dxa" w:w="1080"/>
           </w:tcPr>
           <w:p>
             <w:pPr>
@@ -11269,7 +12942,7 @@
         </w:tc>
         <w:tc>
           <w:tcPr>
-            <w:tcW w:type="dxa" w:w="1081"/>
+            <w:tcW w:type="dxa" w:w="1080"/>
           </w:tcPr>
           <w:p>
             <w:pPr>
@@ -11289,7 +12962,7 @@
         </w:tc>
         <w:tc>
           <w:tcPr>
-            <w:tcW w:type="dxa" w:w="1081"/>
+            <w:tcW w:type="dxa" w:w="1080"/>
           </w:tcPr>
           <w:p>
             <w:pPr>
@@ -11309,7 +12982,7 @@
         </w:tc>
         <w:tc>
           <w:tcPr>
-            <w:tcW w:type="dxa" w:w="1081"/>
+            <w:tcW w:type="dxa" w:w="1080"/>
           </w:tcPr>
           <w:p>
             <w:pPr>
@@ -11329,7 +13002,7 @@
         </w:tc>
         <w:tc>
           <w:tcPr>
-            <w:tcW w:type="dxa" w:w="1081"/>
+            <w:tcW w:type="dxa" w:w="1080"/>
           </w:tcPr>
           <w:p>
             <w:pPr>
@@ -11349,7 +13022,7 @@
         </w:tc>
         <w:tc>
           <w:tcPr>
-            <w:tcW w:type="dxa" w:w="1081"/>
+            <w:tcW w:type="dxa" w:w="1080"/>
           </w:tcPr>
           <w:p>
             <w:pPr>
@@ -11369,7 +13042,7 @@
         </w:tc>
         <w:tc>
           <w:tcPr>
-            <w:tcW w:type="dxa" w:w="1081"/>
+            <w:tcW w:type="dxa" w:w="1080"/>
           </w:tcPr>
           <w:p>
             <w:pPr>
@@ -11391,7 +13064,7 @@
       <w:tr>
         <w:tc>
           <w:tcPr>
-            <w:tcW w:type="dxa" w:w="1081"/>
+            <w:tcW w:type="dxa" w:w="1080"/>
           </w:tcPr>
           <w:p>
             <w:pPr>
@@ -11411,7 +13084,7 @@
         </w:tc>
         <w:tc>
           <w:tcPr>
-            <w:tcW w:type="dxa" w:w="1081"/>
+            <w:tcW w:type="dxa" w:w="1080"/>
           </w:tcPr>
           <w:p>
             <w:pPr>
@@ -11431,7 +13104,7 @@
         </w:tc>
         <w:tc>
           <w:tcPr>
-            <w:tcW w:type="dxa" w:w="1081"/>
+            <w:tcW w:type="dxa" w:w="1080"/>
           </w:tcPr>
           <w:p>
             <w:pPr>
@@ -11451,7 +13124,7 @@
         </w:tc>
         <w:tc>
           <w:tcPr>
-            <w:tcW w:type="dxa" w:w="1081"/>
+            <w:tcW w:type="dxa" w:w="1080"/>
           </w:tcPr>
           <w:p>
             <w:pPr>
@@ -11471,7 +13144,7 @@
         </w:tc>
         <w:tc>
           <w:tcPr>
-            <w:tcW w:type="dxa" w:w="1081"/>
+            <w:tcW w:type="dxa" w:w="1080"/>
           </w:tcPr>
           <w:p>
             <w:pPr>
@@ -11491,7 +13164,7 @@
         </w:tc>
         <w:tc>
           <w:tcPr>
-            <w:tcW w:type="dxa" w:w="1081"/>
+            <w:tcW w:type="dxa" w:w="1080"/>
           </w:tcPr>
           <w:p>
             <w:pPr>
@@ -11511,7 +13184,7 @@
         </w:tc>
         <w:tc>
           <w:tcPr>
-            <w:tcW w:type="dxa" w:w="1081"/>
+            <w:tcW w:type="dxa" w:w="1080"/>
           </w:tcPr>
           <w:p>
             <w:pPr>
@@ -11531,7 +13204,7 @@
         </w:tc>
         <w:tc>
           <w:tcPr>
-            <w:tcW w:type="dxa" w:w="1081"/>
+            <w:tcW w:type="dxa" w:w="1080"/>
           </w:tcPr>
           <w:p>
             <w:pPr>
@@ -11553,7 +13226,7 @@
       <w:tr>
         <w:tc>
           <w:tcPr>
-            <w:tcW w:type="dxa" w:w="1081"/>
+            <w:tcW w:type="dxa" w:w="1080"/>
           </w:tcPr>
           <w:p>
             <w:pPr>
@@ -11573,7 +13246,7 @@
         </w:tc>
         <w:tc>
           <w:tcPr>
-            <w:tcW w:type="dxa" w:w="1081"/>
+            <w:tcW w:type="dxa" w:w="1080"/>
           </w:tcPr>
           <w:p>
             <w:pPr>
@@ -11593,7 +13266,7 @@
         </w:tc>
         <w:tc>
           <w:tcPr>
-            <w:tcW w:type="dxa" w:w="1081"/>
+            <w:tcW w:type="dxa" w:w="1080"/>
           </w:tcPr>
           <w:p>
             <w:pPr>
@@ -11613,7 +13286,7 @@
         </w:tc>
         <w:tc>
           <w:tcPr>
-            <w:tcW w:type="dxa" w:w="1081"/>
+            <w:tcW w:type="dxa" w:w="1080"/>
           </w:tcPr>
           <w:p>
             <w:pPr>
@@ -11633,7 +13306,7 @@
         </w:tc>
         <w:tc>
           <w:tcPr>
-            <w:tcW w:type="dxa" w:w="1081"/>
+            <w:tcW w:type="dxa" w:w="1080"/>
           </w:tcPr>
           <w:p>
             <w:pPr>
@@ -11653,7 +13326,7 @@
         </w:tc>
         <w:tc>
           <w:tcPr>
-            <w:tcW w:type="dxa" w:w="1081"/>
+            <w:tcW w:type="dxa" w:w="1080"/>
           </w:tcPr>
           <w:p>
             <w:pPr>
@@ -11673,7 +13346,7 @@
         </w:tc>
         <w:tc>
           <w:tcPr>
-            <w:tcW w:type="dxa" w:w="1081"/>
+            <w:tcW w:type="dxa" w:w="1080"/>
           </w:tcPr>
           <w:p>
             <w:pPr>
@@ -11693,7 +13366,7 @@
         </w:tc>
         <w:tc>
           <w:tcPr>
-            <w:tcW w:type="dxa" w:w="1081"/>
+            <w:tcW w:type="dxa" w:w="1080"/>
           </w:tcPr>
           <w:p>
             <w:pPr>
@@ -11715,7 +13388,7 @@
       <w:tr>
         <w:tc>
           <w:tcPr>
-            <w:tcW w:type="dxa" w:w="1081"/>
+            <w:tcW w:type="dxa" w:w="1080"/>
           </w:tcPr>
           <w:p>
             <w:pPr>
@@ -11735,7 +13408,7 @@
         </w:tc>
         <w:tc>
           <w:tcPr>
-            <w:tcW w:type="dxa" w:w="1081"/>
+            <w:tcW w:type="dxa" w:w="1080"/>
           </w:tcPr>
           <w:p>
             <w:pPr>
@@ -11755,7 +13428,7 @@
         </w:tc>
         <w:tc>
           <w:tcPr>
-            <w:tcW w:type="dxa" w:w="1081"/>
+            <w:tcW w:type="dxa" w:w="1080"/>
           </w:tcPr>
           <w:p>
             <w:pPr>
@@ -11775,7 +13448,7 @@
         </w:tc>
         <w:tc>
           <w:tcPr>
-            <w:tcW w:type="dxa" w:w="1081"/>
+            <w:tcW w:type="dxa" w:w="1080"/>
           </w:tcPr>
           <w:p>
             <w:pPr>
@@ -11795,7 +13468,7 @@
         </w:tc>
         <w:tc>
           <w:tcPr>
-            <w:tcW w:type="dxa" w:w="1081"/>
+            <w:tcW w:type="dxa" w:w="1080"/>
           </w:tcPr>
           <w:p>
             <w:pPr>
@@ -11815,7 +13488,7 @@
         </w:tc>
         <w:tc>
           <w:tcPr>
-            <w:tcW w:type="dxa" w:w="1081"/>
+            <w:tcW w:type="dxa" w:w="1080"/>
           </w:tcPr>
           <w:p>
             <w:pPr>
@@ -11835,7 +13508,7 @@
         </w:tc>
         <w:tc>
           <w:tcPr>
-            <w:tcW w:type="dxa" w:w="1081"/>
+            <w:tcW w:type="dxa" w:w="1080"/>
           </w:tcPr>
           <w:p>
             <w:pPr>
@@ -11855,7 +13528,7 @@
         </w:tc>
         <w:tc>
           <w:tcPr>
-            <w:tcW w:type="dxa" w:w="1081"/>
+            <w:tcW w:type="dxa" w:w="1080"/>
           </w:tcPr>
           <w:p>
             <w:pPr>
@@ -11877,7 +13550,7 @@
       <w:tr>
         <w:tc>
           <w:tcPr>
-            <w:tcW w:type="dxa" w:w="1081"/>
+            <w:tcW w:type="dxa" w:w="1080"/>
           </w:tcPr>
           <w:p>
             <w:pPr>
@@ -11897,7 +13570,7 @@
         </w:tc>
         <w:tc>
           <w:tcPr>
-            <w:tcW w:type="dxa" w:w="1081"/>
+            <w:tcW w:type="dxa" w:w="1080"/>
           </w:tcPr>
           <w:p>
             <w:pPr>
@@ -11917,7 +13590,7 @@
         </w:tc>
         <w:tc>
           <w:tcPr>
-            <w:tcW w:type="dxa" w:w="1081"/>
+            <w:tcW w:type="dxa" w:w="1080"/>
           </w:tcPr>
           <w:p>
             <w:pPr>
@@ -11937,7 +13610,7 @@
         </w:tc>
         <w:tc>
           <w:tcPr>
-            <w:tcW w:type="dxa" w:w="1081"/>
+            <w:tcW w:type="dxa" w:w="1080"/>
           </w:tcPr>
           <w:p>
             <w:pPr>
@@ -11957,7 +13630,7 @@
         </w:tc>
         <w:tc>
           <w:tcPr>
-            <w:tcW w:type="dxa" w:w="1081"/>
+            <w:tcW w:type="dxa" w:w="1080"/>
           </w:tcPr>
           <w:p>
             <w:pPr>
@@ -11977,7 +13650,7 @@
         </w:tc>
         <w:tc>
           <w:tcPr>
-            <w:tcW w:type="dxa" w:w="1081"/>
+            <w:tcW w:type="dxa" w:w="1080"/>
           </w:tcPr>
           <w:p>
             <w:pPr>
@@ -11997,7 +13670,7 @@
         </w:tc>
         <w:tc>
           <w:tcPr>
-            <w:tcW w:type="dxa" w:w="1081"/>
+            <w:tcW w:type="dxa" w:w="1080"/>
           </w:tcPr>
           <w:p>
             <w:pPr>
@@ -12017,7 +13690,7 @@
         </w:tc>
         <w:tc>
           <w:tcPr>
-            <w:tcW w:type="dxa" w:w="1081"/>
+            <w:tcW w:type="dxa" w:w="1080"/>
           </w:tcPr>
           <w:p>
             <w:pPr>
@@ -12039,7 +13712,7 @@
       <w:tr>
         <w:tc>
           <w:tcPr>
-            <w:tcW w:type="dxa" w:w="1081"/>
+            <w:tcW w:type="dxa" w:w="1080"/>
           </w:tcPr>
           <w:p>
             <w:pPr>
@@ -12059,7 +13732,7 @@
         </w:tc>
         <w:tc>
           <w:tcPr>
-            <w:tcW w:type="dxa" w:w="1081"/>
+            <w:tcW w:type="dxa" w:w="1080"/>
           </w:tcPr>
           <w:p>
             <w:pPr>
@@ -12079,7 +13752,7 @@
         </w:tc>
         <w:tc>
           <w:tcPr>
-            <w:tcW w:type="dxa" w:w="1081"/>
+            <w:tcW w:type="dxa" w:w="1080"/>
           </w:tcPr>
           <w:p>
             <w:pPr>
@@ -12099,7 +13772,7 @@
         </w:tc>
         <w:tc>
           <w:tcPr>
-            <w:tcW w:type="dxa" w:w="1081"/>
+            <w:tcW w:type="dxa" w:w="1080"/>
           </w:tcPr>
           <w:p>
             <w:pPr>
@@ -12119,7 +13792,7 @@
         </w:tc>
         <w:tc>
           <w:tcPr>
-            <w:tcW w:type="dxa" w:w="1081"/>
+            <w:tcW w:type="dxa" w:w="1080"/>
           </w:tcPr>
           <w:p>
             <w:pPr>
@@ -12139,7 +13812,7 @@
         </w:tc>
         <w:tc>
           <w:tcPr>
-            <w:tcW w:type="dxa" w:w="1081"/>
+            <w:tcW w:type="dxa" w:w="1080"/>
           </w:tcPr>
           <w:p>
             <w:pPr>
@@ -12159,7 +13832,7 @@
         </w:tc>
         <w:tc>
           <w:tcPr>
-            <w:tcW w:type="dxa" w:w="1081"/>
+            <w:tcW w:type="dxa" w:w="1080"/>
           </w:tcPr>
           <w:p>
             <w:pPr>
@@ -12179,7 +13852,7 @@
         </w:tc>
         <w:tc>
           <w:tcPr>
-            <w:tcW w:type="dxa" w:w="1081"/>
+            <w:tcW w:type="dxa" w:w="1080"/>
           </w:tcPr>
           <w:p>
             <w:pPr>
@@ -12201,7 +13874,7 @@
       <w:tr>
         <w:tc>
           <w:tcPr>
-            <w:tcW w:type="dxa" w:w="1081"/>
+            <w:tcW w:type="dxa" w:w="1080"/>
           </w:tcPr>
           <w:p>
             <w:pPr>
@@ -12221,7 +13894,7 @@
         </w:tc>
         <w:tc>
           <w:tcPr>
-            <w:tcW w:type="dxa" w:w="1081"/>
+            <w:tcW w:type="dxa" w:w="1080"/>
           </w:tcPr>
           <w:p>
             <w:pPr>
@@ -12241,7 +13914,7 @@
         </w:tc>
         <w:tc>
           <w:tcPr>
-            <w:tcW w:type="dxa" w:w="1081"/>
+            <w:tcW w:type="dxa" w:w="1080"/>
           </w:tcPr>
           <w:p>
             <w:pPr>
@@ -12261,7 +13934,7 @@
         </w:tc>
         <w:tc>
           <w:tcPr>
-            <w:tcW w:type="dxa" w:w="1081"/>
+            <w:tcW w:type="dxa" w:w="1080"/>
           </w:tcPr>
           <w:p>
             <w:pPr>
@@ -12281,7 +13954,7 @@
         </w:tc>
         <w:tc>
           <w:tcPr>
-            <w:tcW w:type="dxa" w:w="1081"/>
+            <w:tcW w:type="dxa" w:w="1080"/>
           </w:tcPr>
           <w:p>
             <w:pPr>
@@ -12301,7 +13974,7 @@
         </w:tc>
         <w:tc>
           <w:tcPr>
-            <w:tcW w:type="dxa" w:w="1081"/>
+            <w:tcW w:type="dxa" w:w="1080"/>
           </w:tcPr>
           <w:p>
             <w:pPr>
@@ -12321,7 +13994,7 @@
         </w:tc>
         <w:tc>
           <w:tcPr>
-            <w:tcW w:type="dxa" w:w="1081"/>
+            <w:tcW w:type="dxa" w:w="1080"/>
           </w:tcPr>
           <w:p>
             <w:pPr>
@@ -12341,7 +14014,7 @@
         </w:tc>
         <w:tc>
           <w:tcPr>
-            <w:tcW w:type="dxa" w:w="1081"/>
+            <w:tcW w:type="dxa" w:w="1080"/>
           </w:tcPr>
           <w:p>
             <w:pPr>
@@ -12363,7 +14036,7 @@
       <w:tr>
         <w:tc>
           <w:tcPr>
-            <w:tcW w:type="dxa" w:w="1081"/>
+            <w:tcW w:type="dxa" w:w="1080"/>
           </w:tcPr>
           <w:p>
             <w:pPr>
@@ -12383,7 +14056,7 @@
         </w:tc>
         <w:tc>
           <w:tcPr>
-            <w:tcW w:type="dxa" w:w="1081"/>
+            <w:tcW w:type="dxa" w:w="1080"/>
           </w:tcPr>
           <w:p>
             <w:pPr>
@@ -12403,7 +14076,7 @@
         </w:tc>
         <w:tc>
           <w:tcPr>
-            <w:tcW w:type="dxa" w:w="1081"/>
+            <w:tcW w:type="dxa" w:w="1080"/>
           </w:tcPr>
           <w:p>
             <w:pPr>
@@ -12423,7 +14096,7 @@
         </w:tc>
         <w:tc>
           <w:tcPr>
-            <w:tcW w:type="dxa" w:w="1081"/>
+            <w:tcW w:type="dxa" w:w="1080"/>
           </w:tcPr>
           <w:p>
             <w:pPr>
@@ -12443,7 +14116,7 @@
         </w:tc>
         <w:tc>
           <w:tcPr>
-            <w:tcW w:type="dxa" w:w="1081"/>
+            <w:tcW w:type="dxa" w:w="1080"/>
           </w:tcPr>
           <w:p>
             <w:pPr>
@@ -12463,7 +14136,7 @@
         </w:tc>
         <w:tc>
           <w:tcPr>
-            <w:tcW w:type="dxa" w:w="1081"/>
+            <w:tcW w:type="dxa" w:w="1080"/>
           </w:tcPr>
           <w:p>
             <w:pPr>
@@ -12483,7 +14156,7 @@
         </w:tc>
         <w:tc>
           <w:tcPr>
-            <w:tcW w:type="dxa" w:w="1081"/>
+            <w:tcW w:type="dxa" w:w="1080"/>
           </w:tcPr>
           <w:p>
             <w:pPr>
@@ -12503,7 +14176,7 @@
         </w:tc>
         <w:tc>
           <w:tcPr>
-            <w:tcW w:type="dxa" w:w="1081"/>
+            <w:tcW w:type="dxa" w:w="1080"/>
           </w:tcPr>
           <w:p>
             <w:pPr>
@@ -12525,7 +14198,7 @@
       <w:tr>
         <w:tc>
           <w:tcPr>
-            <w:tcW w:type="dxa" w:w="1081"/>
+            <w:tcW w:type="dxa" w:w="1080"/>
           </w:tcPr>
           <w:p>
             <w:pPr>
@@ -12545,7 +14218,7 @@
         </w:tc>
         <w:tc>
           <w:tcPr>
-            <w:tcW w:type="dxa" w:w="1081"/>
+            <w:tcW w:type="dxa" w:w="1080"/>
           </w:tcPr>
           <w:p>
             <w:pPr>
@@ -12565,7 +14238,7 @@
         </w:tc>
         <w:tc>
           <w:tcPr>
-            <w:tcW w:type="dxa" w:w="1081"/>
+            <w:tcW w:type="dxa" w:w="1080"/>
           </w:tcPr>
           <w:p>
             <w:pPr>
@@ -12585,7 +14258,7 @@
         </w:tc>
         <w:tc>
           <w:tcPr>
-            <w:tcW w:type="dxa" w:w="1081"/>
+            <w:tcW w:type="dxa" w:w="1080"/>
           </w:tcPr>
           <w:p>
             <w:pPr>
@@ -12605,7 +14278,7 @@
         </w:tc>
         <w:tc>
           <w:tcPr>
-            <w:tcW w:type="dxa" w:w="1081"/>
+            <w:tcW w:type="dxa" w:w="1080"/>
           </w:tcPr>
           <w:p>
             <w:pPr>
@@ -12625,7 +14298,7 @@
         </w:tc>
         <w:tc>
           <w:tcPr>
-            <w:tcW w:type="dxa" w:w="1081"/>
+            <w:tcW w:type="dxa" w:w="1080"/>
           </w:tcPr>
           <w:p>
             <w:pPr>
@@ -12645,7 +14318,7 @@
         </w:tc>
         <w:tc>
           <w:tcPr>
-            <w:tcW w:type="dxa" w:w="1081"/>
+            <w:tcW w:type="dxa" w:w="1080"/>
           </w:tcPr>
           <w:p>
             <w:pPr>
@@ -12665,7 +14338,7 @@
         </w:tc>
         <w:tc>
           <w:tcPr>
-            <w:tcW w:type="dxa" w:w="1081"/>
+            <w:tcW w:type="dxa" w:w="1080"/>
           </w:tcPr>
           <w:p>
             <w:pPr>
@@ -12687,7 +14360,7 @@
       <w:tr>
         <w:tc>
           <w:tcPr>
-            <w:tcW w:type="dxa" w:w="1081"/>
+            <w:tcW w:type="dxa" w:w="1080"/>
           </w:tcPr>
           <w:p>
             <w:pPr>
@@ -12707,7 +14380,7 @@
         </w:tc>
         <w:tc>
           <w:tcPr>
-            <w:tcW w:type="dxa" w:w="1081"/>
+            <w:tcW w:type="dxa" w:w="1080"/>
           </w:tcPr>
           <w:p>
             <w:pPr>
@@ -12727,7 +14400,7 @@
         </w:tc>
         <w:tc>
           <w:tcPr>
-            <w:tcW w:type="dxa" w:w="1081"/>
+            <w:tcW w:type="dxa" w:w="1080"/>
           </w:tcPr>
           <w:p>
             <w:pPr>
@@ -12747,7 +14420,7 @@
         </w:tc>
         <w:tc>
           <w:tcPr>
-            <w:tcW w:type="dxa" w:w="1081"/>
+            <w:tcW w:type="dxa" w:w="1080"/>
           </w:tcPr>
           <w:p>
             <w:pPr>
@@ -12767,7 +14440,7 @@
         </w:tc>
         <w:tc>
           <w:tcPr>
-            <w:tcW w:type="dxa" w:w="1081"/>
+            <w:tcW w:type="dxa" w:w="1080"/>
           </w:tcPr>
           <w:p>
             <w:pPr>
@@ -12787,7 +14460,7 @@
         </w:tc>
         <w:tc>
           <w:tcPr>
-            <w:tcW w:type="dxa" w:w="1081"/>
+            <w:tcW w:type="dxa" w:w="1080"/>
           </w:tcPr>
           <w:p>
             <w:pPr>
@@ -12807,7 +14480,7 @@
         </w:tc>
         <w:tc>
           <w:tcPr>
-            <w:tcW w:type="dxa" w:w="1081"/>
+            <w:tcW w:type="dxa" w:w="1080"/>
           </w:tcPr>
           <w:p>
             <w:pPr>
@@ -12827,7 +14500,7 @@
         </w:tc>
         <w:tc>
           <w:tcPr>
-            <w:tcW w:type="dxa" w:w="1081"/>
+            <w:tcW w:type="dxa" w:w="1080"/>
           </w:tcPr>
           <w:p>
             <w:pPr>
@@ -12849,7 +14522,7 @@
       <w:tr>
         <w:tc>
           <w:tcPr>
-            <w:tcW w:type="dxa" w:w="1081"/>
+            <w:tcW w:type="dxa" w:w="1080"/>
           </w:tcPr>
           <w:p>
             <w:pPr>
@@ -12869,7 +14542,7 @@
         </w:tc>
         <w:tc>
           <w:tcPr>
-            <w:tcW w:type="dxa" w:w="1081"/>
+            <w:tcW w:type="dxa" w:w="1080"/>
           </w:tcPr>
           <w:p>
             <w:pPr>
@@ -12889,7 +14562,7 @@
         </w:tc>
         <w:tc>
           <w:tcPr>
-            <w:tcW w:type="dxa" w:w="1081"/>
+            <w:tcW w:type="dxa" w:w="1080"/>
           </w:tcPr>
           <w:p>
             <w:pPr>
@@ -12909,7 +14582,7 @@
         </w:tc>
         <w:tc>
           <w:tcPr>
-            <w:tcW w:type="dxa" w:w="1081"/>
+            <w:tcW w:type="dxa" w:w="1080"/>
           </w:tcPr>
           <w:p>
             <w:pPr>
@@ -12929,7 +14602,7 @@
         </w:tc>
         <w:tc>
           <w:tcPr>
-            <w:tcW w:type="dxa" w:w="1081"/>
+            <w:tcW w:type="dxa" w:w="1080"/>
           </w:tcPr>
           <w:p>
             <w:pPr>
@@ -12949,7 +14622,7 @@
         </w:tc>
         <w:tc>
           <w:tcPr>
-            <w:tcW w:type="dxa" w:w="1081"/>
+            <w:tcW w:type="dxa" w:w="1080"/>
           </w:tcPr>
           <w:p>
             <w:pPr>
@@ -12969,7 +14642,7 @@
         </w:tc>
         <w:tc>
           <w:tcPr>
-            <w:tcW w:type="dxa" w:w="1081"/>
+            <w:tcW w:type="dxa" w:w="1080"/>
           </w:tcPr>
           <w:p>
             <w:pPr>
@@ -12989,7 +14662,7 @@
         </w:tc>
         <w:tc>
           <w:tcPr>
-            <w:tcW w:type="dxa" w:w="1081"/>
+            <w:tcW w:type="dxa" w:w="1080"/>
           </w:tcPr>
           <w:p>
             <w:pPr>
@@ -13011,7 +14684,7 @@
       <w:tr>
         <w:tc>
           <w:tcPr>
-            <w:tcW w:type="dxa" w:w="1081"/>
+            <w:tcW w:type="dxa" w:w="1080"/>
           </w:tcPr>
           <w:p>
             <w:pPr>
@@ -13031,7 +14704,7 @@
         </w:tc>
         <w:tc>
           <w:tcPr>
-            <w:tcW w:type="dxa" w:w="1081"/>
+            <w:tcW w:type="dxa" w:w="1080"/>
           </w:tcPr>
           <w:p>
             <w:pPr>
@@ -13051,7 +14724,7 @@
         </w:tc>
         <w:tc>
           <w:tcPr>
-            <w:tcW w:type="dxa" w:w="1081"/>
+            <w:tcW w:type="dxa" w:w="1080"/>
           </w:tcPr>
           <w:p>
             <w:pPr>
@@ -13071,7 +14744,7 @@
         </w:tc>
         <w:tc>
           <w:tcPr>
-            <w:tcW w:type="dxa" w:w="1081"/>
+            <w:tcW w:type="dxa" w:w="1080"/>
           </w:tcPr>
           <w:p>
             <w:pPr>
@@ -13091,7 +14764,7 @@
         </w:tc>
         <w:tc>
           <w:tcPr>
-            <w:tcW w:type="dxa" w:w="1081"/>
+            <w:tcW w:type="dxa" w:w="1080"/>
           </w:tcPr>
           <w:p>
             <w:pPr>
@@ -13111,7 +14784,7 @@
         </w:tc>
         <w:tc>
           <w:tcPr>
-            <w:tcW w:type="dxa" w:w="1081"/>
+            <w:tcW w:type="dxa" w:w="1080"/>
           </w:tcPr>
           <w:p>
             <w:pPr>
@@ -13131,7 +14804,7 @@
         </w:tc>
         <w:tc>
           <w:tcPr>
-            <w:tcW w:type="dxa" w:w="1081"/>
+            <w:tcW w:type="dxa" w:w="1080"/>
           </w:tcPr>
           <w:p>
             <w:pPr>
@@ -13151,7 +14824,7 @@
         </w:tc>
         <w:tc>
           <w:tcPr>
-            <w:tcW w:type="dxa" w:w="1081"/>
+            <w:tcW w:type="dxa" w:w="1080"/>
           </w:tcPr>
           <w:p>
             <w:pPr>
@@ -13173,7 +14846,7 @@
       <w:tr>
         <w:tc>
           <w:tcPr>
-            <w:tcW w:type="dxa" w:w="1081"/>
+            <w:tcW w:type="dxa" w:w="1080"/>
           </w:tcPr>
           <w:p>
             <w:pPr>
@@ -13193,7 +14866,7 @@
         </w:tc>
         <w:tc>
           <w:tcPr>
-            <w:tcW w:type="dxa" w:w="1081"/>
+            <w:tcW w:type="dxa" w:w="1080"/>
           </w:tcPr>
           <w:p>
             <w:pPr>
@@ -13213,7 +14886,7 @@
         </w:tc>
         <w:tc>
           <w:tcPr>
-            <w:tcW w:type="dxa" w:w="1081"/>
+            <w:tcW w:type="dxa" w:w="1080"/>
           </w:tcPr>
           <w:p>
             <w:pPr>
@@ -13233,7 +14906,7 @@
         </w:tc>
         <w:tc>
           <w:tcPr>
-            <w:tcW w:type="dxa" w:w="1081"/>
+            <w:tcW w:type="dxa" w:w="1080"/>
           </w:tcPr>
           <w:p>
             <w:pPr>
@@ -13253,7 +14926,7 @@
         </w:tc>
         <w:tc>
           <w:tcPr>
-            <w:tcW w:type="dxa" w:w="1081"/>
+            <w:tcW w:type="dxa" w:w="1080"/>
           </w:tcPr>
           <w:p>
             <w:pPr>
@@ -13273,7 +14946,7 @@
         </w:tc>
         <w:tc>
           <w:tcPr>
-            <w:tcW w:type="dxa" w:w="1081"/>
+            <w:tcW w:type="dxa" w:w="1080"/>
           </w:tcPr>
           <w:p>
             <w:pPr>
@@ -13293,7 +14966,7 @@
         </w:tc>
         <w:tc>
           <w:tcPr>
-            <w:tcW w:type="dxa" w:w="1081"/>
+            <w:tcW w:type="dxa" w:w="1080"/>
           </w:tcPr>
           <w:p>
             <w:pPr>
@@ -13313,7 +14986,7 @@
         </w:tc>
         <w:tc>
           <w:tcPr>
-            <w:tcW w:type="dxa" w:w="1081"/>
+            <w:tcW w:type="dxa" w:w="1080"/>
           </w:tcPr>
           <w:p>
             <w:pPr>
@@ -13335,7 +15008,7 @@
       <w:tr>
         <w:tc>
           <w:tcPr>
-            <w:tcW w:type="dxa" w:w="1081"/>
+            <w:tcW w:type="dxa" w:w="1080"/>
           </w:tcPr>
           <w:p>
             <w:pPr>
@@ -13355,7 +15028,7 @@
         </w:tc>
         <w:tc>
           <w:tcPr>
-            <w:tcW w:type="dxa" w:w="1081"/>
+            <w:tcW w:type="dxa" w:w="1080"/>
           </w:tcPr>
           <w:p>
             <w:pPr>
@@ -13375,7 +15048,7 @@
         </w:tc>
         <w:tc>
           <w:tcPr>
-            <w:tcW w:type="dxa" w:w="1081"/>
+            <w:tcW w:type="dxa" w:w="1080"/>
           </w:tcPr>
           <w:p>
             <w:pPr>
@@ -13395,7 +15068,7 @@
         </w:tc>
         <w:tc>
           <w:tcPr>
-            <w:tcW w:type="dxa" w:w="1081"/>
+            <w:tcW w:type="dxa" w:w="1080"/>
           </w:tcPr>
           <w:p>
             <w:pPr>
@@ -13415,7 +15088,7 @@
         </w:tc>
         <w:tc>
           <w:tcPr>
-            <w:tcW w:type="dxa" w:w="1081"/>
+            <w:tcW w:type="dxa" w:w="1080"/>
           </w:tcPr>
           <w:p>
             <w:pPr>
@@ -13435,7 +15108,7 @@
         </w:tc>
         <w:tc>
           <w:tcPr>
-            <w:tcW w:type="dxa" w:w="1081"/>
+            <w:tcW w:type="dxa" w:w="1080"/>
           </w:tcPr>
           <w:p>
             <w:pPr>
@@ -13455,7 +15128,7 @@
         </w:tc>
         <w:tc>
           <w:tcPr>
-            <w:tcW w:type="dxa" w:w="1081"/>
+            <w:tcW w:type="dxa" w:w="1080"/>
           </w:tcPr>
           <w:p>
             <w:pPr>
@@ -13475,7 +15148,7 @@
         </w:tc>
         <w:tc>
           <w:tcPr>
-            <w:tcW w:type="dxa" w:w="1081"/>
+            <w:tcW w:type="dxa" w:w="1080"/>
           </w:tcPr>
           <w:p>
             <w:pPr>
@@ -13497,7 +15170,7 @@
       <w:tr>
         <w:tc>
           <w:tcPr>
-            <w:tcW w:type="dxa" w:w="1081"/>
+            <w:tcW w:type="dxa" w:w="1080"/>
           </w:tcPr>
           <w:p>
             <w:pPr>
@@ -13517,7 +15190,7 @@
         </w:tc>
         <w:tc>
           <w:tcPr>
-            <w:tcW w:type="dxa" w:w="1081"/>
+            <w:tcW w:type="dxa" w:w="1080"/>
           </w:tcPr>
           <w:p>
             <w:pPr>
@@ -13537,7 +15210,7 @@
         </w:tc>
         <w:tc>
           <w:tcPr>
-            <w:tcW w:type="dxa" w:w="1081"/>
+            <w:tcW w:type="dxa" w:w="1080"/>
           </w:tcPr>
           <w:p>
             <w:pPr>
@@ -13557,7 +15230,7 @@
         </w:tc>
         <w:tc>
           <w:tcPr>
-            <w:tcW w:type="dxa" w:w="1081"/>
+            <w:tcW w:type="dxa" w:w="1080"/>
           </w:tcPr>
           <w:p>
             <w:pPr>
@@ -13577,7 +15250,7 @@
         </w:tc>
         <w:tc>
           <w:tcPr>
-            <w:tcW w:type="dxa" w:w="1081"/>
+            <w:tcW w:type="dxa" w:w="1080"/>
           </w:tcPr>
           <w:p>
             <w:pPr>
@@ -13597,7 +15270,7 @@
         </w:tc>
         <w:tc>
           <w:tcPr>
-            <w:tcW w:type="dxa" w:w="1081"/>
+            <w:tcW w:type="dxa" w:w="1080"/>
           </w:tcPr>
           <w:p>
             <w:pPr>
@@ -13617,7 +15290,7 @@
         </w:tc>
         <w:tc>
           <w:tcPr>
-            <w:tcW w:type="dxa" w:w="1081"/>
+            <w:tcW w:type="dxa" w:w="1080"/>
           </w:tcPr>
           <w:p>
             <w:pPr>
@@ -13637,7 +15310,7 @@
         </w:tc>
         <w:tc>
           <w:tcPr>
-            <w:tcW w:type="dxa" w:w="1081"/>
+            <w:tcW w:type="dxa" w:w="1080"/>
           </w:tcPr>
           <w:p>
             <w:pPr>
@@ -13659,7 +15332,7 @@
       <w:tr>
         <w:tc>
           <w:tcPr>
-            <w:tcW w:type="dxa" w:w="1081"/>
+            <w:tcW w:type="dxa" w:w="1080"/>
           </w:tcPr>
           <w:p>
             <w:pPr>
@@ -13679,7 +15352,7 @@
         </w:tc>
         <w:tc>
           <w:tcPr>
-            <w:tcW w:type="dxa" w:w="1081"/>
+            <w:tcW w:type="dxa" w:w="1080"/>
           </w:tcPr>
           <w:p>
             <w:pPr>
@@ -13699,7 +15372,7 @@
         </w:tc>
         <w:tc>
           <w:tcPr>
-            <w:tcW w:type="dxa" w:w="1081"/>
+            <w:tcW w:type="dxa" w:w="1080"/>
           </w:tcPr>
           <w:p>
             <w:pPr>
@@ -13719,7 +15392,7 @@
         </w:tc>
         <w:tc>
           <w:tcPr>
-            <w:tcW w:type="dxa" w:w="1081"/>
+            <w:tcW w:type="dxa" w:w="1080"/>
           </w:tcPr>
           <w:p>
             <w:pPr>
@@ -13739,7 +15412,7 @@
         </w:tc>
         <w:tc>
           <w:tcPr>
-            <w:tcW w:type="dxa" w:w="1081"/>
+            <w:tcW w:type="dxa" w:w="1080"/>
           </w:tcPr>
           <w:p>
             <w:pPr>
@@ -13759,7 +15432,7 @@
         </w:tc>
         <w:tc>
           <w:tcPr>
-            <w:tcW w:type="dxa" w:w="1081"/>
+            <w:tcW w:type="dxa" w:w="1080"/>
           </w:tcPr>
           <w:p>
             <w:pPr>
@@ -13779,7 +15452,7 @@
         </w:tc>
         <w:tc>
           <w:tcPr>
-            <w:tcW w:type="dxa" w:w="1081"/>
+            <w:tcW w:type="dxa" w:w="1080"/>
           </w:tcPr>
           <w:p>
             <w:pPr>
@@ -13799,7 +15472,7 @@
         </w:tc>
         <w:tc>
           <w:tcPr>
-            <w:tcW w:type="dxa" w:w="1081"/>
+            <w:tcW w:type="dxa" w:w="1080"/>
           </w:tcPr>
           <w:p>
             <w:pPr>
@@ -13821,7 +15494,7 @@
       <w:tr>
         <w:tc>
           <w:tcPr>
-            <w:tcW w:type="dxa" w:w="1081"/>
+            <w:tcW w:type="dxa" w:w="1080"/>
           </w:tcPr>
           <w:p>
             <w:pPr>
@@ -13841,7 +15514,7 @@
         </w:tc>
         <w:tc>
           <w:tcPr>
-            <w:tcW w:type="dxa" w:w="1081"/>
+            <w:tcW w:type="dxa" w:w="1080"/>
           </w:tcPr>
           <w:p>
             <w:pPr>
@@ -13861,7 +15534,7 @@
         </w:tc>
         <w:tc>
           <w:tcPr>
-            <w:tcW w:type="dxa" w:w="1081"/>
+            <w:tcW w:type="dxa" w:w="1080"/>
           </w:tcPr>
           <w:p>
             <w:pPr>
@@ -13881,7 +15554,7 @@
         </w:tc>
         <w:tc>
           <w:tcPr>
-            <w:tcW w:type="dxa" w:w="1081"/>
+            <w:tcW w:type="dxa" w:w="1080"/>
           </w:tcPr>
           <w:p>
             <w:pPr>
@@ -13901,7 +15574,7 @@
         </w:tc>
         <w:tc>
           <w:tcPr>
-            <w:tcW w:type="dxa" w:w="1081"/>
+            <w:tcW w:type="dxa" w:w="1080"/>
           </w:tcPr>
           <w:p>
             <w:pPr>
@@ -13921,7 +15594,7 @@
         </w:tc>
         <w:tc>
           <w:tcPr>
-            <w:tcW w:type="dxa" w:w="1081"/>
+            <w:tcW w:type="dxa" w:w="1080"/>
           </w:tcPr>
           <w:p>
             <w:pPr>
@@ -13941,7 +15614,7 @@
         </w:tc>
         <w:tc>
           <w:tcPr>
-            <w:tcW w:type="dxa" w:w="1081"/>
+            <w:tcW w:type="dxa" w:w="1080"/>
           </w:tcPr>
           <w:p>
             <w:pPr>
@@ -13961,7 +15634,7 @@
         </w:tc>
         <w:tc>
           <w:tcPr>
-            <w:tcW w:type="dxa" w:w="1081"/>
+            <w:tcW w:type="dxa" w:w="1080"/>
           </w:tcPr>
           <w:p>
             <w:pPr>
@@ -13983,7 +15656,7 @@
       <w:tr>
         <w:tc>
           <w:tcPr>
-            <w:tcW w:type="dxa" w:w="1081"/>
+            <w:tcW w:type="dxa" w:w="1080"/>
           </w:tcPr>
           <w:p>
             <w:pPr>
@@ -14003,7 +15676,7 @@
         </w:tc>
         <w:tc>
           <w:tcPr>
-            <w:tcW w:type="dxa" w:w="1081"/>
+            <w:tcW w:type="dxa" w:w="1080"/>
           </w:tcPr>
           <w:p>
             <w:pPr>
@@ -14023,7 +15696,7 @@
         </w:tc>
         <w:tc>
           <w:tcPr>
-            <w:tcW w:type="dxa" w:w="1081"/>
+            <w:tcW w:type="dxa" w:w="1080"/>
           </w:tcPr>
           <w:p>
             <w:pPr>
@@ -14043,7 +15716,7 @@
         </w:tc>
         <w:tc>
           <w:tcPr>
-            <w:tcW w:type="dxa" w:w="1081"/>
+            <w:tcW w:type="dxa" w:w="1080"/>
           </w:tcPr>
           <w:p>
             <w:pPr>
@@ -14063,7 +15736,7 @@
         </w:tc>
         <w:tc>
           <w:tcPr>
-            <w:tcW w:type="dxa" w:w="1081"/>
+            <w:tcW w:type="dxa" w:w="1080"/>
           </w:tcPr>
           <w:p>
             <w:pPr>
@@ -14083,7 +15756,7 @@
         </w:tc>
         <w:tc>
           <w:tcPr>
-            <w:tcW w:type="dxa" w:w="1081"/>
+            <w:tcW w:type="dxa" w:w="1080"/>
           </w:tcPr>
           <w:p>
             <w:pPr>
@@ -14103,7 +15776,7 @@
         </w:tc>
         <w:tc>
           <w:tcPr>
-            <w:tcW w:type="dxa" w:w="1081"/>
+            <w:tcW w:type="dxa" w:w="1080"/>
           </w:tcPr>
           <w:p>
             <w:pPr>
@@ -14123,7 +15796,7 @@
         </w:tc>
         <w:tc>
           <w:tcPr>
-            <w:tcW w:type="dxa" w:w="1081"/>
+            <w:tcW w:type="dxa" w:w="1080"/>
           </w:tcPr>
           <w:p>
             <w:pPr>
@@ -14145,7 +15818,7 @@
       <w:tr>
         <w:tc>
           <w:tcPr>
-            <w:tcW w:type="dxa" w:w="1081"/>
+            <w:tcW w:type="dxa" w:w="1080"/>
           </w:tcPr>
           <w:p>
             <w:pPr>
@@ -14165,7 +15838,7 @@
         </w:tc>
         <w:tc>
           <w:tcPr>
-            <w:tcW w:type="dxa" w:w="1081"/>
+            <w:tcW w:type="dxa" w:w="1080"/>
           </w:tcPr>
           <w:p>
             <w:pPr>
@@ -14185,7 +15858,7 @@
         </w:tc>
         <w:tc>
           <w:tcPr>
-            <w:tcW w:type="dxa" w:w="1081"/>
+            <w:tcW w:type="dxa" w:w="1080"/>
           </w:tcPr>
           <w:p>
             <w:pPr>
@@ -14205,7 +15878,7 @@
         </w:tc>
         <w:tc>
           <w:tcPr>
-            <w:tcW w:type="dxa" w:w="1081"/>
+            <w:tcW w:type="dxa" w:w="1080"/>
           </w:tcPr>
           <w:p>
             <w:pPr>
@@ -14225,7 +15898,7 @@
         </w:tc>
         <w:tc>
           <w:tcPr>
-            <w:tcW w:type="dxa" w:w="1081"/>
+            <w:tcW w:type="dxa" w:w="1080"/>
           </w:tcPr>
           <w:p>
             <w:pPr>
@@ -14245,7 +15918,7 @@
         </w:tc>
         <w:tc>
           <w:tcPr>
-            <w:tcW w:type="dxa" w:w="1081"/>
+            <w:tcW w:type="dxa" w:w="1080"/>
           </w:tcPr>
           <w:p>
             <w:pPr>
@@ -14265,7 +15938,7 @@
         </w:tc>
         <w:tc>
           <w:tcPr>
-            <w:tcW w:type="dxa" w:w="1081"/>
+            <w:tcW w:type="dxa" w:w="1080"/>
           </w:tcPr>
           <w:p>
             <w:pPr>
@@ -14285,7 +15958,7 @@
         </w:tc>
         <w:tc>
           <w:tcPr>
-            <w:tcW w:type="dxa" w:w="1081"/>
+            <w:tcW w:type="dxa" w:w="1080"/>
           </w:tcPr>
           <w:p>
             <w:pPr>
@@ -14307,7 +15980,7 @@
       <w:tr>
         <w:tc>
           <w:tcPr>
-            <w:tcW w:type="dxa" w:w="1081"/>
+            <w:tcW w:type="dxa" w:w="1080"/>
           </w:tcPr>
           <w:p>
             <w:pPr>
@@ -14327,7 +16000,7 @@
         </w:tc>
         <w:tc>
           <w:tcPr>
-            <w:tcW w:type="dxa" w:w="1081"/>
+            <w:tcW w:type="dxa" w:w="1080"/>
           </w:tcPr>
           <w:p>
             <w:pPr>
@@ -14347,7 +16020,7 @@
         </w:tc>
         <w:tc>
           <w:tcPr>
-            <w:tcW w:type="dxa" w:w="1081"/>
+            <w:tcW w:type="dxa" w:w="1080"/>
           </w:tcPr>
           <w:p>
             <w:pPr>
@@ -14367,7 +16040,7 @@
         </w:tc>
         <w:tc>
           <w:tcPr>
-            <w:tcW w:type="dxa" w:w="1081"/>
+            <w:tcW w:type="dxa" w:w="1080"/>
           </w:tcPr>
           <w:p>
             <w:pPr>
@@ -14387,7 +16060,7 @@
         </w:tc>
         <w:tc>
           <w:tcPr>
-            <w:tcW w:type="dxa" w:w="1081"/>
+            <w:tcW w:type="dxa" w:w="1080"/>
           </w:tcPr>
           <w:p>
             <w:pPr>
@@ -14407,7 +16080,7 @@
         </w:tc>
         <w:tc>
           <w:tcPr>
-            <w:tcW w:type="dxa" w:w="1081"/>
+            <w:tcW w:type="dxa" w:w="1080"/>
           </w:tcPr>
           <w:p>
             <w:pPr>
@@ -14427,7 +16100,7 @@
         </w:tc>
         <w:tc>
           <w:tcPr>
-            <w:tcW w:type="dxa" w:w="1081"/>
+            <w:tcW w:type="dxa" w:w="1080"/>
           </w:tcPr>
           <w:p>
             <w:pPr>
@@ -14447,7 +16120,7 @@
         </w:tc>
         <w:tc>
           <w:tcPr>
-            <w:tcW w:type="dxa" w:w="1081"/>
+            <w:tcW w:type="dxa" w:w="1080"/>
           </w:tcPr>
           <w:p>
             <w:pPr>
@@ -14469,7 +16142,7 @@
       <w:tr>
         <w:tc>
           <w:tcPr>
-            <w:tcW w:type="dxa" w:w="1081"/>
+            <w:tcW w:type="dxa" w:w="1080"/>
           </w:tcPr>
           <w:p>
             <w:pPr>
@@ -14489,7 +16162,7 @@
         </w:tc>
         <w:tc>
           <w:tcPr>
-            <w:tcW w:type="dxa" w:w="1081"/>
+            <w:tcW w:type="dxa" w:w="1080"/>
           </w:tcPr>
           <w:p>
             <w:pPr>
@@ -14509,7 +16182,7 @@
         </w:tc>
         <w:tc>
           <w:tcPr>
-            <w:tcW w:type="dxa" w:w="1081"/>
+            <w:tcW w:type="dxa" w:w="1080"/>
           </w:tcPr>
           <w:p>
             <w:pPr>
@@ -14529,7 +16202,7 @@
         </w:tc>
         <w:tc>
           <w:tcPr>
-            <w:tcW w:type="dxa" w:w="1081"/>
+            <w:tcW w:type="dxa" w:w="1080"/>
           </w:tcPr>
           <w:p>
             <w:pPr>
@@ -14549,7 +16222,7 @@
         </w:tc>
         <w:tc>
           <w:tcPr>
-            <w:tcW w:type="dxa" w:w="1081"/>
+            <w:tcW w:type="dxa" w:w="1080"/>
           </w:tcPr>
           <w:p>
             <w:pPr>
@@ -14569,7 +16242,7 @@
         </w:tc>
         <w:tc>
           <w:tcPr>
-            <w:tcW w:type="dxa" w:w="1081"/>
+            <w:tcW w:type="dxa" w:w="1080"/>
           </w:tcPr>
           <w:p>
             <w:pPr>
@@ -14589,7 +16262,7 @@
         </w:tc>
         <w:tc>
           <w:tcPr>
-            <w:tcW w:type="dxa" w:w="1081"/>
+            <w:tcW w:type="dxa" w:w="1080"/>
           </w:tcPr>
           <w:p>
             <w:pPr>
@@ -14609,7 +16282,7 @@
         </w:tc>
         <w:tc>
           <w:tcPr>
-            <w:tcW w:type="dxa" w:w="1081"/>
+            <w:tcW w:type="dxa" w:w="1080"/>
           </w:tcPr>
           <w:p>
             <w:pPr>
@@ -14631,7 +16304,7 @@
       <w:tr>
         <w:tc>
           <w:tcPr>
-            <w:tcW w:type="dxa" w:w="1081"/>
+            <w:tcW w:type="dxa" w:w="1080"/>
           </w:tcPr>
           <w:p>
             <w:pPr>
@@ -14651,7 +16324,7 @@
         </w:tc>
         <w:tc>
           <w:tcPr>
-            <w:tcW w:type="dxa" w:w="1081"/>
+            <w:tcW w:type="dxa" w:w="1080"/>
           </w:tcPr>
           <w:p>
             <w:pPr>
@@ -14671,7 +16344,7 @@
         </w:tc>
         <w:tc>
           <w:tcPr>
-            <w:tcW w:type="dxa" w:w="1081"/>
+            <w:tcW w:type="dxa" w:w="1080"/>
           </w:tcPr>
           <w:p>
             <w:pPr>
@@ -14691,7 +16364,7 @@
         </w:tc>
         <w:tc>
           <w:tcPr>
-            <w:tcW w:type="dxa" w:w="1081"/>
+            <w:tcW w:type="dxa" w:w="1080"/>
           </w:tcPr>
           <w:p>
             <w:pPr>
@@ -14711,7 +16384,7 @@
         </w:tc>
         <w:tc>
           <w:tcPr>
-            <w:tcW w:type="dxa" w:w="1081"/>
+            <w:tcW w:type="dxa" w:w="1080"/>
           </w:tcPr>
           <w:p>
             <w:pPr>
@@ -14731,7 +16404,7 @@
         </w:tc>
         <w:tc>
           <w:tcPr>
-            <w:tcW w:type="dxa" w:w="1081"/>
+            <w:tcW w:type="dxa" w:w="1080"/>
           </w:tcPr>
           <w:p>
             <w:pPr>
@@ -14751,7 +16424,7 @@
         </w:tc>
         <w:tc>
           <w:tcPr>
-            <w:tcW w:type="dxa" w:w="1081"/>
+            <w:tcW w:type="dxa" w:w="1080"/>
           </w:tcPr>
           <w:p>
             <w:pPr>
@@ -14771,7 +16444,7 @@
         </w:tc>
         <w:tc>
           <w:tcPr>
-            <w:tcW w:type="dxa" w:w="1081"/>
+            <w:tcW w:type="dxa" w:w="1080"/>
           </w:tcPr>
           <w:p>
             <w:pPr>
@@ -14793,7 +16466,7 @@
       <w:tr>
         <w:tc>
           <w:tcPr>
-            <w:tcW w:type="dxa" w:w="1081"/>
+            <w:tcW w:type="dxa" w:w="1080"/>
           </w:tcPr>
           <w:p>
             <w:pPr>
@@ -14813,7 +16486,7 @@
         </w:tc>
         <w:tc>
           <w:tcPr>
-            <w:tcW w:type="dxa" w:w="1081"/>
+            <w:tcW w:type="dxa" w:w="1080"/>
           </w:tcPr>
           <w:p>
             <w:pPr>
@@ -14833,7 +16506,7 @@
         </w:tc>
         <w:tc>
           <w:tcPr>
-            <w:tcW w:type="dxa" w:w="1081"/>
+            <w:tcW w:type="dxa" w:w="1080"/>
           </w:tcPr>
           <w:p>
             <w:pPr>
@@ -14853,7 +16526,7 @@
         </w:tc>
         <w:tc>
           <w:tcPr>
-            <w:tcW w:type="dxa" w:w="1081"/>
+            <w:tcW w:type="dxa" w:w="1080"/>
           </w:tcPr>
           <w:p>
             <w:pPr>
@@ -14873,7 +16546,7 @@
         </w:tc>
         <w:tc>
           <w:tcPr>
-            <w:tcW w:type="dxa" w:w="1081"/>
+            <w:tcW w:type="dxa" w:w="1080"/>
           </w:tcPr>
           <w:p>
             <w:pPr>
@@ -14893,7 +16566,7 @@
         </w:tc>
         <w:tc>
           <w:tcPr>
-            <w:tcW w:type="dxa" w:w="1081"/>
+            <w:tcW w:type="dxa" w:w="1080"/>
           </w:tcPr>
           <w:p>
             <w:pPr>
@@ -14913,7 +16586,7 @@
         </w:tc>
         <w:tc>
           <w:tcPr>
-            <w:tcW w:type="dxa" w:w="1081"/>
+            <w:tcW w:type="dxa" w:w="1080"/>
           </w:tcPr>
           <w:p>
             <w:pPr>
@@ -14933,7 +16606,7 @@
         </w:tc>
         <w:tc>
           <w:tcPr>
-            <w:tcW w:type="dxa" w:w="1081"/>
+            <w:tcW w:type="dxa" w:w="1080"/>
           </w:tcPr>
           <w:p>
             <w:pPr>
@@ -14961,7 +16634,7 @@
       <w:r>
         <w:drawing>
           <wp:inline xmlns:a="http://schemas.openxmlformats.org/drawingml/2006/main" xmlns:pic="http://schemas.openxmlformats.org/drawingml/2006/picture">
-            <wp:extent cx="10058400" cy="3840480"/>
+            <wp:extent cx="5472000" cy="2240280"/>
             <wp:docPr id="3" name="Picture 3"/>
             <wp:cNvGraphicFramePr>
               <a:graphicFrameLocks noChangeAspect="1"/>
@@ -14982,7 +16655,7 @@
                   <pic:spPr>
                     <a:xfrm>
                       <a:off x="0" y="0"/>
-                      <a:ext cx="10058400" cy="3840480"/>
+                      <a:ext cx="5472000" cy="2240280"/>
                     </a:xfrm>
                     <a:prstGeom prst="rect"/>
                   </pic:spPr>
@@ -15005,7 +16678,7 @@
           <w:sz w:val="21"/>
           <w:rFonts w:eastAsia="黑体" w:ascii="Times New Roman" w:hAnsi="Times New Roman"/>
         </w:rPr>
-        <w:t>图3 3 芯片布局等总口径前沿：峰值温度与压降随总占用格点变化</w:t>
+        <w:t>图3 3 芯片布局等总口径可行设计：峰值温度与压降随总占用格点变化</w:t>
       </w:r>
     </w:p>
     <w:p>
@@ -15034,7 +16707,7 @@
           <w:sz w:val="21"/>
           <w:rFonts w:eastAsia="宋体" w:ascii="Times New Roman" w:hAnsi="Times New Roman"/>
         </w:rPr>
-        <w:t>本结果的工程含义是明确的：树形冷板只在多热源、且对照无法均衡供水的场景下对温度有边际收益，代价是压降高出数个数量级；在单热源与等总占用口径下不具备优势。这与文献中“树形普遍更优”的印象相左，根源在于既有比较常未对齐预算口径。</w:t>
+        <w:t>本结果的工程含义是明确的：树形冷板在多热源场景下对径向仅有 0.2–0.7 °C 的微弱温度收益、对格状被支配，代价是压降高出数个数量级；在单热源与等总占用口径下不具备优势。这与文献中“树形普遍更优”的印象相左，根源在于既有比较常未对齐预算口径。</w:t>
       </w:r>
     </w:p>
     <w:p>
@@ -15077,7 +16750,7 @@
           <w:sz w:val="21"/>
           <w:rFonts w:eastAsia="宋体" w:ascii="Times New Roman" w:hAnsi="Times New Roman"/>
         </w:rPr>
-        <w:t xml:space="preserve"> 修正（1.0–39.1×[15,16]），故为乐观下界，而树的 57 个分叉节点恰是局部损失最集中处，真实差距可能更大；（2）2D 模型缺封装层、对流膜系数与 398 处接头的局部损失，压降结论是上界估计；（3）黏度取 20 °C 值作用于 25 °C 工况，压降偏高约 12.6%；（4）最冷设计距泵限仅 1.2–1.7 倍余量，泵选型应取非零热容忍度的膝盖点；（5）径向对照在 3/4 芯片下的不可行是流顺序构造产物，需改用均衡分配算法后重测。这些均不改变“树在公平口径下不占优”的方向性结论。</w:t>
+        <w:t xml:space="preserve"> 修正（1.0–39.1×[15,16]），故为乐观下界，而树的 57 个分叉节点恰是局部损失最集中处，真实差距可能更大；（2）2D 模型缺封装层、对流膜系数与 398 处接头的局部损失，压降结论是上界估计；（3）黏度取 20 °C 值作用于 25 °C 工况，压降偏高约 12.6%；（4）最冷设计距泵限仅 1.2–1.7 倍余量，泵选型应取非零热容忍度的膝盖点；（5）本文未做打印或实验实测，通道连通性、接头密封与承压能力均未经直接验证，仅由 STL 边界边为 0、有向体积闭合等几何指标间接支持。冷板工程实践指出，承压设计不足会导致密封失效，或与芯片贴合不良而抬高界面热阻[19]，故本文的压降与热阻结论仍需实验标定。这些均不改变“树在公平口径下不占优”的方向性结论。</w:t>
       </w:r>
     </w:p>
     <w:p>
@@ -15213,7 +16886,7 @@
           <w:sz w:val="21"/>
           <w:rFonts w:eastAsia="宋体" w:ascii="Times New Roman" w:hAnsi="Times New Roman"/>
         </w:rPr>
-        <w:t>本文的贡献是可复现的公平比较协议与约束驱动生成装置，而非树形拓扑的性能优势——实测恰相反。这为仿生散热结构的筛选提供了判据：树形冷板仅在多热源且对照无法均衡供水时值得考虑，单热源场景可直接排除。</w:t>
+        <w:t>本文的贡献是可复现的公平比较协议与约束驱动生成装置，而非树形拓扑的性能优势——实测恰相反。这为仿生散热结构的筛选提供了判据：树形冷板仅在多热源且对照为径向直管时才有 0.2–0.7 °C 的微弱温度收益，单热源场景可直接排除。</w:t>
       </w:r>
     </w:p>
     <w:p>
@@ -15432,7 +17105,7 @@
           <w:sz w:val="18"/>
           <w:rFonts w:eastAsia="宋体" w:ascii="Times New Roman" w:hAnsi="Times New Roman"/>
         </w:rPr>
-        <w:t>[6] Bonifaci V, Mehlhorn K, Varma G. Physarum can compute shortest paths[J]. Journal of Theoretical Biology, 2018, 309: 121-133.</w:t>
+        <w:t>[6] Bonifaci V, Mehlhorn K, Varma G. Physarum can compute shortest paths[J]. Journal of Theoretical Biology, 2012, 309: 121-133.</w:t>
       </w:r>
     </w:p>
     <w:p>
@@ -15843,8 +17516,8 @@
     </w:p>
     <w:sectPr>
       <w:footerReference w:type="default" r:id="rId9"/>
-      <w:pgSz w:w="12240" w:h="15840"/>
-      <w:pgMar w:top="1440" w:right="1797" w:bottom="1440" w:left="1797" w:header="720" w:footer="720" w:gutter="0"/>
+      <w:pgSz w:w="11906" w:h="16838"/>
+      <w:pgMar w:top="1440" w:right="1633" w:bottom="1440" w:left="1633" w:header="720" w:footer="720" w:gutter="0"/>
       <w:cols w:space="720"/>
       <w:docGrid w:linePitch="360"/>
     </w:sectPr>

--- a/论文/仿生树形微通道散热_期刊投稿版.docx
+++ b/论文/仿生树形微通道散热_期刊投稿版.docx
@@ -1615,7 +1615,25 @@
                 <w:sz w:val="21"/>
                 <w:rFonts w:eastAsia="宋体" w:ascii="Times New Roman" w:hAnsi="Times New Roman"/>
               </w:rPr>
-              <w:t>有限对流换热系数</w:t>
+              <w:t xml:space="preserve">有限对流的无量纲 </w:t>
+            </w:r>
+            <w:r>
+              <w:rPr>
+                <w:b w:val="0"/>
+                <w:i/>
+                <w:sz w:val="21"/>
+                <w:rFonts w:eastAsia="Times New Roman" w:ascii="Times New Roman" w:hAnsi="Times New Roman"/>
+              </w:rPr>
+              <w:t>Bi</w:t>
+            </w:r>
+            <w:r>
+              <w:rPr>
+                <w:b w:val="0"/>
+                <w:i w:val="0"/>
+                <w:sz w:val="21"/>
+                <w:rFonts w:eastAsia="宋体" w:ascii="Times New Roman" w:hAnsi="Times New Roman"/>
+              </w:rPr>
+              <w:t xml:space="preserve"> 数</w:t>
             </w:r>
           </w:p>
         </w:tc>
@@ -1635,7 +1653,7 @@
                 <w:sz w:val="21"/>
                 <w:rFonts w:eastAsia="Times New Roman" w:ascii="Times New Roman" w:hAnsi="Times New Roman"/>
               </w:rPr>
-              <w:t>W/(mm²·K)</w:t>
+              <w:t>–</w:t>
             </w:r>
           </w:p>
         </w:tc>
@@ -11393,7 +11411,25 @@
           <w:sz w:val="21"/>
           <w:rFonts w:eastAsia="宋体" w:ascii="Times New Roman" w:hAnsi="Times New Roman"/>
         </w:rPr>
-        <w:t xml:space="preserve"> 扫描 0–0.3 W/(mm²·K)），树与对照的</w:t>
+        <w:t xml:space="preserve"> 即无量纲 </w:t>
+      </w:r>
+      <w:r>
+        <w:rPr>
+          <w:b w:val="0"/>
+          <w:i/>
+          <w:sz w:val="21"/>
+          <w:rFonts w:eastAsia="Times New Roman" w:ascii="Times New Roman" w:hAnsi="Times New Roman"/>
+        </w:rPr>
+        <w:t>Bi</w:t>
+      </w:r>
+      <w:r>
+        <w:rPr>
+          <w:b w:val="0"/>
+          <w:i w:val="0"/>
+          <w:sz w:val="21"/>
+          <w:rFonts w:eastAsia="宋体" w:ascii="Times New Roman" w:hAnsi="Times New Roman"/>
+        </w:rPr>
+        <w:t>，取 0 至 100 共 10 档），树与对照的</w:t>
       </w:r>
       <w:r>
         <w:rPr>

--- a/论文/仿生树形微通道散热_期刊投稿版.docx
+++ b/论文/仿生树形微通道散热_期刊投稿版.docx
@@ -16957,6 +16957,21 @@
     </w:p>
     <w:p>
       <w:pPr>
+        <w:spacing w:line="360" w:lineRule="auto"/>
+        <w:ind w:firstLine="420"/>
+      </w:pPr>
+      <w:r>
+        <w:rPr>
+          <w:b w:val="0"/>
+          <w:i w:val="0"/>
+          <w:sz w:val="21"/>
+          <w:rFonts w:eastAsia="宋体" w:ascii="Times New Roman" w:hAnsi="Times New Roman"/>
+        </w:rPr>
+        <w:t>全部源码、上述工件与校验清单同时公开托管于 GitHub 仓库 https://github.com/ice917/bionic-tree-microchannel；每个分发文件的 SHA-256 校验值记录在仓库根目录的 MANIFEST.sha256 中，可逐文件核对。数据集与代码已在 Zenodo 永久归档并作为参考文献 [21] 引用；概念 DOI 10.5281/zenodo.23620418 始终解析到最新归档版本，各归档快照的版本 DOI 见该记录页。本研究为纯计算研究，未进行预注册。</w:t>
+      </w:r>
+    </w:p>
+    <w:p>
+      <w:pPr>
         <w:spacing w:before="480" w:after="240"/>
         <w:jc w:val="center"/>
       </w:pPr>
@@ -16967,7 +16982,7 @@
           <w:sz w:val="30"/>
           <w:rFonts w:eastAsia="黑体" w:ascii="Times New Roman" w:hAnsi="Times New Roman"/>
         </w:rPr>
-        <w:t>作者贡献</w:t>
+        <w:t>代码可用性</w:t>
       </w:r>
     </w:p>
     <w:p>
@@ -16982,7 +16997,7 @@
           <w:sz w:val="21"/>
           <w:rFonts w:eastAsia="宋体" w:ascii="Times New Roman" w:hAnsi="Times New Roman"/>
         </w:rPr>
-        <w:t>概念化、方法论、软件、验证、形式化分析、可视化与初稿撰写：全部作者。全部作者已阅读并同意稿件的最终版本。</w:t>
+        <w:t>本文全部求解、绘图与稿件生成代码以 MIT 许可发布（LICENSE），数据与文档以 CC BY 4.0 许可发布（LICENSE-DATA）；第三方材料（src_extract/、参考论文/）不随本文分发。复现全部表格与图件的命令见附录。</w:t>
       </w:r>
     </w:p>
     <w:p>
@@ -16997,7 +17012,7 @@
           <w:sz w:val="30"/>
           <w:rFonts w:eastAsia="黑体" w:ascii="Times New Roman" w:hAnsi="Times New Roman"/>
         </w:rPr>
-        <w:t>利益冲突声明</w:t>
+        <w:t>作者贡献</w:t>
       </w:r>
     </w:p>
     <w:p>
@@ -17012,7 +17027,7 @@
           <w:sz w:val="21"/>
           <w:rFonts w:eastAsia="宋体" w:ascii="Times New Roman" w:hAnsi="Times New Roman"/>
         </w:rPr>
-        <w:t>作者声明不存在与本文发表相关的已知竞争性经济利益或个人关系。</w:t>
+        <w:t>概念化、方法论、软件、验证、形式化分析、可视化与初稿撰写：全部作者。全部作者已阅读并同意稿件的最终版本。</w:t>
       </w:r>
     </w:p>
     <w:p>
@@ -17027,7 +17042,7 @@
           <w:sz w:val="30"/>
           <w:rFonts w:eastAsia="黑体" w:ascii="Times New Roman" w:hAnsi="Times New Roman"/>
         </w:rPr>
-        <w:t>基金资助</w:t>
+        <w:t>利益冲突声明</w:t>
       </w:r>
     </w:p>
     <w:p>
@@ -17042,7 +17057,7 @@
           <w:sz w:val="21"/>
           <w:rFonts w:eastAsia="宋体" w:ascii="Times New Roman" w:hAnsi="Times New Roman"/>
         </w:rPr>
-        <w:t>本研究未接受任何外部基金资助。</w:t>
+        <w:t>作者声明不存在与本文发表相关的已知竞争性经济利益或个人关系。</w:t>
       </w:r>
     </w:p>
     <w:p>
@@ -17057,6 +17072,36 @@
           <w:sz w:val="30"/>
           <w:rFonts w:eastAsia="黑体" w:ascii="Times New Roman" w:hAnsi="Times New Roman"/>
         </w:rPr>
+        <w:t>基金资助</w:t>
+      </w:r>
+    </w:p>
+    <w:p>
+      <w:pPr>
+        <w:spacing w:line="360" w:lineRule="auto"/>
+        <w:ind w:firstLine="420"/>
+      </w:pPr>
+      <w:r>
+        <w:rPr>
+          <w:b w:val="0"/>
+          <w:i w:val="0"/>
+          <w:sz w:val="21"/>
+          <w:rFonts w:eastAsia="宋体" w:ascii="Times New Roman" w:hAnsi="Times New Roman"/>
+        </w:rPr>
+        <w:t>本研究未接受任何外部基金资助。</w:t>
+      </w:r>
+    </w:p>
+    <w:p>
+      <w:pPr>
+        <w:spacing w:before="480" w:after="240"/>
+        <w:jc w:val="center"/>
+      </w:pPr>
+      <w:r>
+        <w:rPr>
+          <w:b/>
+          <w:i w:val="0"/>
+          <w:sz w:val="30"/>
+          <w:rFonts w:eastAsia="黑体" w:ascii="Times New Roman" w:hAnsi="Times New Roman"/>
+        </w:rPr>
         <w:t>参考文献</w:t>
       </w:r>
     </w:p>
@@ -17338,6 +17383,20 @@
           <w:rFonts w:eastAsia="宋体" w:ascii="Times New Roman" w:hAnsi="Times New Roman"/>
         </w:rPr>
         <w:t>[20] Alphacool. Laing DDC-Pump 12V DDC-1RT datasheet[EB/OL]. https://www.alphacool.com/, 2026.</w:t>
+      </w:r>
+    </w:p>
+    <w:p>
+      <w:pPr>
+        <w:spacing w:line="300" w:lineRule="auto"/>
+      </w:pPr>
+      <w:r>
+        <w:rPr>
+          <w:b w:val="0"/>
+          <w:i w:val="0"/>
+          <w:sz w:val="18"/>
+          <w:rFonts w:eastAsia="宋体" w:ascii="Times New Roman" w:hAnsi="Times New Roman"/>
+        </w:rPr>
+        <w:t>[21] Wu H. Bionic adaptive network: generation, comparison and defect ledger of chip heat-dissipation channel trees[DS/OL]. Zenodo, 2026. https://doi.org/10.5281/zenodo.23620418 （概念 DOI，始终解析到最新归档版本）.</w:t>
       </w:r>
     </w:p>
     <w:p>
